--- a/html/QA-notes/QA.docx
+++ b/html/QA-notes/QA.docx
@@ -4,6 +4,3127 @@
   <w:body>
     <w:p>
       <w:pPr>
+        <w:pStyle w:val="11"/>
+      </w:pPr>
+      <w:r>
+        <w:t>ОГЛАВЛЕНИЕ</w:t>
+      </w:r>
+    </w:p>
+    <w:p>
+      <w:pPr>
+        <w:pStyle w:val="11"/>
+        <w:rPr>
+          <w:rFonts w:eastAsiaTheme="minorEastAsia"/>
+          <w:noProof/>
+          <w:sz w:val="24"/>
+          <w:szCs w:val="24"/>
+          <w:lang w:val="ru-UA" w:eastAsia="ru-UA"/>
+        </w:rPr>
+      </w:pPr>
+      <w:r>
+        <w:fldChar w:fldCharType="begin"/>
+      </w:r>
+      <w:r>
+        <w:instrText xml:space="preserve"> TOC \o "1-3" \h \z \u </w:instrText>
+      </w:r>
+      <w:r>
+        <w:fldChar w:fldCharType="separate"/>
+      </w:r>
+      <w:hyperlink w:anchor="_Toc233893095" w:history="1">
+        <w:r>
+          <w:rPr>
+            <w:rStyle w:val="ae"/>
+            <w:b/>
+            <w:bCs/>
+            <w:noProof/>
+          </w:rPr>
+          <w:t>Урок 1</w:t>
+        </w:r>
+        <w:r>
+          <w:rPr>
+            <w:noProof/>
+            <w:webHidden/>
+          </w:rPr>
+          <w:tab/>
+        </w:r>
+        <w:r>
+          <w:rPr>
+            <w:noProof/>
+            <w:webHidden/>
+          </w:rPr>
+          <w:fldChar w:fldCharType="begin"/>
+        </w:r>
+        <w:r>
+          <w:rPr>
+            <w:noProof/>
+            <w:webHidden/>
+          </w:rPr>
+          <w:instrText xml:space="preserve"> PAGEREF _Toc233893095 \h </w:instrText>
+        </w:r>
+        <w:r>
+          <w:rPr>
+            <w:noProof/>
+            <w:webHidden/>
+          </w:rPr>
+        </w:r>
+        <w:r>
+          <w:rPr>
+            <w:noProof/>
+            <w:webHidden/>
+          </w:rPr>
+          <w:fldChar w:fldCharType="separate"/>
+        </w:r>
+        <w:r>
+          <w:rPr>
+            <w:noProof/>
+            <w:webHidden/>
+          </w:rPr>
+          <w:t>3</w:t>
+        </w:r>
+        <w:r>
+          <w:rPr>
+            <w:noProof/>
+            <w:webHidden/>
+          </w:rPr>
+          <w:fldChar w:fldCharType="end"/>
+        </w:r>
+      </w:hyperlink>
+    </w:p>
+    <w:p>
+      <w:pPr>
+        <w:pStyle w:val="21"/>
+        <w:rPr>
+          <w:rFonts w:eastAsiaTheme="minorEastAsia"/>
+          <w:lang w:eastAsia="ru-UA"/>
+        </w:rPr>
+      </w:pPr>
+      <w:hyperlink w:anchor="_Toc233893096" w:history="1">
+        <w:r>
+          <w:rPr>
+            <w:rStyle w:val="ae"/>
+          </w:rPr>
+          <w:t>Что такое QA тестирование?</w:t>
+        </w:r>
+        <w:r>
+          <w:rPr>
+            <w:webHidden/>
+          </w:rPr>
+          <w:tab/>
+        </w:r>
+        <w:r>
+          <w:rPr>
+            <w:webHidden/>
+          </w:rPr>
+          <w:fldChar w:fldCharType="begin"/>
+        </w:r>
+        <w:r>
+          <w:rPr>
+            <w:webHidden/>
+          </w:rPr>
+          <w:instrText xml:space="preserve"> PAGEREF _Toc233893096 \h </w:instrText>
+        </w:r>
+        <w:r>
+          <w:rPr>
+            <w:webHidden/>
+          </w:rPr>
+        </w:r>
+        <w:r>
+          <w:rPr>
+            <w:webHidden/>
+          </w:rPr>
+          <w:fldChar w:fldCharType="separate"/>
+        </w:r>
+        <w:r>
+          <w:rPr>
+            <w:webHidden/>
+          </w:rPr>
+          <w:t>3</w:t>
+        </w:r>
+        <w:r>
+          <w:rPr>
+            <w:webHidden/>
+          </w:rPr>
+          <w:fldChar w:fldCharType="end"/>
+        </w:r>
+      </w:hyperlink>
+    </w:p>
+    <w:p>
+      <w:pPr>
+        <w:pStyle w:val="21"/>
+        <w:rPr>
+          <w:rFonts w:eastAsiaTheme="minorEastAsia"/>
+          <w:lang w:eastAsia="ru-UA"/>
+        </w:rPr>
+      </w:pPr>
+      <w:hyperlink w:anchor="_Toc233893097" w:history="1">
+        <w:r>
+          <w:rPr>
+            <w:rStyle w:val="ae"/>
+          </w:rPr>
+          <w:t>Кто такие QA инженеры?</w:t>
+        </w:r>
+        <w:r>
+          <w:rPr>
+            <w:webHidden/>
+          </w:rPr>
+          <w:tab/>
+        </w:r>
+        <w:r>
+          <w:rPr>
+            <w:webHidden/>
+          </w:rPr>
+          <w:fldChar w:fldCharType="begin"/>
+        </w:r>
+        <w:r>
+          <w:rPr>
+            <w:webHidden/>
+          </w:rPr>
+          <w:instrText xml:space="preserve"> PAGEREF _Toc233893097 \h </w:instrText>
+        </w:r>
+        <w:r>
+          <w:rPr>
+            <w:webHidden/>
+          </w:rPr>
+        </w:r>
+        <w:r>
+          <w:rPr>
+            <w:webHidden/>
+          </w:rPr>
+          <w:fldChar w:fldCharType="separate"/>
+        </w:r>
+        <w:r>
+          <w:rPr>
+            <w:webHidden/>
+          </w:rPr>
+          <w:t>3</w:t>
+        </w:r>
+        <w:r>
+          <w:rPr>
+            <w:webHidden/>
+          </w:rPr>
+          <w:fldChar w:fldCharType="end"/>
+        </w:r>
+      </w:hyperlink>
+    </w:p>
+    <w:p>
+      <w:pPr>
+        <w:pStyle w:val="21"/>
+        <w:rPr>
+          <w:rFonts w:eastAsiaTheme="minorEastAsia"/>
+          <w:lang w:eastAsia="ru-UA"/>
+        </w:rPr>
+      </w:pPr>
+      <w:hyperlink w:anchor="_Toc233893098" w:history="1">
+        <w:r>
+          <w:rPr>
+            <w:rStyle w:val="ae"/>
+          </w:rPr>
+          <w:t>Разница между QA и тестированием</w:t>
+        </w:r>
+        <w:r>
+          <w:rPr>
+            <w:webHidden/>
+          </w:rPr>
+          <w:tab/>
+        </w:r>
+        <w:r>
+          <w:rPr>
+            <w:webHidden/>
+          </w:rPr>
+          <w:fldChar w:fldCharType="begin"/>
+        </w:r>
+        <w:r>
+          <w:rPr>
+            <w:webHidden/>
+          </w:rPr>
+          <w:instrText xml:space="preserve"> PAGEREF _Toc233893098 \h </w:instrText>
+        </w:r>
+        <w:r>
+          <w:rPr>
+            <w:webHidden/>
+          </w:rPr>
+        </w:r>
+        <w:r>
+          <w:rPr>
+            <w:webHidden/>
+          </w:rPr>
+          <w:fldChar w:fldCharType="separate"/>
+        </w:r>
+        <w:r>
+          <w:rPr>
+            <w:webHidden/>
+          </w:rPr>
+          <w:t>3</w:t>
+        </w:r>
+        <w:r>
+          <w:rPr>
+            <w:webHidden/>
+          </w:rPr>
+          <w:fldChar w:fldCharType="end"/>
+        </w:r>
+      </w:hyperlink>
+    </w:p>
+    <w:p>
+      <w:pPr>
+        <w:pStyle w:val="21"/>
+        <w:rPr>
+          <w:rFonts w:eastAsiaTheme="minorEastAsia"/>
+          <w:lang w:eastAsia="ru-UA"/>
+        </w:rPr>
+      </w:pPr>
+      <w:hyperlink w:anchor="_Toc233893099" w:history="1">
+        <w:r>
+          <w:rPr>
+            <w:rStyle w:val="ae"/>
+          </w:rPr>
+          <w:t>Виды тестирования</w:t>
+        </w:r>
+        <w:r>
+          <w:rPr>
+            <w:webHidden/>
+          </w:rPr>
+          <w:tab/>
+        </w:r>
+        <w:r>
+          <w:rPr>
+            <w:webHidden/>
+          </w:rPr>
+          <w:fldChar w:fldCharType="begin"/>
+        </w:r>
+        <w:r>
+          <w:rPr>
+            <w:webHidden/>
+          </w:rPr>
+          <w:instrText xml:space="preserve"> PAGEREF _Toc233893099 \h </w:instrText>
+        </w:r>
+        <w:r>
+          <w:rPr>
+            <w:webHidden/>
+          </w:rPr>
+        </w:r>
+        <w:r>
+          <w:rPr>
+            <w:webHidden/>
+          </w:rPr>
+          <w:fldChar w:fldCharType="separate"/>
+        </w:r>
+        <w:r>
+          <w:rPr>
+            <w:webHidden/>
+          </w:rPr>
+          <w:t>3</w:t>
+        </w:r>
+        <w:r>
+          <w:rPr>
+            <w:webHidden/>
+          </w:rPr>
+          <w:fldChar w:fldCharType="end"/>
+        </w:r>
+      </w:hyperlink>
+    </w:p>
+    <w:p>
+      <w:pPr>
+        <w:pStyle w:val="11"/>
+        <w:rPr>
+          <w:rFonts w:eastAsiaTheme="minorEastAsia"/>
+          <w:noProof/>
+          <w:sz w:val="24"/>
+          <w:szCs w:val="24"/>
+          <w:lang w:val="ru-UA" w:eastAsia="ru-UA"/>
+        </w:rPr>
+      </w:pPr>
+      <w:hyperlink w:anchor="_Toc233893100" w:history="1">
+        <w:r>
+          <w:rPr>
+            <w:rStyle w:val="ae"/>
+            <w:b/>
+            <w:bCs/>
+            <w:noProof/>
+          </w:rPr>
+          <w:t>Урок 2</w:t>
+        </w:r>
+        <w:r>
+          <w:rPr>
+            <w:noProof/>
+            <w:webHidden/>
+          </w:rPr>
+          <w:tab/>
+        </w:r>
+        <w:r>
+          <w:rPr>
+            <w:noProof/>
+            <w:webHidden/>
+          </w:rPr>
+          <w:fldChar w:fldCharType="begin"/>
+        </w:r>
+        <w:r>
+          <w:rPr>
+            <w:noProof/>
+            <w:webHidden/>
+          </w:rPr>
+          <w:instrText xml:space="preserve"> PAGEREF _Toc233893100 \h </w:instrText>
+        </w:r>
+        <w:r>
+          <w:rPr>
+            <w:noProof/>
+            <w:webHidden/>
+          </w:rPr>
+        </w:r>
+        <w:r>
+          <w:rPr>
+            <w:noProof/>
+            <w:webHidden/>
+          </w:rPr>
+          <w:fldChar w:fldCharType="separate"/>
+        </w:r>
+        <w:r>
+          <w:rPr>
+            <w:noProof/>
+            <w:webHidden/>
+          </w:rPr>
+          <w:t>5</w:t>
+        </w:r>
+        <w:r>
+          <w:rPr>
+            <w:noProof/>
+            <w:webHidden/>
+          </w:rPr>
+          <w:fldChar w:fldCharType="end"/>
+        </w:r>
+      </w:hyperlink>
+    </w:p>
+    <w:p>
+      <w:pPr>
+        <w:pStyle w:val="21"/>
+        <w:rPr>
+          <w:rFonts w:eastAsiaTheme="minorEastAsia"/>
+          <w:lang w:eastAsia="ru-UA"/>
+        </w:rPr>
+      </w:pPr>
+      <w:hyperlink w:anchor="_Toc233893101" w:history="1">
+        <w:r>
+          <w:rPr>
+            <w:rStyle w:val="ae"/>
+          </w:rPr>
+          <w:t>SDLC (Software Development Life Cycle)</w:t>
+        </w:r>
+        <w:r>
+          <w:rPr>
+            <w:webHidden/>
+          </w:rPr>
+          <w:tab/>
+        </w:r>
+        <w:r>
+          <w:rPr>
+            <w:webHidden/>
+          </w:rPr>
+          <w:fldChar w:fldCharType="begin"/>
+        </w:r>
+        <w:r>
+          <w:rPr>
+            <w:webHidden/>
+          </w:rPr>
+          <w:instrText xml:space="preserve"> PAGEREF _Toc233893101 \h </w:instrText>
+        </w:r>
+        <w:r>
+          <w:rPr>
+            <w:webHidden/>
+          </w:rPr>
+        </w:r>
+        <w:r>
+          <w:rPr>
+            <w:webHidden/>
+          </w:rPr>
+          <w:fldChar w:fldCharType="separate"/>
+        </w:r>
+        <w:r>
+          <w:rPr>
+            <w:webHidden/>
+          </w:rPr>
+          <w:t>5</w:t>
+        </w:r>
+        <w:r>
+          <w:rPr>
+            <w:webHidden/>
+          </w:rPr>
+          <w:fldChar w:fldCharType="end"/>
+        </w:r>
+      </w:hyperlink>
+    </w:p>
+    <w:p>
+      <w:pPr>
+        <w:pStyle w:val="21"/>
+        <w:rPr>
+          <w:rFonts w:eastAsiaTheme="minorEastAsia"/>
+          <w:lang w:eastAsia="ru-UA"/>
+        </w:rPr>
+      </w:pPr>
+      <w:hyperlink w:anchor="_Toc233893102" w:history="1">
+        <w:r>
+          <w:rPr>
+            <w:rStyle w:val="ae"/>
+          </w:rPr>
+          <w:t>7 этапов разработки продукта</w:t>
+        </w:r>
+        <w:r>
+          <w:rPr>
+            <w:rStyle w:val="ae"/>
+            <w:lang w:val="ru-RU"/>
+          </w:rPr>
+          <w:t>:</w:t>
+        </w:r>
+        <w:r>
+          <w:rPr>
+            <w:webHidden/>
+          </w:rPr>
+          <w:tab/>
+        </w:r>
+        <w:r>
+          <w:rPr>
+            <w:webHidden/>
+          </w:rPr>
+          <w:fldChar w:fldCharType="begin"/>
+        </w:r>
+        <w:r>
+          <w:rPr>
+            <w:webHidden/>
+          </w:rPr>
+          <w:instrText xml:space="preserve"> PAGEREF _Toc233893102 \h </w:instrText>
+        </w:r>
+        <w:r>
+          <w:rPr>
+            <w:webHidden/>
+          </w:rPr>
+        </w:r>
+        <w:r>
+          <w:rPr>
+            <w:webHidden/>
+          </w:rPr>
+          <w:fldChar w:fldCharType="separate"/>
+        </w:r>
+        <w:r>
+          <w:rPr>
+            <w:webHidden/>
+          </w:rPr>
+          <w:t>5</w:t>
+        </w:r>
+        <w:r>
+          <w:rPr>
+            <w:webHidden/>
+          </w:rPr>
+          <w:fldChar w:fldCharType="end"/>
+        </w:r>
+      </w:hyperlink>
+    </w:p>
+    <w:p>
+      <w:pPr>
+        <w:pStyle w:val="21"/>
+        <w:rPr>
+          <w:rFonts w:eastAsiaTheme="minorEastAsia"/>
+          <w:lang w:eastAsia="ru-UA"/>
+        </w:rPr>
+      </w:pPr>
+      <w:hyperlink w:anchor="_Toc233893103" w:history="1">
+        <w:r>
+          <w:rPr>
+            <w:rStyle w:val="ae"/>
+          </w:rPr>
+          <w:t>Популярные модели разработки</w:t>
+        </w:r>
+        <w:r>
+          <w:rPr>
+            <w:webHidden/>
+          </w:rPr>
+          <w:tab/>
+        </w:r>
+        <w:r>
+          <w:rPr>
+            <w:webHidden/>
+          </w:rPr>
+          <w:fldChar w:fldCharType="begin"/>
+        </w:r>
+        <w:r>
+          <w:rPr>
+            <w:webHidden/>
+          </w:rPr>
+          <w:instrText xml:space="preserve"> PAGEREF _Toc233893103 \h </w:instrText>
+        </w:r>
+        <w:r>
+          <w:rPr>
+            <w:webHidden/>
+          </w:rPr>
+        </w:r>
+        <w:r>
+          <w:rPr>
+            <w:webHidden/>
+          </w:rPr>
+          <w:fldChar w:fldCharType="separate"/>
+        </w:r>
+        <w:r>
+          <w:rPr>
+            <w:webHidden/>
+          </w:rPr>
+          <w:t>6</w:t>
+        </w:r>
+        <w:r>
+          <w:rPr>
+            <w:webHidden/>
+          </w:rPr>
+          <w:fldChar w:fldCharType="end"/>
+        </w:r>
+      </w:hyperlink>
+    </w:p>
+    <w:p>
+      <w:pPr>
+        <w:pStyle w:val="11"/>
+        <w:rPr>
+          <w:rFonts w:eastAsiaTheme="minorEastAsia"/>
+          <w:noProof/>
+          <w:sz w:val="24"/>
+          <w:szCs w:val="24"/>
+          <w:lang w:val="ru-UA" w:eastAsia="ru-UA"/>
+        </w:rPr>
+      </w:pPr>
+      <w:hyperlink w:anchor="_Toc233893104" w:history="1">
+        <w:r>
+          <w:rPr>
+            <w:rStyle w:val="ae"/>
+            <w:b/>
+            <w:bCs/>
+            <w:noProof/>
+          </w:rPr>
+          <w:t>Урок 3</w:t>
+        </w:r>
+        <w:r>
+          <w:rPr>
+            <w:noProof/>
+            <w:webHidden/>
+          </w:rPr>
+          <w:tab/>
+        </w:r>
+        <w:r>
+          <w:rPr>
+            <w:noProof/>
+            <w:webHidden/>
+          </w:rPr>
+          <w:fldChar w:fldCharType="begin"/>
+        </w:r>
+        <w:r>
+          <w:rPr>
+            <w:noProof/>
+            <w:webHidden/>
+          </w:rPr>
+          <w:instrText xml:space="preserve"> PAGEREF _Toc233893104 \h </w:instrText>
+        </w:r>
+        <w:r>
+          <w:rPr>
+            <w:noProof/>
+            <w:webHidden/>
+          </w:rPr>
+        </w:r>
+        <w:r>
+          <w:rPr>
+            <w:noProof/>
+            <w:webHidden/>
+          </w:rPr>
+          <w:fldChar w:fldCharType="separate"/>
+        </w:r>
+        <w:r>
+          <w:rPr>
+            <w:noProof/>
+            <w:webHidden/>
+          </w:rPr>
+          <w:t>7</w:t>
+        </w:r>
+        <w:r>
+          <w:rPr>
+            <w:noProof/>
+            <w:webHidden/>
+          </w:rPr>
+          <w:fldChar w:fldCharType="end"/>
+        </w:r>
+      </w:hyperlink>
+    </w:p>
+    <w:p>
+      <w:pPr>
+        <w:pStyle w:val="21"/>
+        <w:rPr>
+          <w:rFonts w:eastAsiaTheme="minorEastAsia"/>
+          <w:lang w:eastAsia="ru-UA"/>
+        </w:rPr>
+      </w:pPr>
+      <w:hyperlink w:anchor="_Toc233893105" w:history="1">
+        <w:r>
+          <w:rPr>
+            <w:rStyle w:val="ae"/>
+          </w:rPr>
+          <w:t>Что именно мы проверяем?</w:t>
+        </w:r>
+        <w:r>
+          <w:rPr>
+            <w:webHidden/>
+          </w:rPr>
+          <w:tab/>
+        </w:r>
+        <w:r>
+          <w:rPr>
+            <w:webHidden/>
+          </w:rPr>
+          <w:fldChar w:fldCharType="begin"/>
+        </w:r>
+        <w:r>
+          <w:rPr>
+            <w:webHidden/>
+          </w:rPr>
+          <w:instrText xml:space="preserve"> PAGEREF _Toc233893105 \h </w:instrText>
+        </w:r>
+        <w:r>
+          <w:rPr>
+            <w:webHidden/>
+          </w:rPr>
+        </w:r>
+        <w:r>
+          <w:rPr>
+            <w:webHidden/>
+          </w:rPr>
+          <w:fldChar w:fldCharType="separate"/>
+        </w:r>
+        <w:r>
+          <w:rPr>
+            <w:webHidden/>
+          </w:rPr>
+          <w:t>7</w:t>
+        </w:r>
+        <w:r>
+          <w:rPr>
+            <w:webHidden/>
+          </w:rPr>
+          <w:fldChar w:fldCharType="end"/>
+        </w:r>
+      </w:hyperlink>
+    </w:p>
+    <w:p>
+      <w:pPr>
+        <w:pStyle w:val="21"/>
+        <w:rPr>
+          <w:rFonts w:eastAsiaTheme="minorEastAsia"/>
+          <w:lang w:eastAsia="ru-UA"/>
+        </w:rPr>
+      </w:pPr>
+      <w:hyperlink w:anchor="_Toc233893106" w:history="1">
+        <w:r>
+          <w:rPr>
+            <w:rStyle w:val="ae"/>
+          </w:rPr>
+          <w:t>Уровни тестирования (от деталей к целому)</w:t>
+        </w:r>
+        <w:r>
+          <w:rPr>
+            <w:webHidden/>
+          </w:rPr>
+          <w:tab/>
+        </w:r>
+        <w:r>
+          <w:rPr>
+            <w:webHidden/>
+          </w:rPr>
+          <w:fldChar w:fldCharType="begin"/>
+        </w:r>
+        <w:r>
+          <w:rPr>
+            <w:webHidden/>
+          </w:rPr>
+          <w:instrText xml:space="preserve"> PAGEREF _Toc233893106 \h </w:instrText>
+        </w:r>
+        <w:r>
+          <w:rPr>
+            <w:webHidden/>
+          </w:rPr>
+        </w:r>
+        <w:r>
+          <w:rPr>
+            <w:webHidden/>
+          </w:rPr>
+          <w:fldChar w:fldCharType="separate"/>
+        </w:r>
+        <w:r>
+          <w:rPr>
+            <w:webHidden/>
+          </w:rPr>
+          <w:t>7</w:t>
+        </w:r>
+        <w:r>
+          <w:rPr>
+            <w:webHidden/>
+          </w:rPr>
+          <w:fldChar w:fldCharType="end"/>
+        </w:r>
+      </w:hyperlink>
+    </w:p>
+    <w:p>
+      <w:pPr>
+        <w:pStyle w:val="21"/>
+        <w:rPr>
+          <w:rFonts w:eastAsiaTheme="minorEastAsia"/>
+          <w:lang w:eastAsia="ru-UA"/>
+        </w:rPr>
+      </w:pPr>
+      <w:hyperlink w:anchor="_Toc233893107" w:history="1">
+        <w:r>
+          <w:rPr>
+            <w:rStyle w:val="ae"/>
+          </w:rPr>
+          <w:t>Поддержание стабильности (Защита от новых поломок)</w:t>
+        </w:r>
+        <w:r>
+          <w:rPr>
+            <w:webHidden/>
+          </w:rPr>
+          <w:tab/>
+        </w:r>
+        <w:r>
+          <w:rPr>
+            <w:webHidden/>
+          </w:rPr>
+          <w:fldChar w:fldCharType="begin"/>
+        </w:r>
+        <w:r>
+          <w:rPr>
+            <w:webHidden/>
+          </w:rPr>
+          <w:instrText xml:space="preserve"> PAGEREF _Toc233893107 \h </w:instrText>
+        </w:r>
+        <w:r>
+          <w:rPr>
+            <w:webHidden/>
+          </w:rPr>
+        </w:r>
+        <w:r>
+          <w:rPr>
+            <w:webHidden/>
+          </w:rPr>
+          <w:fldChar w:fldCharType="separate"/>
+        </w:r>
+        <w:r>
+          <w:rPr>
+            <w:webHidden/>
+          </w:rPr>
+          <w:t>7</w:t>
+        </w:r>
+        <w:r>
+          <w:rPr>
+            <w:webHidden/>
+          </w:rPr>
+          <w:fldChar w:fldCharType="end"/>
+        </w:r>
+      </w:hyperlink>
+    </w:p>
+    <w:p>
+      <w:pPr>
+        <w:pStyle w:val="11"/>
+        <w:rPr>
+          <w:rFonts w:eastAsiaTheme="minorEastAsia"/>
+          <w:noProof/>
+          <w:sz w:val="24"/>
+          <w:szCs w:val="24"/>
+          <w:lang w:val="ru-UA" w:eastAsia="ru-UA"/>
+        </w:rPr>
+      </w:pPr>
+      <w:hyperlink w:anchor="_Toc233893108" w:history="1">
+        <w:r>
+          <w:rPr>
+            <w:rStyle w:val="ae"/>
+            <w:b/>
+            <w:bCs/>
+            <w:noProof/>
+          </w:rPr>
+          <w:t>Урок 4</w:t>
+        </w:r>
+        <w:r>
+          <w:rPr>
+            <w:noProof/>
+            <w:webHidden/>
+          </w:rPr>
+          <w:tab/>
+        </w:r>
+        <w:r>
+          <w:rPr>
+            <w:noProof/>
+            <w:webHidden/>
+          </w:rPr>
+          <w:fldChar w:fldCharType="begin"/>
+        </w:r>
+        <w:r>
+          <w:rPr>
+            <w:noProof/>
+            <w:webHidden/>
+          </w:rPr>
+          <w:instrText xml:space="preserve"> PAGEREF _Toc233893108 \h </w:instrText>
+        </w:r>
+        <w:r>
+          <w:rPr>
+            <w:noProof/>
+            <w:webHidden/>
+          </w:rPr>
+        </w:r>
+        <w:r>
+          <w:rPr>
+            <w:noProof/>
+            <w:webHidden/>
+          </w:rPr>
+          <w:fldChar w:fldCharType="separate"/>
+        </w:r>
+        <w:r>
+          <w:rPr>
+            <w:noProof/>
+            <w:webHidden/>
+          </w:rPr>
+          <w:t>9</w:t>
+        </w:r>
+        <w:r>
+          <w:rPr>
+            <w:noProof/>
+            <w:webHidden/>
+          </w:rPr>
+          <w:fldChar w:fldCharType="end"/>
+        </w:r>
+      </w:hyperlink>
+    </w:p>
+    <w:p>
+      <w:pPr>
+        <w:pStyle w:val="21"/>
+        <w:rPr>
+          <w:rFonts w:eastAsiaTheme="minorEastAsia"/>
+          <w:lang w:eastAsia="ru-UA"/>
+        </w:rPr>
+      </w:pPr>
+      <w:hyperlink w:anchor="_Toc233893109" w:history="1">
+        <w:r>
+          <w:rPr>
+            <w:rStyle w:val="ae"/>
+          </w:rPr>
+          <w:t>Что такое мануальное тестирование?</w:t>
+        </w:r>
+        <w:r>
+          <w:rPr>
+            <w:webHidden/>
+          </w:rPr>
+          <w:tab/>
+        </w:r>
+        <w:r>
+          <w:rPr>
+            <w:webHidden/>
+          </w:rPr>
+          <w:fldChar w:fldCharType="begin"/>
+        </w:r>
+        <w:r>
+          <w:rPr>
+            <w:webHidden/>
+          </w:rPr>
+          <w:instrText xml:space="preserve"> PAGEREF _Toc233893109 \h </w:instrText>
+        </w:r>
+        <w:r>
+          <w:rPr>
+            <w:webHidden/>
+          </w:rPr>
+        </w:r>
+        <w:r>
+          <w:rPr>
+            <w:webHidden/>
+          </w:rPr>
+          <w:fldChar w:fldCharType="separate"/>
+        </w:r>
+        <w:r>
+          <w:rPr>
+            <w:webHidden/>
+          </w:rPr>
+          <w:t>9</w:t>
+        </w:r>
+        <w:r>
+          <w:rPr>
+            <w:webHidden/>
+          </w:rPr>
+          <w:fldChar w:fldCharType="end"/>
+        </w:r>
+      </w:hyperlink>
+    </w:p>
+    <w:p>
+      <w:pPr>
+        <w:pStyle w:val="21"/>
+        <w:rPr>
+          <w:rFonts w:eastAsiaTheme="minorEastAsia"/>
+          <w:lang w:eastAsia="ru-UA"/>
+        </w:rPr>
+      </w:pPr>
+      <w:hyperlink w:anchor="_Toc233893110" w:history="1">
+        <w:r>
+          <w:rPr>
+            <w:rStyle w:val="ae"/>
+          </w:rPr>
+          <w:t>Написание тест-кейсов</w:t>
+        </w:r>
+        <w:r>
+          <w:rPr>
+            <w:webHidden/>
+          </w:rPr>
+          <w:tab/>
+        </w:r>
+        <w:r>
+          <w:rPr>
+            <w:webHidden/>
+          </w:rPr>
+          <w:fldChar w:fldCharType="begin"/>
+        </w:r>
+        <w:r>
+          <w:rPr>
+            <w:webHidden/>
+          </w:rPr>
+          <w:instrText xml:space="preserve"> PAGEREF _Toc233893110 \h </w:instrText>
+        </w:r>
+        <w:r>
+          <w:rPr>
+            <w:webHidden/>
+          </w:rPr>
+        </w:r>
+        <w:r>
+          <w:rPr>
+            <w:webHidden/>
+          </w:rPr>
+          <w:fldChar w:fldCharType="separate"/>
+        </w:r>
+        <w:r>
+          <w:rPr>
+            <w:webHidden/>
+          </w:rPr>
+          <w:t>9</w:t>
+        </w:r>
+        <w:r>
+          <w:rPr>
+            <w:webHidden/>
+          </w:rPr>
+          <w:fldChar w:fldCharType="end"/>
+        </w:r>
+      </w:hyperlink>
+    </w:p>
+    <w:p>
+      <w:pPr>
+        <w:pStyle w:val="21"/>
+        <w:rPr>
+          <w:rFonts w:eastAsiaTheme="minorEastAsia"/>
+          <w:lang w:eastAsia="ru-UA"/>
+        </w:rPr>
+      </w:pPr>
+      <w:hyperlink w:anchor="_Toc233893111" w:history="1">
+        <w:r>
+          <w:rPr>
+            <w:rStyle w:val="ae"/>
+          </w:rPr>
+          <w:t>Ведение отчетности о багах (Баг-репорты)</w:t>
+        </w:r>
+        <w:r>
+          <w:rPr>
+            <w:webHidden/>
+          </w:rPr>
+          <w:tab/>
+        </w:r>
+        <w:r>
+          <w:rPr>
+            <w:webHidden/>
+          </w:rPr>
+          <w:fldChar w:fldCharType="begin"/>
+        </w:r>
+        <w:r>
+          <w:rPr>
+            <w:webHidden/>
+          </w:rPr>
+          <w:instrText xml:space="preserve"> PAGEREF _Toc233893111 \h </w:instrText>
+        </w:r>
+        <w:r>
+          <w:rPr>
+            <w:webHidden/>
+          </w:rPr>
+        </w:r>
+        <w:r>
+          <w:rPr>
+            <w:webHidden/>
+          </w:rPr>
+          <w:fldChar w:fldCharType="separate"/>
+        </w:r>
+        <w:r>
+          <w:rPr>
+            <w:webHidden/>
+          </w:rPr>
+          <w:t>10</w:t>
+        </w:r>
+        <w:r>
+          <w:rPr>
+            <w:webHidden/>
+          </w:rPr>
+          <w:fldChar w:fldCharType="end"/>
+        </w:r>
+      </w:hyperlink>
+    </w:p>
+    <w:p>
+      <w:pPr>
+        <w:pStyle w:val="11"/>
+        <w:rPr>
+          <w:rFonts w:eastAsiaTheme="minorEastAsia"/>
+          <w:noProof/>
+          <w:sz w:val="24"/>
+          <w:szCs w:val="24"/>
+          <w:lang w:val="ru-UA" w:eastAsia="ru-UA"/>
+        </w:rPr>
+      </w:pPr>
+      <w:hyperlink w:anchor="_Toc233893112" w:history="1">
+        <w:r>
+          <w:rPr>
+            <w:rStyle w:val="ae"/>
+            <w:b/>
+            <w:bCs/>
+            <w:noProof/>
+          </w:rPr>
+          <w:t>Урок 5</w:t>
+        </w:r>
+        <w:r>
+          <w:rPr>
+            <w:noProof/>
+            <w:webHidden/>
+          </w:rPr>
+          <w:tab/>
+        </w:r>
+        <w:r>
+          <w:rPr>
+            <w:noProof/>
+            <w:webHidden/>
+          </w:rPr>
+          <w:fldChar w:fldCharType="begin"/>
+        </w:r>
+        <w:r>
+          <w:rPr>
+            <w:noProof/>
+            <w:webHidden/>
+          </w:rPr>
+          <w:instrText xml:space="preserve"> PAGEREF _Toc233893112 \h </w:instrText>
+        </w:r>
+        <w:r>
+          <w:rPr>
+            <w:noProof/>
+            <w:webHidden/>
+          </w:rPr>
+        </w:r>
+        <w:r>
+          <w:rPr>
+            <w:noProof/>
+            <w:webHidden/>
+          </w:rPr>
+          <w:fldChar w:fldCharType="separate"/>
+        </w:r>
+        <w:r>
+          <w:rPr>
+            <w:noProof/>
+            <w:webHidden/>
+          </w:rPr>
+          <w:t>12</w:t>
+        </w:r>
+        <w:r>
+          <w:rPr>
+            <w:noProof/>
+            <w:webHidden/>
+          </w:rPr>
+          <w:fldChar w:fldCharType="end"/>
+        </w:r>
+      </w:hyperlink>
+    </w:p>
+    <w:p>
+      <w:pPr>
+        <w:pStyle w:val="21"/>
+        <w:rPr>
+          <w:rFonts w:eastAsiaTheme="minorEastAsia"/>
+          <w:lang w:eastAsia="ru-UA"/>
+        </w:rPr>
+      </w:pPr>
+      <w:hyperlink w:anchor="_Toc233893113" w:history="1">
+        <w:r>
+          <w:rPr>
+            <w:rStyle w:val="ae"/>
+          </w:rPr>
+          <w:t>1. Подходы к тестированию (Как мы смотрим на программу)</w:t>
+        </w:r>
+        <w:r>
+          <w:rPr>
+            <w:webHidden/>
+          </w:rPr>
+          <w:tab/>
+        </w:r>
+        <w:r>
+          <w:rPr>
+            <w:webHidden/>
+          </w:rPr>
+          <w:fldChar w:fldCharType="begin"/>
+        </w:r>
+        <w:r>
+          <w:rPr>
+            <w:webHidden/>
+          </w:rPr>
+          <w:instrText xml:space="preserve"> PAGEREF _Toc233893113 \h </w:instrText>
+        </w:r>
+        <w:r>
+          <w:rPr>
+            <w:webHidden/>
+          </w:rPr>
+        </w:r>
+        <w:r>
+          <w:rPr>
+            <w:webHidden/>
+          </w:rPr>
+          <w:fldChar w:fldCharType="separate"/>
+        </w:r>
+        <w:r>
+          <w:rPr>
+            <w:webHidden/>
+          </w:rPr>
+          <w:t>12</w:t>
+        </w:r>
+        <w:r>
+          <w:rPr>
+            <w:webHidden/>
+          </w:rPr>
+          <w:fldChar w:fldCharType="end"/>
+        </w:r>
+      </w:hyperlink>
+    </w:p>
+    <w:p>
+      <w:pPr>
+        <w:pStyle w:val="21"/>
+        <w:rPr>
+          <w:rFonts w:eastAsiaTheme="minorEastAsia"/>
+          <w:lang w:eastAsia="ru-UA"/>
+        </w:rPr>
+      </w:pPr>
+      <w:hyperlink w:anchor="_Toc233893114" w:history="1">
+        <w:r>
+          <w:rPr>
+            <w:rStyle w:val="ae"/>
+          </w:rPr>
+          <w:t>2. Техники тест-дизайна (Как оптимизировать проверки)</w:t>
+        </w:r>
+        <w:r>
+          <w:rPr>
+            <w:webHidden/>
+          </w:rPr>
+          <w:tab/>
+        </w:r>
+        <w:r>
+          <w:rPr>
+            <w:webHidden/>
+          </w:rPr>
+          <w:fldChar w:fldCharType="begin"/>
+        </w:r>
+        <w:r>
+          <w:rPr>
+            <w:webHidden/>
+          </w:rPr>
+          <w:instrText xml:space="preserve"> PAGEREF _Toc233893114 \h </w:instrText>
+        </w:r>
+        <w:r>
+          <w:rPr>
+            <w:webHidden/>
+          </w:rPr>
+        </w:r>
+        <w:r>
+          <w:rPr>
+            <w:webHidden/>
+          </w:rPr>
+          <w:fldChar w:fldCharType="separate"/>
+        </w:r>
+        <w:r>
+          <w:rPr>
+            <w:webHidden/>
+          </w:rPr>
+          <w:t>12</w:t>
+        </w:r>
+        <w:r>
+          <w:rPr>
+            <w:webHidden/>
+          </w:rPr>
+          <w:fldChar w:fldCharType="end"/>
+        </w:r>
+      </w:hyperlink>
+    </w:p>
+    <w:p>
+      <w:pPr>
+        <w:pStyle w:val="11"/>
+        <w:rPr>
+          <w:rFonts w:eastAsiaTheme="minorEastAsia"/>
+          <w:noProof/>
+          <w:sz w:val="24"/>
+          <w:szCs w:val="24"/>
+          <w:lang w:val="ru-UA" w:eastAsia="ru-UA"/>
+        </w:rPr>
+      </w:pPr>
+      <w:hyperlink w:anchor="_Toc233893115" w:history="1">
+        <w:r>
+          <w:rPr>
+            <w:rStyle w:val="ae"/>
+            <w:b/>
+            <w:bCs/>
+            <w:noProof/>
+          </w:rPr>
+          <w:t>Урок 6</w:t>
+        </w:r>
+        <w:r>
+          <w:rPr>
+            <w:noProof/>
+            <w:webHidden/>
+          </w:rPr>
+          <w:tab/>
+        </w:r>
+        <w:r>
+          <w:rPr>
+            <w:noProof/>
+            <w:webHidden/>
+          </w:rPr>
+          <w:fldChar w:fldCharType="begin"/>
+        </w:r>
+        <w:r>
+          <w:rPr>
+            <w:noProof/>
+            <w:webHidden/>
+          </w:rPr>
+          <w:instrText xml:space="preserve"> PAGEREF _Toc233893115 \h </w:instrText>
+        </w:r>
+        <w:r>
+          <w:rPr>
+            <w:noProof/>
+            <w:webHidden/>
+          </w:rPr>
+        </w:r>
+        <w:r>
+          <w:rPr>
+            <w:noProof/>
+            <w:webHidden/>
+          </w:rPr>
+          <w:fldChar w:fldCharType="separate"/>
+        </w:r>
+        <w:r>
+          <w:rPr>
+            <w:noProof/>
+            <w:webHidden/>
+          </w:rPr>
+          <w:t>15</w:t>
+        </w:r>
+        <w:r>
+          <w:rPr>
+            <w:noProof/>
+            <w:webHidden/>
+          </w:rPr>
+          <w:fldChar w:fldCharType="end"/>
+        </w:r>
+      </w:hyperlink>
+    </w:p>
+    <w:p>
+      <w:pPr>
+        <w:pStyle w:val="21"/>
+        <w:rPr>
+          <w:rFonts w:eastAsiaTheme="minorEastAsia"/>
+          <w:lang w:eastAsia="ru-UA"/>
+        </w:rPr>
+      </w:pPr>
+      <w:hyperlink w:anchor="_Toc233893116" w:history="1">
+        <w:r>
+          <w:rPr>
+            <w:rStyle w:val="ae"/>
+          </w:rPr>
+          <w:t>Что такое автоматизация тестирования?</w:t>
+        </w:r>
+        <w:r>
+          <w:rPr>
+            <w:webHidden/>
+          </w:rPr>
+          <w:tab/>
+        </w:r>
+        <w:r>
+          <w:rPr>
+            <w:webHidden/>
+          </w:rPr>
+          <w:fldChar w:fldCharType="begin"/>
+        </w:r>
+        <w:r>
+          <w:rPr>
+            <w:webHidden/>
+          </w:rPr>
+          <w:instrText xml:space="preserve"> PAGEREF _Toc233893116 \h </w:instrText>
+        </w:r>
+        <w:r>
+          <w:rPr>
+            <w:webHidden/>
+          </w:rPr>
+        </w:r>
+        <w:r>
+          <w:rPr>
+            <w:webHidden/>
+          </w:rPr>
+          <w:fldChar w:fldCharType="separate"/>
+        </w:r>
+        <w:r>
+          <w:rPr>
+            <w:webHidden/>
+          </w:rPr>
+          <w:t>15</w:t>
+        </w:r>
+        <w:r>
+          <w:rPr>
+            <w:webHidden/>
+          </w:rPr>
+          <w:fldChar w:fldCharType="end"/>
+        </w:r>
+      </w:hyperlink>
+    </w:p>
+    <w:p>
+      <w:pPr>
+        <w:pStyle w:val="21"/>
+        <w:rPr>
+          <w:rFonts w:eastAsiaTheme="minorEastAsia"/>
+          <w:lang w:eastAsia="ru-UA"/>
+        </w:rPr>
+      </w:pPr>
+      <w:hyperlink w:anchor="_Toc233893117" w:history="1">
+        <w:r>
+          <w:rPr>
+            <w:rStyle w:val="ae"/>
+          </w:rPr>
+          <w:t>Главные плюсы автоматизации:</w:t>
+        </w:r>
+        <w:r>
+          <w:rPr>
+            <w:webHidden/>
+          </w:rPr>
+          <w:tab/>
+        </w:r>
+        <w:r>
+          <w:rPr>
+            <w:webHidden/>
+          </w:rPr>
+          <w:fldChar w:fldCharType="begin"/>
+        </w:r>
+        <w:r>
+          <w:rPr>
+            <w:webHidden/>
+          </w:rPr>
+          <w:instrText xml:space="preserve"> PAGEREF _Toc233893117 \h </w:instrText>
+        </w:r>
+        <w:r>
+          <w:rPr>
+            <w:webHidden/>
+          </w:rPr>
+        </w:r>
+        <w:r>
+          <w:rPr>
+            <w:webHidden/>
+          </w:rPr>
+          <w:fldChar w:fldCharType="separate"/>
+        </w:r>
+        <w:r>
+          <w:rPr>
+            <w:webHidden/>
+          </w:rPr>
+          <w:t>15</w:t>
+        </w:r>
+        <w:r>
+          <w:rPr>
+            <w:webHidden/>
+          </w:rPr>
+          <w:fldChar w:fldCharType="end"/>
+        </w:r>
+      </w:hyperlink>
+    </w:p>
+    <w:p>
+      <w:pPr>
+        <w:pStyle w:val="21"/>
+        <w:rPr>
+          <w:rFonts w:eastAsiaTheme="minorEastAsia"/>
+          <w:lang w:eastAsia="ru-UA"/>
+        </w:rPr>
+      </w:pPr>
+      <w:hyperlink w:anchor="_Toc233893118" w:history="1">
+        <w:r>
+          <w:rPr>
+            <w:rStyle w:val="ae"/>
+          </w:rPr>
+          <w:t>Когда автоматизация нужна, а когда — нет?</w:t>
+        </w:r>
+        <w:r>
+          <w:rPr>
+            <w:webHidden/>
+          </w:rPr>
+          <w:tab/>
+        </w:r>
+        <w:r>
+          <w:rPr>
+            <w:webHidden/>
+          </w:rPr>
+          <w:fldChar w:fldCharType="begin"/>
+        </w:r>
+        <w:r>
+          <w:rPr>
+            <w:webHidden/>
+          </w:rPr>
+          <w:instrText xml:space="preserve"> PAGEREF _Toc233893118 \h </w:instrText>
+        </w:r>
+        <w:r>
+          <w:rPr>
+            <w:webHidden/>
+          </w:rPr>
+        </w:r>
+        <w:r>
+          <w:rPr>
+            <w:webHidden/>
+          </w:rPr>
+          <w:fldChar w:fldCharType="separate"/>
+        </w:r>
+        <w:r>
+          <w:rPr>
+            <w:webHidden/>
+          </w:rPr>
+          <w:t>15</w:t>
+        </w:r>
+        <w:r>
+          <w:rPr>
+            <w:webHidden/>
+          </w:rPr>
+          <w:fldChar w:fldCharType="end"/>
+        </w:r>
+      </w:hyperlink>
+    </w:p>
+    <w:p>
+      <w:pPr>
+        <w:pStyle w:val="21"/>
+        <w:rPr>
+          <w:rFonts w:eastAsiaTheme="minorEastAsia"/>
+          <w:lang w:eastAsia="ru-UA"/>
+        </w:rPr>
+      </w:pPr>
+      <w:hyperlink w:anchor="_Toc233893119" w:history="1">
+        <w:r>
+          <w:rPr>
+            <w:rStyle w:val="ae"/>
+          </w:rPr>
+          <w:t>Где автотесты необходимы:</w:t>
+        </w:r>
+        <w:r>
+          <w:rPr>
+            <w:webHidden/>
+          </w:rPr>
+          <w:tab/>
+        </w:r>
+        <w:r>
+          <w:rPr>
+            <w:webHidden/>
+          </w:rPr>
+          <w:fldChar w:fldCharType="begin"/>
+        </w:r>
+        <w:r>
+          <w:rPr>
+            <w:webHidden/>
+          </w:rPr>
+          <w:instrText xml:space="preserve"> PAGEREF _Toc233893119 \h </w:instrText>
+        </w:r>
+        <w:r>
+          <w:rPr>
+            <w:webHidden/>
+          </w:rPr>
+        </w:r>
+        <w:r>
+          <w:rPr>
+            <w:webHidden/>
+          </w:rPr>
+          <w:fldChar w:fldCharType="separate"/>
+        </w:r>
+        <w:r>
+          <w:rPr>
+            <w:webHidden/>
+          </w:rPr>
+          <w:t>15</w:t>
+        </w:r>
+        <w:r>
+          <w:rPr>
+            <w:webHidden/>
+          </w:rPr>
+          <w:fldChar w:fldCharType="end"/>
+        </w:r>
+      </w:hyperlink>
+    </w:p>
+    <w:p>
+      <w:pPr>
+        <w:pStyle w:val="21"/>
+        <w:rPr>
+          <w:rFonts w:eastAsiaTheme="minorEastAsia"/>
+          <w:lang w:eastAsia="ru-UA"/>
+        </w:rPr>
+      </w:pPr>
+      <w:hyperlink w:anchor="_Toc233893120" w:history="1">
+        <w:r>
+          <w:rPr>
+            <w:rStyle w:val="ae"/>
+          </w:rPr>
+          <w:t>Где автотесты НЕ нужны:</w:t>
+        </w:r>
+        <w:r>
+          <w:rPr>
+            <w:webHidden/>
+          </w:rPr>
+          <w:tab/>
+        </w:r>
+        <w:r>
+          <w:rPr>
+            <w:webHidden/>
+          </w:rPr>
+          <w:fldChar w:fldCharType="begin"/>
+        </w:r>
+        <w:r>
+          <w:rPr>
+            <w:webHidden/>
+          </w:rPr>
+          <w:instrText xml:space="preserve"> PAGEREF _Toc233893120 \h </w:instrText>
+        </w:r>
+        <w:r>
+          <w:rPr>
+            <w:webHidden/>
+          </w:rPr>
+        </w:r>
+        <w:r>
+          <w:rPr>
+            <w:webHidden/>
+          </w:rPr>
+          <w:fldChar w:fldCharType="separate"/>
+        </w:r>
+        <w:r>
+          <w:rPr>
+            <w:webHidden/>
+          </w:rPr>
+          <w:t>15</w:t>
+        </w:r>
+        <w:r>
+          <w:rPr>
+            <w:webHidden/>
+          </w:rPr>
+          <w:fldChar w:fldCharType="end"/>
+        </w:r>
+      </w:hyperlink>
+    </w:p>
+    <w:p>
+      <w:pPr>
+        <w:pStyle w:val="21"/>
+        <w:rPr>
+          <w:rFonts w:eastAsiaTheme="minorEastAsia"/>
+          <w:lang w:eastAsia="ru-UA"/>
+        </w:rPr>
+      </w:pPr>
+      <w:hyperlink w:anchor="_Toc233893121" w:history="1">
+        <w:r>
+          <w:rPr>
+            <w:rStyle w:val="ae"/>
+          </w:rPr>
+          <w:t>Основные инструменты автоматизатора</w:t>
+        </w:r>
+        <w:r>
+          <w:rPr>
+            <w:webHidden/>
+          </w:rPr>
+          <w:tab/>
+        </w:r>
+        <w:r>
+          <w:rPr>
+            <w:webHidden/>
+          </w:rPr>
+          <w:fldChar w:fldCharType="begin"/>
+        </w:r>
+        <w:r>
+          <w:rPr>
+            <w:webHidden/>
+          </w:rPr>
+          <w:instrText xml:space="preserve"> PAGEREF _Toc233893121 \h </w:instrText>
+        </w:r>
+        <w:r>
+          <w:rPr>
+            <w:webHidden/>
+          </w:rPr>
+        </w:r>
+        <w:r>
+          <w:rPr>
+            <w:webHidden/>
+          </w:rPr>
+          <w:fldChar w:fldCharType="separate"/>
+        </w:r>
+        <w:r>
+          <w:rPr>
+            <w:webHidden/>
+          </w:rPr>
+          <w:t>16</w:t>
+        </w:r>
+        <w:r>
+          <w:rPr>
+            <w:webHidden/>
+          </w:rPr>
+          <w:fldChar w:fldCharType="end"/>
+        </w:r>
+      </w:hyperlink>
+    </w:p>
+    <w:p>
+      <w:pPr>
+        <w:pStyle w:val="21"/>
+        <w:rPr>
+          <w:rFonts w:eastAsiaTheme="minorEastAsia"/>
+          <w:lang w:eastAsia="ru-UA"/>
+        </w:rPr>
+      </w:pPr>
+      <w:hyperlink w:anchor="_Toc233893122" w:history="1">
+        <w:r>
+          <w:rPr>
+            <w:rStyle w:val="ae"/>
+          </w:rPr>
+          <w:t>Итог: как это работает на практике</w:t>
+        </w:r>
+        <w:r>
+          <w:rPr>
+            <w:webHidden/>
+          </w:rPr>
+          <w:tab/>
+        </w:r>
+        <w:r>
+          <w:rPr>
+            <w:webHidden/>
+          </w:rPr>
+          <w:fldChar w:fldCharType="begin"/>
+        </w:r>
+        <w:r>
+          <w:rPr>
+            <w:webHidden/>
+          </w:rPr>
+          <w:instrText xml:space="preserve"> PAGEREF _Toc233893122 \h </w:instrText>
+        </w:r>
+        <w:r>
+          <w:rPr>
+            <w:webHidden/>
+          </w:rPr>
+        </w:r>
+        <w:r>
+          <w:rPr>
+            <w:webHidden/>
+          </w:rPr>
+          <w:fldChar w:fldCharType="separate"/>
+        </w:r>
+        <w:r>
+          <w:rPr>
+            <w:webHidden/>
+          </w:rPr>
+          <w:t>16</w:t>
+        </w:r>
+        <w:r>
+          <w:rPr>
+            <w:webHidden/>
+          </w:rPr>
+          <w:fldChar w:fldCharType="end"/>
+        </w:r>
+      </w:hyperlink>
+    </w:p>
+    <w:p>
+      <w:pPr>
+        <w:pStyle w:val="11"/>
+        <w:rPr>
+          <w:rFonts w:eastAsiaTheme="minorEastAsia"/>
+          <w:noProof/>
+          <w:sz w:val="24"/>
+          <w:szCs w:val="24"/>
+          <w:lang w:val="ru-UA" w:eastAsia="ru-UA"/>
+        </w:rPr>
+      </w:pPr>
+      <w:hyperlink w:anchor="_Toc233893123" w:history="1">
+        <w:r>
+          <w:rPr>
+            <w:rStyle w:val="ae"/>
+            <w:b/>
+            <w:bCs/>
+            <w:noProof/>
+          </w:rPr>
+          <w:t>Урок 7</w:t>
+        </w:r>
+        <w:r>
+          <w:rPr>
+            <w:noProof/>
+            <w:webHidden/>
+          </w:rPr>
+          <w:tab/>
+        </w:r>
+        <w:r>
+          <w:rPr>
+            <w:noProof/>
+            <w:webHidden/>
+          </w:rPr>
+          <w:fldChar w:fldCharType="begin"/>
+        </w:r>
+        <w:r>
+          <w:rPr>
+            <w:noProof/>
+            <w:webHidden/>
+          </w:rPr>
+          <w:instrText xml:space="preserve"> PAGEREF _Toc233893123 \h </w:instrText>
+        </w:r>
+        <w:r>
+          <w:rPr>
+            <w:noProof/>
+            <w:webHidden/>
+          </w:rPr>
+        </w:r>
+        <w:r>
+          <w:rPr>
+            <w:noProof/>
+            <w:webHidden/>
+          </w:rPr>
+          <w:fldChar w:fldCharType="separate"/>
+        </w:r>
+        <w:r>
+          <w:rPr>
+            <w:noProof/>
+            <w:webHidden/>
+          </w:rPr>
+          <w:t>17</w:t>
+        </w:r>
+        <w:r>
+          <w:rPr>
+            <w:noProof/>
+            <w:webHidden/>
+          </w:rPr>
+          <w:fldChar w:fldCharType="end"/>
+        </w:r>
+      </w:hyperlink>
+    </w:p>
+    <w:p>
+      <w:pPr>
+        <w:pStyle w:val="21"/>
+        <w:rPr>
+          <w:rFonts w:eastAsiaTheme="minorEastAsia"/>
+          <w:lang w:eastAsia="ru-UA"/>
+        </w:rPr>
+      </w:pPr>
+      <w:hyperlink w:anchor="_Toc233893124" w:history="1">
+        <w:r>
+          <w:rPr>
+            <w:rStyle w:val="ae"/>
+          </w:rPr>
+          <w:t>JIRA (Управление задачами и отслеживание багов)</w:t>
+        </w:r>
+        <w:r>
+          <w:rPr>
+            <w:webHidden/>
+          </w:rPr>
+          <w:tab/>
+        </w:r>
+        <w:r>
+          <w:rPr>
+            <w:webHidden/>
+          </w:rPr>
+          <w:fldChar w:fldCharType="begin"/>
+        </w:r>
+        <w:r>
+          <w:rPr>
+            <w:webHidden/>
+          </w:rPr>
+          <w:instrText xml:space="preserve"> PAGEREF _Toc233893124 \h </w:instrText>
+        </w:r>
+        <w:r>
+          <w:rPr>
+            <w:webHidden/>
+          </w:rPr>
+        </w:r>
+        <w:r>
+          <w:rPr>
+            <w:webHidden/>
+          </w:rPr>
+          <w:fldChar w:fldCharType="separate"/>
+        </w:r>
+        <w:r>
+          <w:rPr>
+            <w:webHidden/>
+          </w:rPr>
+          <w:t>17</w:t>
+        </w:r>
+        <w:r>
+          <w:rPr>
+            <w:webHidden/>
+          </w:rPr>
+          <w:fldChar w:fldCharType="end"/>
+        </w:r>
+      </w:hyperlink>
+    </w:p>
+    <w:p>
+      <w:pPr>
+        <w:pStyle w:val="21"/>
+        <w:rPr>
+          <w:rFonts w:eastAsiaTheme="minorEastAsia"/>
+          <w:lang w:eastAsia="ru-UA"/>
+        </w:rPr>
+      </w:pPr>
+      <w:hyperlink w:anchor="_Toc233893125" w:history="1">
+        <w:r>
+          <w:rPr>
+            <w:rStyle w:val="ae"/>
+          </w:rPr>
+          <w:t>TestRail (Управление тест-кейсами)</w:t>
+        </w:r>
+        <w:r>
+          <w:rPr>
+            <w:webHidden/>
+          </w:rPr>
+          <w:tab/>
+        </w:r>
+        <w:r>
+          <w:rPr>
+            <w:webHidden/>
+          </w:rPr>
+          <w:fldChar w:fldCharType="begin"/>
+        </w:r>
+        <w:r>
+          <w:rPr>
+            <w:webHidden/>
+          </w:rPr>
+          <w:instrText xml:space="preserve"> PAGEREF _Toc233893125 \h </w:instrText>
+        </w:r>
+        <w:r>
+          <w:rPr>
+            <w:webHidden/>
+          </w:rPr>
+        </w:r>
+        <w:r>
+          <w:rPr>
+            <w:webHidden/>
+          </w:rPr>
+          <w:fldChar w:fldCharType="separate"/>
+        </w:r>
+        <w:r>
+          <w:rPr>
+            <w:webHidden/>
+          </w:rPr>
+          <w:t>17</w:t>
+        </w:r>
+        <w:r>
+          <w:rPr>
+            <w:webHidden/>
+          </w:rPr>
+          <w:fldChar w:fldCharType="end"/>
+        </w:r>
+      </w:hyperlink>
+    </w:p>
+    <w:p>
+      <w:pPr>
+        <w:pStyle w:val="11"/>
+        <w:rPr>
+          <w:rFonts w:eastAsiaTheme="minorEastAsia"/>
+          <w:noProof/>
+          <w:sz w:val="24"/>
+          <w:szCs w:val="24"/>
+          <w:lang w:val="ru-UA" w:eastAsia="ru-UA"/>
+        </w:rPr>
+      </w:pPr>
+      <w:hyperlink w:anchor="_Toc233893126" w:history="1">
+        <w:r>
+          <w:rPr>
+            <w:rStyle w:val="ae"/>
+            <w:b/>
+            <w:bCs/>
+            <w:noProof/>
+          </w:rPr>
+          <w:t>Урок 8</w:t>
+        </w:r>
+        <w:r>
+          <w:rPr>
+            <w:noProof/>
+            <w:webHidden/>
+          </w:rPr>
+          <w:tab/>
+        </w:r>
+        <w:r>
+          <w:rPr>
+            <w:noProof/>
+            <w:webHidden/>
+          </w:rPr>
+          <w:fldChar w:fldCharType="begin"/>
+        </w:r>
+        <w:r>
+          <w:rPr>
+            <w:noProof/>
+            <w:webHidden/>
+          </w:rPr>
+          <w:instrText xml:space="preserve"> PAGEREF _Toc233893126 \h </w:instrText>
+        </w:r>
+        <w:r>
+          <w:rPr>
+            <w:noProof/>
+            <w:webHidden/>
+          </w:rPr>
+        </w:r>
+        <w:r>
+          <w:rPr>
+            <w:noProof/>
+            <w:webHidden/>
+          </w:rPr>
+          <w:fldChar w:fldCharType="separate"/>
+        </w:r>
+        <w:r>
+          <w:rPr>
+            <w:noProof/>
+            <w:webHidden/>
+          </w:rPr>
+          <w:t>20</w:t>
+        </w:r>
+        <w:r>
+          <w:rPr>
+            <w:noProof/>
+            <w:webHidden/>
+          </w:rPr>
+          <w:fldChar w:fldCharType="end"/>
+        </w:r>
+      </w:hyperlink>
+    </w:p>
+    <w:p>
+      <w:pPr>
+        <w:pStyle w:val="21"/>
+        <w:rPr>
+          <w:rFonts w:eastAsiaTheme="minorEastAsia"/>
+          <w:lang w:eastAsia="ru-UA"/>
+        </w:rPr>
+      </w:pPr>
+      <w:hyperlink w:anchor="_Toc233893127" w:history="1">
+        <w:r>
+          <w:rPr>
+            <w:rStyle w:val="ae"/>
+          </w:rPr>
+          <w:t>Главная особенность веб-приложений</w:t>
+        </w:r>
+        <w:r>
+          <w:rPr>
+            <w:webHidden/>
+          </w:rPr>
+          <w:tab/>
+        </w:r>
+        <w:r>
+          <w:rPr>
+            <w:webHidden/>
+          </w:rPr>
+          <w:fldChar w:fldCharType="begin"/>
+        </w:r>
+        <w:r>
+          <w:rPr>
+            <w:webHidden/>
+          </w:rPr>
+          <w:instrText xml:space="preserve"> PAGEREF _Toc233893127 \h </w:instrText>
+        </w:r>
+        <w:r>
+          <w:rPr>
+            <w:webHidden/>
+          </w:rPr>
+        </w:r>
+        <w:r>
+          <w:rPr>
+            <w:webHidden/>
+          </w:rPr>
+          <w:fldChar w:fldCharType="separate"/>
+        </w:r>
+        <w:r>
+          <w:rPr>
+            <w:webHidden/>
+          </w:rPr>
+          <w:t>20</w:t>
+        </w:r>
+        <w:r>
+          <w:rPr>
+            <w:webHidden/>
+          </w:rPr>
+          <w:fldChar w:fldCharType="end"/>
+        </w:r>
+      </w:hyperlink>
+    </w:p>
+    <w:p>
+      <w:pPr>
+        <w:pStyle w:val="21"/>
+        <w:rPr>
+          <w:rFonts w:eastAsiaTheme="minorEastAsia"/>
+          <w:lang w:eastAsia="ru-UA"/>
+        </w:rPr>
+      </w:pPr>
+      <w:hyperlink w:anchor="_Toc233893128" w:history="1">
+        <w:r>
+          <w:rPr>
+            <w:rStyle w:val="ae"/>
+          </w:rPr>
+          <w:t>5 ключевых направлений тестирования веба</w:t>
+        </w:r>
+        <w:r>
+          <w:rPr>
+            <w:webHidden/>
+          </w:rPr>
+          <w:tab/>
+        </w:r>
+        <w:r>
+          <w:rPr>
+            <w:webHidden/>
+          </w:rPr>
+          <w:fldChar w:fldCharType="begin"/>
+        </w:r>
+        <w:r>
+          <w:rPr>
+            <w:webHidden/>
+          </w:rPr>
+          <w:instrText xml:space="preserve"> PAGEREF _Toc233893128 \h </w:instrText>
+        </w:r>
+        <w:r>
+          <w:rPr>
+            <w:webHidden/>
+          </w:rPr>
+        </w:r>
+        <w:r>
+          <w:rPr>
+            <w:webHidden/>
+          </w:rPr>
+          <w:fldChar w:fldCharType="separate"/>
+        </w:r>
+        <w:r>
+          <w:rPr>
+            <w:webHidden/>
+          </w:rPr>
+          <w:t>20</w:t>
+        </w:r>
+        <w:r>
+          <w:rPr>
+            <w:webHidden/>
+          </w:rPr>
+          <w:fldChar w:fldCharType="end"/>
+        </w:r>
+      </w:hyperlink>
+    </w:p>
+    <w:p>
+      <w:pPr>
+        <w:pStyle w:val="11"/>
+        <w:rPr>
+          <w:rFonts w:eastAsiaTheme="minorEastAsia"/>
+          <w:noProof/>
+          <w:sz w:val="24"/>
+          <w:szCs w:val="24"/>
+          <w:lang w:val="ru-UA" w:eastAsia="ru-UA"/>
+        </w:rPr>
+      </w:pPr>
+      <w:hyperlink w:anchor="_Toc233893129" w:history="1">
+        <w:r>
+          <w:rPr>
+            <w:rStyle w:val="ae"/>
+            <w:b/>
+            <w:bCs/>
+            <w:noProof/>
+          </w:rPr>
+          <w:t>Урок 9</w:t>
+        </w:r>
+        <w:r>
+          <w:rPr>
+            <w:noProof/>
+            <w:webHidden/>
+          </w:rPr>
+          <w:tab/>
+        </w:r>
+        <w:r>
+          <w:rPr>
+            <w:noProof/>
+            <w:webHidden/>
+          </w:rPr>
+          <w:fldChar w:fldCharType="begin"/>
+        </w:r>
+        <w:r>
+          <w:rPr>
+            <w:noProof/>
+            <w:webHidden/>
+          </w:rPr>
+          <w:instrText xml:space="preserve"> PAGEREF _Toc233893129 \h </w:instrText>
+        </w:r>
+        <w:r>
+          <w:rPr>
+            <w:noProof/>
+            <w:webHidden/>
+          </w:rPr>
+        </w:r>
+        <w:r>
+          <w:rPr>
+            <w:noProof/>
+            <w:webHidden/>
+          </w:rPr>
+          <w:fldChar w:fldCharType="separate"/>
+        </w:r>
+        <w:r>
+          <w:rPr>
+            <w:noProof/>
+            <w:webHidden/>
+          </w:rPr>
+          <w:t>21</w:t>
+        </w:r>
+        <w:r>
+          <w:rPr>
+            <w:noProof/>
+            <w:webHidden/>
+          </w:rPr>
+          <w:fldChar w:fldCharType="end"/>
+        </w:r>
+      </w:hyperlink>
+    </w:p>
+    <w:p>
+      <w:pPr>
+        <w:pStyle w:val="21"/>
+        <w:rPr>
+          <w:rFonts w:eastAsiaTheme="minorEastAsia"/>
+          <w:lang w:eastAsia="ru-UA"/>
+        </w:rPr>
+      </w:pPr>
+      <w:hyperlink w:anchor="_Toc233893130" w:history="1">
+        <w:r>
+          <w:rPr>
+            <w:rStyle w:val="ae"/>
+            <w:b/>
+            <w:bCs/>
+          </w:rPr>
+          <w:t>Тестирование мобильных приложений</w:t>
+        </w:r>
+        <w:r>
+          <w:rPr>
+            <w:webHidden/>
+          </w:rPr>
+          <w:tab/>
+        </w:r>
+        <w:r>
+          <w:rPr>
+            <w:webHidden/>
+          </w:rPr>
+          <w:fldChar w:fldCharType="begin"/>
+        </w:r>
+        <w:r>
+          <w:rPr>
+            <w:webHidden/>
+          </w:rPr>
+          <w:instrText xml:space="preserve"> PAGEREF _Toc233893130 \h </w:instrText>
+        </w:r>
+        <w:r>
+          <w:rPr>
+            <w:webHidden/>
+          </w:rPr>
+        </w:r>
+        <w:r>
+          <w:rPr>
+            <w:webHidden/>
+          </w:rPr>
+          <w:fldChar w:fldCharType="separate"/>
+        </w:r>
+        <w:r>
+          <w:rPr>
+            <w:webHidden/>
+          </w:rPr>
+          <w:t>21</w:t>
+        </w:r>
+        <w:r>
+          <w:rPr>
+            <w:webHidden/>
+          </w:rPr>
+          <w:fldChar w:fldCharType="end"/>
+        </w:r>
+      </w:hyperlink>
+    </w:p>
+    <w:p>
+      <w:pPr>
+        <w:pStyle w:val="11"/>
+        <w:rPr>
+          <w:rFonts w:eastAsiaTheme="minorEastAsia"/>
+          <w:noProof/>
+          <w:sz w:val="24"/>
+          <w:szCs w:val="24"/>
+          <w:lang w:val="ru-UA" w:eastAsia="ru-UA"/>
+        </w:rPr>
+      </w:pPr>
+      <w:hyperlink w:anchor="_Toc233893131" w:history="1">
+        <w:r>
+          <w:rPr>
+            <w:rStyle w:val="ae"/>
+            <w:b/>
+            <w:bCs/>
+            <w:noProof/>
+          </w:rPr>
+          <w:t>Урок 10</w:t>
+        </w:r>
+        <w:r>
+          <w:rPr>
+            <w:noProof/>
+            <w:webHidden/>
+          </w:rPr>
+          <w:tab/>
+        </w:r>
+        <w:r>
+          <w:rPr>
+            <w:noProof/>
+            <w:webHidden/>
+          </w:rPr>
+          <w:fldChar w:fldCharType="begin"/>
+        </w:r>
+        <w:r>
+          <w:rPr>
+            <w:noProof/>
+            <w:webHidden/>
+          </w:rPr>
+          <w:instrText xml:space="preserve"> PAGEREF _Toc233893131 \h </w:instrText>
+        </w:r>
+        <w:r>
+          <w:rPr>
+            <w:noProof/>
+            <w:webHidden/>
+          </w:rPr>
+        </w:r>
+        <w:r>
+          <w:rPr>
+            <w:noProof/>
+            <w:webHidden/>
+          </w:rPr>
+          <w:fldChar w:fldCharType="separate"/>
+        </w:r>
+        <w:r>
+          <w:rPr>
+            <w:noProof/>
+            <w:webHidden/>
+          </w:rPr>
+          <w:t>22</w:t>
+        </w:r>
+        <w:r>
+          <w:rPr>
+            <w:noProof/>
+            <w:webHidden/>
+          </w:rPr>
+          <w:fldChar w:fldCharType="end"/>
+        </w:r>
+      </w:hyperlink>
+    </w:p>
+    <w:p>
+      <w:pPr>
+        <w:pStyle w:val="21"/>
+        <w:rPr>
+          <w:rFonts w:eastAsiaTheme="minorEastAsia"/>
+          <w:lang w:eastAsia="ru-UA"/>
+        </w:rPr>
+      </w:pPr>
+      <w:hyperlink w:anchor="_Toc233893132" w:history="1">
+        <w:r>
+          <w:rPr>
+            <w:rStyle w:val="ae"/>
+          </w:rPr>
+          <w:t>Что такое тестирование производительности и зачем оно нужно?</w:t>
+        </w:r>
+        <w:r>
+          <w:rPr>
+            <w:webHidden/>
+          </w:rPr>
+          <w:tab/>
+        </w:r>
+        <w:r>
+          <w:rPr>
+            <w:webHidden/>
+          </w:rPr>
+          <w:fldChar w:fldCharType="begin"/>
+        </w:r>
+        <w:r>
+          <w:rPr>
+            <w:webHidden/>
+          </w:rPr>
+          <w:instrText xml:space="preserve"> PAGEREF _Toc233893132 \h </w:instrText>
+        </w:r>
+        <w:r>
+          <w:rPr>
+            <w:webHidden/>
+          </w:rPr>
+        </w:r>
+        <w:r>
+          <w:rPr>
+            <w:webHidden/>
+          </w:rPr>
+          <w:fldChar w:fldCharType="separate"/>
+        </w:r>
+        <w:r>
+          <w:rPr>
+            <w:webHidden/>
+          </w:rPr>
+          <w:t>22</w:t>
+        </w:r>
+        <w:r>
+          <w:rPr>
+            <w:webHidden/>
+          </w:rPr>
+          <w:fldChar w:fldCharType="end"/>
+        </w:r>
+      </w:hyperlink>
+    </w:p>
+    <w:p>
+      <w:pPr>
+        <w:pStyle w:val="21"/>
+        <w:rPr>
+          <w:rFonts w:eastAsiaTheme="minorEastAsia"/>
+          <w:lang w:eastAsia="ru-UA"/>
+        </w:rPr>
+      </w:pPr>
+      <w:hyperlink w:anchor="_Toc233893133" w:history="1">
+        <w:r>
+          <w:rPr>
+            <w:rStyle w:val="ae"/>
+          </w:rPr>
+          <w:t>Почему это критически важно:</w:t>
+        </w:r>
+        <w:r>
+          <w:rPr>
+            <w:webHidden/>
+          </w:rPr>
+          <w:tab/>
+        </w:r>
+        <w:r>
+          <w:rPr>
+            <w:webHidden/>
+          </w:rPr>
+          <w:fldChar w:fldCharType="begin"/>
+        </w:r>
+        <w:r>
+          <w:rPr>
+            <w:webHidden/>
+          </w:rPr>
+          <w:instrText xml:space="preserve"> PAGEREF _Toc233893133 \h </w:instrText>
+        </w:r>
+        <w:r>
+          <w:rPr>
+            <w:webHidden/>
+          </w:rPr>
+        </w:r>
+        <w:r>
+          <w:rPr>
+            <w:webHidden/>
+          </w:rPr>
+          <w:fldChar w:fldCharType="separate"/>
+        </w:r>
+        <w:r>
+          <w:rPr>
+            <w:webHidden/>
+          </w:rPr>
+          <w:t>22</w:t>
+        </w:r>
+        <w:r>
+          <w:rPr>
+            <w:webHidden/>
+          </w:rPr>
+          <w:fldChar w:fldCharType="end"/>
+        </w:r>
+      </w:hyperlink>
+    </w:p>
+    <w:p>
+      <w:pPr>
+        <w:pStyle w:val="21"/>
+        <w:rPr>
+          <w:rFonts w:eastAsiaTheme="minorEastAsia"/>
+          <w:lang w:eastAsia="ru-UA"/>
+        </w:rPr>
+      </w:pPr>
+      <w:hyperlink w:anchor="_Toc233893134" w:history="1">
+        <w:r>
+          <w:rPr>
+            <w:rStyle w:val="ae"/>
+          </w:rPr>
+          <w:t>3 основных вида проверок</w:t>
+        </w:r>
+        <w:r>
+          <w:rPr>
+            <w:webHidden/>
+          </w:rPr>
+          <w:tab/>
+        </w:r>
+        <w:r>
+          <w:rPr>
+            <w:webHidden/>
+          </w:rPr>
+          <w:fldChar w:fldCharType="begin"/>
+        </w:r>
+        <w:r>
+          <w:rPr>
+            <w:webHidden/>
+          </w:rPr>
+          <w:instrText xml:space="preserve"> PAGEREF _Toc233893134 \h </w:instrText>
+        </w:r>
+        <w:r>
+          <w:rPr>
+            <w:webHidden/>
+          </w:rPr>
+        </w:r>
+        <w:r>
+          <w:rPr>
+            <w:webHidden/>
+          </w:rPr>
+          <w:fldChar w:fldCharType="separate"/>
+        </w:r>
+        <w:r>
+          <w:rPr>
+            <w:webHidden/>
+          </w:rPr>
+          <w:t>22</w:t>
+        </w:r>
+        <w:r>
+          <w:rPr>
+            <w:webHidden/>
+          </w:rPr>
+          <w:fldChar w:fldCharType="end"/>
+        </w:r>
+      </w:hyperlink>
+    </w:p>
+    <w:p>
+      <w:pPr>
+        <w:pStyle w:val="21"/>
+        <w:rPr>
+          <w:rFonts w:eastAsiaTheme="minorEastAsia"/>
+          <w:lang w:eastAsia="ru-UA"/>
+        </w:rPr>
+      </w:pPr>
+      <w:hyperlink w:anchor="_Toc233893135" w:history="1">
+        <w:r>
+          <w:rPr>
+            <w:rStyle w:val="ae"/>
+          </w:rPr>
+          <w:t>Инструменты тестировщика</w:t>
+        </w:r>
+        <w:r>
+          <w:rPr>
+            <w:webHidden/>
+          </w:rPr>
+          <w:tab/>
+        </w:r>
+        <w:r>
+          <w:rPr>
+            <w:webHidden/>
+          </w:rPr>
+          <w:fldChar w:fldCharType="begin"/>
+        </w:r>
+        <w:r>
+          <w:rPr>
+            <w:webHidden/>
+          </w:rPr>
+          <w:instrText xml:space="preserve"> PAGEREF _Toc233893135 \h </w:instrText>
+        </w:r>
+        <w:r>
+          <w:rPr>
+            <w:webHidden/>
+          </w:rPr>
+        </w:r>
+        <w:r>
+          <w:rPr>
+            <w:webHidden/>
+          </w:rPr>
+          <w:fldChar w:fldCharType="separate"/>
+        </w:r>
+        <w:r>
+          <w:rPr>
+            <w:webHidden/>
+          </w:rPr>
+          <w:t>22</w:t>
+        </w:r>
+        <w:r>
+          <w:rPr>
+            <w:webHidden/>
+          </w:rPr>
+          <w:fldChar w:fldCharType="end"/>
+        </w:r>
+      </w:hyperlink>
+    </w:p>
+    <w:p>
+      <w:pPr>
+        <w:pStyle w:val="11"/>
+        <w:rPr>
+          <w:rFonts w:eastAsiaTheme="minorEastAsia"/>
+          <w:noProof/>
+          <w:sz w:val="24"/>
+          <w:szCs w:val="24"/>
+          <w:lang w:val="ru-UA" w:eastAsia="ru-UA"/>
+        </w:rPr>
+      </w:pPr>
+      <w:hyperlink w:anchor="_Toc233893136" w:history="1">
+        <w:r>
+          <w:rPr>
+            <w:rStyle w:val="ae"/>
+            <w:b/>
+            <w:bCs/>
+            <w:noProof/>
+          </w:rPr>
+          <w:t>Урок 11</w:t>
+        </w:r>
+        <w:r>
+          <w:rPr>
+            <w:noProof/>
+            <w:webHidden/>
+          </w:rPr>
+          <w:tab/>
+        </w:r>
+        <w:r>
+          <w:rPr>
+            <w:noProof/>
+            <w:webHidden/>
+          </w:rPr>
+          <w:fldChar w:fldCharType="begin"/>
+        </w:r>
+        <w:r>
+          <w:rPr>
+            <w:noProof/>
+            <w:webHidden/>
+          </w:rPr>
+          <w:instrText xml:space="preserve"> PAGEREF _Toc233893136 \h </w:instrText>
+        </w:r>
+        <w:r>
+          <w:rPr>
+            <w:noProof/>
+            <w:webHidden/>
+          </w:rPr>
+        </w:r>
+        <w:r>
+          <w:rPr>
+            <w:noProof/>
+            <w:webHidden/>
+          </w:rPr>
+          <w:fldChar w:fldCharType="separate"/>
+        </w:r>
+        <w:r>
+          <w:rPr>
+            <w:noProof/>
+            <w:webHidden/>
+          </w:rPr>
+          <w:t>24</w:t>
+        </w:r>
+        <w:r>
+          <w:rPr>
+            <w:noProof/>
+            <w:webHidden/>
+          </w:rPr>
+          <w:fldChar w:fldCharType="end"/>
+        </w:r>
+      </w:hyperlink>
+    </w:p>
+    <w:p>
+      <w:pPr>
+        <w:pStyle w:val="21"/>
+        <w:rPr>
+          <w:rFonts w:eastAsiaTheme="minorEastAsia"/>
+          <w:lang w:eastAsia="ru-UA"/>
+        </w:rPr>
+      </w:pPr>
+      <w:hyperlink w:anchor="_Toc233893137" w:history="1">
+        <w:r>
+          <w:rPr>
+            <w:rStyle w:val="ae"/>
+          </w:rPr>
+          <w:t>4 главных направления проверки безопасности</w:t>
+        </w:r>
+        <w:r>
+          <w:rPr>
+            <w:webHidden/>
+          </w:rPr>
+          <w:tab/>
+        </w:r>
+        <w:r>
+          <w:rPr>
+            <w:webHidden/>
+          </w:rPr>
+          <w:fldChar w:fldCharType="begin"/>
+        </w:r>
+        <w:r>
+          <w:rPr>
+            <w:webHidden/>
+          </w:rPr>
+          <w:instrText xml:space="preserve"> PAGEREF _Toc233893137 \h </w:instrText>
+        </w:r>
+        <w:r>
+          <w:rPr>
+            <w:webHidden/>
+          </w:rPr>
+        </w:r>
+        <w:r>
+          <w:rPr>
+            <w:webHidden/>
+          </w:rPr>
+          <w:fldChar w:fldCharType="separate"/>
+        </w:r>
+        <w:r>
+          <w:rPr>
+            <w:webHidden/>
+          </w:rPr>
+          <w:t>24</w:t>
+        </w:r>
+        <w:r>
+          <w:rPr>
+            <w:webHidden/>
+          </w:rPr>
+          <w:fldChar w:fldCharType="end"/>
+        </w:r>
+      </w:hyperlink>
+    </w:p>
+    <w:p>
+      <w:pPr>
+        <w:pStyle w:val="21"/>
+        <w:rPr>
+          <w:rFonts w:eastAsiaTheme="minorEastAsia"/>
+          <w:lang w:eastAsia="ru-UA"/>
+        </w:rPr>
+      </w:pPr>
+      <w:hyperlink w:anchor="_Toc233893138" w:history="1">
+        <w:r>
+          <w:rPr>
+            <w:rStyle w:val="ae"/>
+          </w:rPr>
+          <w:t>Стандарты и инструменты тестировщика безопасности</w:t>
+        </w:r>
+        <w:r>
+          <w:rPr>
+            <w:webHidden/>
+          </w:rPr>
+          <w:tab/>
+        </w:r>
+        <w:r>
+          <w:rPr>
+            <w:webHidden/>
+          </w:rPr>
+          <w:fldChar w:fldCharType="begin"/>
+        </w:r>
+        <w:r>
+          <w:rPr>
+            <w:webHidden/>
+          </w:rPr>
+          <w:instrText xml:space="preserve"> PAGEREF _Toc233893138 \h </w:instrText>
+        </w:r>
+        <w:r>
+          <w:rPr>
+            <w:webHidden/>
+          </w:rPr>
+        </w:r>
+        <w:r>
+          <w:rPr>
+            <w:webHidden/>
+          </w:rPr>
+          <w:fldChar w:fldCharType="separate"/>
+        </w:r>
+        <w:r>
+          <w:rPr>
+            <w:webHidden/>
+          </w:rPr>
+          <w:t>24</w:t>
+        </w:r>
+        <w:r>
+          <w:rPr>
+            <w:webHidden/>
+          </w:rPr>
+          <w:fldChar w:fldCharType="end"/>
+        </w:r>
+      </w:hyperlink>
+    </w:p>
+    <w:p>
+      <w:pPr>
+        <w:pStyle w:val="11"/>
+        <w:rPr>
+          <w:rFonts w:eastAsiaTheme="minorEastAsia"/>
+          <w:noProof/>
+          <w:sz w:val="24"/>
+          <w:szCs w:val="24"/>
+          <w:lang w:val="ru-UA" w:eastAsia="ru-UA"/>
+        </w:rPr>
+      </w:pPr>
+      <w:hyperlink w:anchor="_Toc233893139" w:history="1">
+        <w:r>
+          <w:rPr>
+            <w:rStyle w:val="ae"/>
+            <w:b/>
+            <w:bCs/>
+            <w:noProof/>
+          </w:rPr>
+          <w:t>Урок 12</w:t>
+        </w:r>
+        <w:r>
+          <w:rPr>
+            <w:noProof/>
+            <w:webHidden/>
+          </w:rPr>
+          <w:tab/>
+        </w:r>
+        <w:r>
+          <w:rPr>
+            <w:noProof/>
+            <w:webHidden/>
+          </w:rPr>
+          <w:fldChar w:fldCharType="begin"/>
+        </w:r>
+        <w:r>
+          <w:rPr>
+            <w:noProof/>
+            <w:webHidden/>
+          </w:rPr>
+          <w:instrText xml:space="preserve"> PAGEREF _Toc233893139 \h </w:instrText>
+        </w:r>
+        <w:r>
+          <w:rPr>
+            <w:noProof/>
+            <w:webHidden/>
+          </w:rPr>
+        </w:r>
+        <w:r>
+          <w:rPr>
+            <w:noProof/>
+            <w:webHidden/>
+          </w:rPr>
+          <w:fldChar w:fldCharType="separate"/>
+        </w:r>
+        <w:r>
+          <w:rPr>
+            <w:noProof/>
+            <w:webHidden/>
+          </w:rPr>
+          <w:t>26</w:t>
+        </w:r>
+        <w:r>
+          <w:rPr>
+            <w:noProof/>
+            <w:webHidden/>
+          </w:rPr>
+          <w:fldChar w:fldCharType="end"/>
+        </w:r>
+      </w:hyperlink>
+    </w:p>
+    <w:p>
+      <w:pPr>
+        <w:pStyle w:val="21"/>
+        <w:rPr>
+          <w:rFonts w:eastAsiaTheme="minorEastAsia"/>
+          <w:lang w:eastAsia="ru-UA"/>
+        </w:rPr>
+      </w:pPr>
+      <w:hyperlink w:anchor="_Toc233893140" w:history="1">
+        <w:r>
+          <w:rPr>
+            <w:rStyle w:val="ae"/>
+          </w:rPr>
+          <w:t>Роль QA в Agile-процессах</w:t>
+        </w:r>
+        <w:r>
+          <w:rPr>
+            <w:webHidden/>
+          </w:rPr>
+          <w:tab/>
+        </w:r>
+        <w:r>
+          <w:rPr>
+            <w:webHidden/>
+          </w:rPr>
+          <w:fldChar w:fldCharType="begin"/>
+        </w:r>
+        <w:r>
+          <w:rPr>
+            <w:webHidden/>
+          </w:rPr>
+          <w:instrText xml:space="preserve"> PAGEREF _Toc233893140 \h </w:instrText>
+        </w:r>
+        <w:r>
+          <w:rPr>
+            <w:webHidden/>
+          </w:rPr>
+        </w:r>
+        <w:r>
+          <w:rPr>
+            <w:webHidden/>
+          </w:rPr>
+          <w:fldChar w:fldCharType="separate"/>
+        </w:r>
+        <w:r>
+          <w:rPr>
+            <w:webHidden/>
+          </w:rPr>
+          <w:t>26</w:t>
+        </w:r>
+        <w:r>
+          <w:rPr>
+            <w:webHidden/>
+          </w:rPr>
+          <w:fldChar w:fldCharType="end"/>
+        </w:r>
+      </w:hyperlink>
+    </w:p>
+    <w:p>
+      <w:pPr>
+        <w:pStyle w:val="21"/>
+        <w:rPr>
+          <w:rFonts w:eastAsiaTheme="minorEastAsia"/>
+          <w:lang w:eastAsia="ru-UA"/>
+        </w:rPr>
+      </w:pPr>
+      <w:hyperlink w:anchor="_Toc233893141" w:history="1">
+        <w:r>
+          <w:rPr>
+            <w:rStyle w:val="ae"/>
+          </w:rPr>
+          <w:t>Особенности работы тестировщика в Agile:</w:t>
+        </w:r>
+        <w:r>
+          <w:rPr>
+            <w:webHidden/>
+          </w:rPr>
+          <w:tab/>
+        </w:r>
+        <w:r>
+          <w:rPr>
+            <w:webHidden/>
+          </w:rPr>
+          <w:fldChar w:fldCharType="begin"/>
+        </w:r>
+        <w:r>
+          <w:rPr>
+            <w:webHidden/>
+          </w:rPr>
+          <w:instrText xml:space="preserve"> PAGEREF _Toc233893141 \h </w:instrText>
+        </w:r>
+        <w:r>
+          <w:rPr>
+            <w:webHidden/>
+          </w:rPr>
+        </w:r>
+        <w:r>
+          <w:rPr>
+            <w:webHidden/>
+          </w:rPr>
+          <w:fldChar w:fldCharType="separate"/>
+        </w:r>
+        <w:r>
+          <w:rPr>
+            <w:webHidden/>
+          </w:rPr>
+          <w:t>26</w:t>
+        </w:r>
+        <w:r>
+          <w:rPr>
+            <w:webHidden/>
+          </w:rPr>
+          <w:fldChar w:fldCharType="end"/>
+        </w:r>
+      </w:hyperlink>
+    </w:p>
+    <w:p>
+      <w:pPr>
+        <w:pStyle w:val="21"/>
+        <w:rPr>
+          <w:rFonts w:eastAsiaTheme="minorEastAsia"/>
+          <w:lang w:eastAsia="ru-UA"/>
+        </w:rPr>
+      </w:pPr>
+      <w:hyperlink w:anchor="_Toc233893142" w:history="1">
+        <w:r>
+          <w:rPr>
+            <w:rStyle w:val="ae"/>
+          </w:rPr>
+          <w:t>Основные принципы тестирования в DevOps</w:t>
+        </w:r>
+        <w:r>
+          <w:rPr>
+            <w:webHidden/>
+          </w:rPr>
+          <w:tab/>
+        </w:r>
+        <w:r>
+          <w:rPr>
+            <w:webHidden/>
+          </w:rPr>
+          <w:fldChar w:fldCharType="begin"/>
+        </w:r>
+        <w:r>
+          <w:rPr>
+            <w:webHidden/>
+          </w:rPr>
+          <w:instrText xml:space="preserve"> PAGEREF _Toc233893142 \h </w:instrText>
+        </w:r>
+        <w:r>
+          <w:rPr>
+            <w:webHidden/>
+          </w:rPr>
+        </w:r>
+        <w:r>
+          <w:rPr>
+            <w:webHidden/>
+          </w:rPr>
+          <w:fldChar w:fldCharType="separate"/>
+        </w:r>
+        <w:r>
+          <w:rPr>
+            <w:webHidden/>
+          </w:rPr>
+          <w:t>26</w:t>
+        </w:r>
+        <w:r>
+          <w:rPr>
+            <w:webHidden/>
+          </w:rPr>
+          <w:fldChar w:fldCharType="end"/>
+        </w:r>
+      </w:hyperlink>
+    </w:p>
+    <w:p>
+      <w:pPr>
+        <w:pStyle w:val="21"/>
+        <w:rPr>
+          <w:rFonts w:eastAsiaTheme="minorEastAsia"/>
+          <w:lang w:eastAsia="ru-UA"/>
+        </w:rPr>
+      </w:pPr>
+      <w:hyperlink w:anchor="_Toc233893143" w:history="1">
+        <w:r>
+          <w:rPr>
+            <w:rStyle w:val="ae"/>
+          </w:rPr>
+          <w:t>Краткое сравнение подходов</w:t>
+        </w:r>
+        <w:r>
+          <w:rPr>
+            <w:webHidden/>
+          </w:rPr>
+          <w:tab/>
+        </w:r>
+        <w:r>
+          <w:rPr>
+            <w:webHidden/>
+          </w:rPr>
+          <w:fldChar w:fldCharType="begin"/>
+        </w:r>
+        <w:r>
+          <w:rPr>
+            <w:webHidden/>
+          </w:rPr>
+          <w:instrText xml:space="preserve"> PAGEREF _Toc233893143 \h </w:instrText>
+        </w:r>
+        <w:r>
+          <w:rPr>
+            <w:webHidden/>
+          </w:rPr>
+        </w:r>
+        <w:r>
+          <w:rPr>
+            <w:webHidden/>
+          </w:rPr>
+          <w:fldChar w:fldCharType="separate"/>
+        </w:r>
+        <w:r>
+          <w:rPr>
+            <w:webHidden/>
+          </w:rPr>
+          <w:t>27</w:t>
+        </w:r>
+        <w:r>
+          <w:rPr>
+            <w:webHidden/>
+          </w:rPr>
+          <w:fldChar w:fldCharType="end"/>
+        </w:r>
+      </w:hyperlink>
+    </w:p>
+    <w:p>
+      <w:pPr>
+        <w:pStyle w:val="11"/>
+        <w:rPr>
+          <w:rFonts w:eastAsiaTheme="minorEastAsia"/>
+          <w:noProof/>
+          <w:sz w:val="24"/>
+          <w:szCs w:val="24"/>
+          <w:lang w:val="ru-UA" w:eastAsia="ru-UA"/>
+        </w:rPr>
+      </w:pPr>
+      <w:hyperlink w:anchor="_Toc233893144" w:history="1">
+        <w:r>
+          <w:rPr>
+            <w:rStyle w:val="ae"/>
+            <w:b/>
+            <w:bCs/>
+            <w:noProof/>
+          </w:rPr>
+          <w:t>Урок 13 (Новый конспект)</w:t>
+        </w:r>
+        <w:r>
+          <w:rPr>
+            <w:noProof/>
+            <w:webHidden/>
+          </w:rPr>
+          <w:tab/>
+        </w:r>
+        <w:r>
+          <w:rPr>
+            <w:noProof/>
+            <w:webHidden/>
+          </w:rPr>
+          <w:fldChar w:fldCharType="begin"/>
+        </w:r>
+        <w:r>
+          <w:rPr>
+            <w:noProof/>
+            <w:webHidden/>
+          </w:rPr>
+          <w:instrText xml:space="preserve"> PAGEREF _Toc233893144 \h </w:instrText>
+        </w:r>
+        <w:r>
+          <w:rPr>
+            <w:noProof/>
+            <w:webHidden/>
+          </w:rPr>
+        </w:r>
+        <w:r>
+          <w:rPr>
+            <w:noProof/>
+            <w:webHidden/>
+          </w:rPr>
+          <w:fldChar w:fldCharType="separate"/>
+        </w:r>
+        <w:r>
+          <w:rPr>
+            <w:noProof/>
+            <w:webHidden/>
+          </w:rPr>
+          <w:t>28</w:t>
+        </w:r>
+        <w:r>
+          <w:rPr>
+            <w:noProof/>
+            <w:webHidden/>
+          </w:rPr>
+          <w:fldChar w:fldCharType="end"/>
+        </w:r>
+      </w:hyperlink>
+    </w:p>
+    <w:p>
+      <w:pPr>
+        <w:jc w:val="both"/>
+        <w:rPr>
+          <w:b/>
+          <w:bCs/>
+          <w:lang w:val="ru-RU"/>
+        </w:rPr>
+      </w:pPr>
+      <w:r>
+        <w:rPr>
+          <w:sz w:val="28"/>
+          <w:szCs w:val="28"/>
+          <w:lang w:val="ru-RU"/>
+        </w:rPr>
+        <w:fldChar w:fldCharType="end"/>
+      </w:r>
+      <w:r>
+        <w:rPr>
+          <w:b/>
+          <w:bCs/>
+          <w:lang w:val="ru-RU"/>
+        </w:rPr>
+        <w:br w:type="page"/>
+      </w:r>
+    </w:p>
+    <w:p>
+      <w:pPr>
         <w:jc w:val="both"/>
         <w:outlineLvl w:val="0"/>
         <w:rPr>
@@ -12,20 +3133,27 @@
           <w:lang w:val="ru-RU"/>
         </w:rPr>
       </w:pPr>
+      <w:bookmarkStart w:id="0" w:name="_Toc233892018"/>
+      <w:bookmarkStart w:id="1" w:name="_Toc233893095"/>
       <w:r>
         <w:rPr>
           <w:b/>
           <w:bCs/>
           <w:lang w:val="ru-RU"/>
         </w:rPr>
+        <w:lastRenderedPageBreak/>
         <w:t>Урок 1</w:t>
       </w:r>
+      <w:bookmarkEnd w:id="0"/>
+      <w:bookmarkEnd w:id="1"/>
     </w:p>
     <w:p>
       <w:pPr>
         <w:jc w:val="both"/>
         <w:outlineLvl w:val="1"/>
       </w:pPr>
+      <w:bookmarkStart w:id="2" w:name="_Toc233892019"/>
+      <w:bookmarkStart w:id="3" w:name="_Toc233893096"/>
       <w:r>
         <w:rPr>
           <w:b/>
@@ -33,6 +3161,8 @@
         </w:rPr>
         <w:t>Что такое QA тестирование?</w:t>
       </w:r>
+      <w:bookmarkEnd w:id="2"/>
+      <w:bookmarkEnd w:id="3"/>
     </w:p>
     <w:p>
       <w:pPr>
@@ -60,6 +3190,8 @@
         <w:jc w:val="both"/>
         <w:outlineLvl w:val="1"/>
       </w:pPr>
+      <w:bookmarkStart w:id="4" w:name="_Toc233892020"/>
+      <w:bookmarkStart w:id="5" w:name="_Toc233893097"/>
       <w:r>
         <w:rPr>
           <w:b/>
@@ -67,6 +3199,8 @@
         </w:rPr>
         <w:t>Кто такие QA инженеры?</w:t>
       </w:r>
+      <w:bookmarkEnd w:id="4"/>
+      <w:bookmarkEnd w:id="5"/>
     </w:p>
     <w:p>
       <w:pPr>
@@ -134,6 +3268,8 @@
         <w:jc w:val="both"/>
         <w:outlineLvl w:val="1"/>
       </w:pPr>
+      <w:bookmarkStart w:id="6" w:name="_Toc233892021"/>
+      <w:bookmarkStart w:id="7" w:name="_Toc233893098"/>
       <w:r>
         <w:rPr>
           <w:b/>
@@ -141,6 +3277,8 @@
         </w:rPr>
         <w:t>Разница между QA и тестированием</w:t>
       </w:r>
+      <w:bookmarkEnd w:id="6"/>
+      <w:bookmarkEnd w:id="7"/>
     </w:p>
     <w:p>
       <w:pPr>
@@ -180,6 +3318,8 @@
         <w:jc w:val="both"/>
         <w:outlineLvl w:val="1"/>
       </w:pPr>
+      <w:bookmarkStart w:id="8" w:name="_Toc233892022"/>
+      <w:bookmarkStart w:id="9" w:name="_Toc233893099"/>
       <w:r>
         <w:rPr>
           <w:b/>
@@ -187,6 +3327,8 @@
         </w:rPr>
         <w:t>Виды тестирования</w:t>
       </w:r>
+      <w:bookmarkEnd w:id="8"/>
+      <w:bookmarkEnd w:id="9"/>
     </w:p>
     <w:p>
       <w:pPr>
@@ -329,6 +3471,8 @@
           <w:lang w:val="ru-RU"/>
         </w:rPr>
       </w:pPr>
+      <w:bookmarkStart w:id="10" w:name="_Toc233892023"/>
+      <w:bookmarkStart w:id="11" w:name="_Toc233893100"/>
       <w:r>
         <w:rPr>
           <w:b/>
@@ -338,12 +3482,16 @@
         <w:lastRenderedPageBreak/>
         <w:t>Урок 2</w:t>
       </w:r>
+      <w:bookmarkEnd w:id="10"/>
+      <w:bookmarkEnd w:id="11"/>
     </w:p>
     <w:p>
       <w:pPr>
         <w:jc w:val="both"/>
         <w:outlineLvl w:val="1"/>
       </w:pPr>
+      <w:bookmarkStart w:id="12" w:name="_Toc233892024"/>
+      <w:bookmarkStart w:id="13" w:name="_Toc233893101"/>
       <w:r>
         <w:rPr>
           <w:b/>
@@ -368,15 +3516,25 @@
         <w:t>)</w:t>
       </w:r>
       <w:r>
-        <w:t xml:space="preserve"> — это пошаговый процесс создания программного обеспечения, от зарождения первоначальной идеи до технической поддержки уже выпущенного продукта. Для тестировщика важно понимать этот цикл, чтобы четко знать, на каком этапе разработки от него ждут конкретных действий.</w:t>
-      </w:r>
-    </w:p>
-    <w:p>
-      <w:pPr>
-        <w:jc w:val="both"/>
-        <w:rPr>
+        <w:rPr>
+          <w:b/>
+          <w:bCs/>
           <w:lang w:val="ru-RU"/>
         </w:rPr>
+        <w:t xml:space="preserve"> </w:t>
+      </w:r>
+      <w:r>
+        <w:t>— это пошаговый процесс создания программного обеспечения, от зарождения первоначальной идеи до технической поддержки уже выпущенного продукта. Для тестировщика важно понимать этот цикл, чтобы четко знать, на каком этапе разработки от него ждут конкретных действий.</w:t>
+      </w:r>
+      <w:bookmarkEnd w:id="12"/>
+      <w:bookmarkEnd w:id="13"/>
+    </w:p>
+    <w:p>
+      <w:pPr>
+        <w:jc w:val="both"/>
+        <w:rPr>
+          <w:lang w:val="ru-RU"/>
+        </w:rPr>
       </w:pPr>
     </w:p>
     <w:p>
@@ -390,6 +3548,8 @@
           <w:lang w:val="ru-RU"/>
         </w:rPr>
       </w:pPr>
+      <w:bookmarkStart w:id="14" w:name="_Toc233892025"/>
+      <w:bookmarkStart w:id="15" w:name="_Toc233893102"/>
       <w:r>
         <w:rPr>
           <w:b/>
@@ -405,6 +3565,8 @@
         </w:rPr>
         <w:t>:</w:t>
       </w:r>
+      <w:bookmarkEnd w:id="14"/>
+      <w:bookmarkEnd w:id="15"/>
     </w:p>
     <w:p>
       <w:pPr>
@@ -761,6 +3923,8 @@
           <w:bCs/>
         </w:rPr>
       </w:pPr>
+      <w:bookmarkStart w:id="16" w:name="_Toc233892026"/>
+      <w:bookmarkStart w:id="17" w:name="_Toc233893103"/>
       <w:r>
         <w:rPr>
           <w:b/>
@@ -768,6 +3932,8 @@
         </w:rPr>
         <w:t>Популярные модели разработки</w:t>
       </w:r>
+      <w:bookmarkEnd w:id="16"/>
+      <w:bookmarkEnd w:id="17"/>
     </w:p>
     <w:p>
       <w:pPr>
@@ -869,6 +4035,9 @@
       </w:r>
     </w:p>
     <w:p>
+      <w:pPr>
+        <w:jc w:val="both"/>
+      </w:pPr>
       <w:r>
         <w:br w:type="page"/>
       </w:r>
@@ -883,6 +4052,8 @@
           <w:lang w:val="ru-RU"/>
         </w:rPr>
       </w:pPr>
+      <w:bookmarkStart w:id="18" w:name="_Toc233892027"/>
+      <w:bookmarkStart w:id="19" w:name="_Toc233893104"/>
       <w:r>
         <w:rPr>
           <w:b/>
@@ -892,6 +4063,8 @@
         <w:lastRenderedPageBreak/>
         <w:t>Урок 3</w:t>
       </w:r>
+      <w:bookmarkEnd w:id="18"/>
+      <w:bookmarkEnd w:id="19"/>
     </w:p>
     <w:p>
       <w:pPr>
@@ -951,6 +4124,8 @@
           <w:bCs/>
         </w:rPr>
       </w:pPr>
+      <w:bookmarkStart w:id="20" w:name="_Toc233892028"/>
+      <w:bookmarkStart w:id="21" w:name="_Toc233893105"/>
       <w:r>
         <w:rPr>
           <w:b/>
@@ -958,6 +4133,8 @@
         </w:rPr>
         <w:t>Что именно мы проверяем?</w:t>
       </w:r>
+      <w:bookmarkEnd w:id="20"/>
+      <w:bookmarkEnd w:id="21"/>
     </w:p>
     <w:p>
       <w:pPr>
@@ -1051,6 +4228,8 @@
           <w:bCs/>
         </w:rPr>
       </w:pPr>
+      <w:bookmarkStart w:id="22" w:name="_Toc233892029"/>
+      <w:bookmarkStart w:id="23" w:name="_Toc233893106"/>
       <w:r>
         <w:rPr>
           <w:b/>
@@ -1058,6 +4237,8 @@
         </w:rPr>
         <w:t>Уровни тестирования (от деталей к целому)</w:t>
       </w:r>
+      <w:bookmarkEnd w:id="22"/>
+      <w:bookmarkEnd w:id="23"/>
     </w:p>
     <w:p>
       <w:pPr>
@@ -1179,6 +4360,8 @@
           <w:bCs/>
         </w:rPr>
       </w:pPr>
+      <w:bookmarkStart w:id="24" w:name="_Toc233892030"/>
+      <w:bookmarkStart w:id="25" w:name="_Toc233893107"/>
       <w:r>
         <w:rPr>
           <w:b/>
@@ -1186,6 +4369,8 @@
         </w:rPr>
         <w:t>Поддержание стабильности (Защита от новых поломок)</w:t>
       </w:r>
+      <w:bookmarkEnd w:id="24"/>
+      <w:bookmarkEnd w:id="25"/>
     </w:p>
     <w:p>
       <w:pPr>
@@ -1233,6 +4418,7 @@
     </w:p>
     <w:p>
       <w:pPr>
+        <w:jc w:val="both"/>
         <w:rPr>
           <w:b/>
           <w:bCs/>
@@ -1258,6 +4444,8 @@
           <w:lang w:val="ru-RU"/>
         </w:rPr>
       </w:pPr>
+      <w:bookmarkStart w:id="26" w:name="_Toc233892031"/>
+      <w:bookmarkStart w:id="27" w:name="_Toc233893108"/>
       <w:r>
         <w:rPr>
           <w:b/>
@@ -1267,6 +4455,8 @@
         <w:lastRenderedPageBreak/>
         <w:t>Урок 4</w:t>
       </w:r>
+      <w:bookmarkEnd w:id="26"/>
+      <w:bookmarkEnd w:id="27"/>
     </w:p>
     <w:p>
       <w:pPr>
@@ -1277,6 +4467,8 @@
           <w:bCs/>
         </w:rPr>
       </w:pPr>
+      <w:bookmarkStart w:id="28" w:name="_Toc233892032"/>
+      <w:bookmarkStart w:id="29" w:name="_Toc233893109"/>
       <w:r>
         <w:rPr>
           <w:b/>
@@ -1284,6 +4476,8 @@
         </w:rPr>
         <w:t>Что такое мануальное тестирование?</w:t>
       </w:r>
+      <w:bookmarkEnd w:id="28"/>
+      <w:bookmarkEnd w:id="29"/>
     </w:p>
     <w:p>
       <w:pPr>
@@ -1380,6 +4574,8 @@
           <w:bCs/>
         </w:rPr>
       </w:pPr>
+      <w:bookmarkStart w:id="30" w:name="_Toc233892033"/>
+      <w:bookmarkStart w:id="31" w:name="_Toc233893110"/>
       <w:r>
         <w:rPr>
           <w:b/>
@@ -1387,6 +4583,8 @@
         </w:rPr>
         <w:t>Написание тест-кейсов</w:t>
       </w:r>
+      <w:bookmarkEnd w:id="30"/>
+      <w:bookmarkEnd w:id="31"/>
     </w:p>
     <w:p>
       <w:pPr>
@@ -1543,7 +4741,7 @@
     </w:p>
     <w:p>
       <w:pPr>
-        <w:jc w:val="center"/>
+        <w:jc w:val="both"/>
         <w:rPr>
           <w:lang w:val="ru-RU"/>
         </w:rPr>
@@ -1625,6 +4823,8 @@
           <w:bCs/>
         </w:rPr>
       </w:pPr>
+      <w:bookmarkStart w:id="32" w:name="_Toc233892034"/>
+      <w:bookmarkStart w:id="33" w:name="_Toc233893111"/>
       <w:r>
         <w:rPr>
           <w:b/>
@@ -1632,6 +4832,8 @@
         </w:rPr>
         <w:t>Ведение отчетности о багах (Баг-репорты)</w:t>
       </w:r>
+      <w:bookmarkEnd w:id="32"/>
+      <w:bookmarkEnd w:id="33"/>
     </w:p>
     <w:p>
       <w:pPr>
@@ -1774,7 +4976,7 @@
     </w:p>
     <w:p>
       <w:pPr>
-        <w:jc w:val="center"/>
+        <w:jc w:val="both"/>
       </w:pPr>
       <w:r>
         <w:rPr>
@@ -1859,6 +5061,9 @@
       </w:r>
     </w:p>
     <w:p>
+      <w:pPr>
+        <w:jc w:val="both"/>
+      </w:pPr>
       <w:r>
         <w:br w:type="page"/>
       </w:r>
@@ -1878,6 +5083,8 @@
           <w:lang w:val="ru-RU"/>
         </w:rPr>
       </w:pPr>
+      <w:bookmarkStart w:id="34" w:name="_Toc233892035"/>
+      <w:bookmarkStart w:id="35" w:name="_Toc233893112"/>
       <w:r>
         <w:rPr>
           <w:b/>
@@ -1886,6 +5093,8 @@
         </w:rPr>
         <w:t>Урок 5</w:t>
       </w:r>
+      <w:bookmarkEnd w:id="34"/>
+      <w:bookmarkEnd w:id="35"/>
     </w:p>
     <w:p>
       <w:pPr>
@@ -1904,6 +5113,8 @@
           <w:bCs/>
         </w:rPr>
       </w:pPr>
+      <w:bookmarkStart w:id="36" w:name="_Toc233892036"/>
+      <w:bookmarkStart w:id="37" w:name="_Toc233893113"/>
       <w:r>
         <w:rPr>
           <w:b/>
@@ -1911,6 +5122,8 @@
         </w:rPr>
         <w:t>1. Подходы к тестированию (Как мы смотрим на программу)</w:t>
       </w:r>
+      <w:bookmarkEnd w:id="36"/>
+      <w:bookmarkEnd w:id="37"/>
     </w:p>
     <w:p>
       <w:pPr>
@@ -2050,6 +5263,8 @@
           <w:bCs/>
         </w:rPr>
       </w:pPr>
+      <w:bookmarkStart w:id="38" w:name="_Toc233892037"/>
+      <w:bookmarkStart w:id="39" w:name="_Toc233893114"/>
       <w:r>
         <w:rPr>
           <w:b/>
@@ -2057,6 +5272,8 @@
         </w:rPr>
         <w:t>2. Техники тест-дизайна (Как оптимизировать проверки)</w:t>
       </w:r>
+      <w:bookmarkEnd w:id="38"/>
+      <w:bookmarkEnd w:id="39"/>
     </w:p>
     <w:p>
       <w:pPr>
@@ -2118,7 +5335,7 @@
     </w:p>
     <w:p>
       <w:pPr>
-        <w:jc w:val="center"/>
+        <w:jc w:val="both"/>
         <w:rPr>
           <w:lang w:val="ru-RU"/>
         </w:rPr>
@@ -2244,7 +5461,7 @@
     </w:p>
     <w:p>
       <w:pPr>
-        <w:jc w:val="center"/>
+        <w:jc w:val="both"/>
         <w:rPr>
           <w:lang w:val="ru-RU"/>
         </w:rPr>
@@ -2305,7 +5522,7 @@
     </w:p>
     <w:p>
       <w:pPr>
-        <w:jc w:val="center"/>
+        <w:jc w:val="both"/>
         <w:rPr>
           <w:lang w:val="ru-RU"/>
         </w:rPr>
@@ -2343,7 +5560,7 @@
     </w:p>
     <w:p>
       <w:pPr>
-        <w:jc w:val="center"/>
+        <w:jc w:val="both"/>
         <w:rPr>
           <w:lang w:val="ru-RU"/>
         </w:rPr>
@@ -2404,7 +5621,7 @@
     </w:p>
     <w:p>
       <w:pPr>
-        <w:jc w:val="center"/>
+        <w:jc w:val="both"/>
         <w:rPr>
           <w:lang w:val="ru-RU"/>
         </w:rPr>
@@ -2430,6 +5647,9 @@
       </w:r>
     </w:p>
     <w:p>
+      <w:pPr>
+        <w:jc w:val="both"/>
+      </w:pPr>
       <w:r>
         <w:br w:type="page"/>
       </w:r>
@@ -2437,13 +5657,3750 @@
     <w:p>
       <w:pPr>
         <w:jc w:val="both"/>
-      </w:pPr>
-      <w:r>
-        <w:rPr>
+        <w:outlineLvl w:val="0"/>
+        <w:rPr>
+          <w:b/>
+          <w:bCs/>
+          <w:lang w:val="ru-RU"/>
+        </w:rPr>
+      </w:pPr>
+      <w:bookmarkStart w:id="40" w:name="_Toc233892038"/>
+      <w:bookmarkStart w:id="41" w:name="_Toc233893115"/>
+      <w:r>
+        <w:rPr>
+          <w:b/>
+          <w:bCs/>
           <w:lang w:val="ru-RU"/>
         </w:rPr>
         <w:lastRenderedPageBreak/>
         <w:t>Урок 6</w:t>
+      </w:r>
+      <w:bookmarkEnd w:id="40"/>
+      <w:bookmarkEnd w:id="41"/>
+    </w:p>
+    <w:p>
+      <w:pPr>
+        <w:jc w:val="both"/>
+        <w:outlineLvl w:val="1"/>
+        <w:rPr>
+          <w:b/>
+          <w:bCs/>
+        </w:rPr>
+      </w:pPr>
+      <w:bookmarkStart w:id="42" w:name="_Toc233892039"/>
+      <w:bookmarkStart w:id="43" w:name="_Toc233893116"/>
+      <w:r>
+        <w:rPr>
+          <w:b/>
+          <w:bCs/>
+        </w:rPr>
+        <w:t>Что такое автоматизация тестирования?</w:t>
+      </w:r>
+      <w:bookmarkEnd w:id="42"/>
+      <w:bookmarkEnd w:id="43"/>
+    </w:p>
+    <w:p>
+      <w:pPr>
+        <w:jc w:val="both"/>
+        <w:rPr>
+          <w:lang w:val="ru-RU"/>
+        </w:rPr>
+      </w:pPr>
+      <w:r>
+        <w:t>Автоматизация тестирования — это процесс передачи рутинных и повторяющихся проверок специальным программам и скриптам. Вместо того чтобы человек раз за разом вручную нажимал одни и те же кнопки, это делает код.</w:t>
+      </w:r>
+    </w:p>
+    <w:p>
+      <w:pPr>
+        <w:jc w:val="both"/>
+        <w:rPr>
+          <w:lang w:val="ru-RU"/>
+        </w:rPr>
+      </w:pPr>
+    </w:p>
+    <w:p>
+      <w:pPr>
+        <w:jc w:val="both"/>
+        <w:outlineLvl w:val="1"/>
+      </w:pPr>
+      <w:bookmarkStart w:id="44" w:name="_Toc233892040"/>
+      <w:bookmarkStart w:id="45" w:name="_Toc233893117"/>
+      <w:r>
+        <w:rPr>
+          <w:b/>
+          <w:bCs/>
+        </w:rPr>
+        <w:t>Главные плюсы автоматизации:</w:t>
+      </w:r>
+      <w:bookmarkEnd w:id="44"/>
+      <w:bookmarkEnd w:id="45"/>
+    </w:p>
+    <w:p>
+      <w:pPr>
+        <w:numPr>
+          <w:ilvl w:val="0"/>
+          <w:numId w:val="21"/>
+        </w:numPr>
+        <w:jc w:val="both"/>
+      </w:pPr>
+      <w:r>
+        <w:rPr>
+          <w:b/>
+          <w:bCs/>
+        </w:rPr>
+        <w:t>Скорость:</w:t>
+      </w:r>
+      <w:r>
+        <w:t xml:space="preserve"> Скрипты выполняют проверки в разы быстрее человека, что критически важно на крупных проектах.</w:t>
+      </w:r>
+    </w:p>
+    <w:p>
+      <w:pPr>
+        <w:numPr>
+          <w:ilvl w:val="0"/>
+          <w:numId w:val="21"/>
+        </w:numPr>
+        <w:jc w:val="both"/>
+      </w:pPr>
+      <w:r>
+        <w:rPr>
+          <w:b/>
+          <w:bCs/>
+        </w:rPr>
+        <w:t>Точность (Исключение человеческого фактора):</w:t>
+      </w:r>
+      <w:r>
+        <w:t xml:space="preserve"> Машина не устает, не отвлекается и выполняет тест абсолютно одинаково каждый раз.</w:t>
+      </w:r>
+    </w:p>
+    <w:p>
+      <w:pPr>
+        <w:numPr>
+          <w:ilvl w:val="0"/>
+          <w:numId w:val="21"/>
+        </w:numPr>
+        <w:jc w:val="both"/>
+      </w:pPr>
+      <w:r>
+        <w:rPr>
+          <w:b/>
+          <w:bCs/>
+        </w:rPr>
+        <w:t>Удобство для регрессии:</w:t>
+      </w:r>
+      <w:r>
+        <w:t xml:space="preserve"> </w:t>
+      </w:r>
+      <w:proofErr w:type="spellStart"/>
+      <w:r>
+        <w:t>Автотесты</w:t>
+      </w:r>
+      <w:proofErr w:type="spellEnd"/>
+      <w:r>
+        <w:t xml:space="preserve"> идеально подходят для регрессионного тестирования, когда после каждого обновления нужно убедиться, что старые функции не сломались.</w:t>
+      </w:r>
+    </w:p>
+    <w:p>
+      <w:pPr>
+        <w:numPr>
+          <w:ilvl w:val="0"/>
+          <w:numId w:val="21"/>
+        </w:numPr>
+        <w:jc w:val="both"/>
+      </w:pPr>
+      <w:r>
+        <w:rPr>
+          <w:b/>
+          <w:bCs/>
+        </w:rPr>
+        <w:t>Кроссплатформенность</w:t>
+      </w:r>
+      <w:r>
+        <w:rPr>
+          <w:b/>
+          <w:bCs/>
+        </w:rPr>
+        <w:t>:</w:t>
+      </w:r>
+      <w:r>
+        <w:t xml:space="preserve"> можно</w:t>
+      </w:r>
+      <w:r>
+        <w:t xml:space="preserve"> настроить одновременный запуск тестов на разных браузерах или устройствах.</w:t>
+      </w:r>
+    </w:p>
+    <w:p>
+      <w:pPr>
+        <w:jc w:val="both"/>
+      </w:pPr>
+    </w:p>
+    <w:p>
+      <w:pPr>
+        <w:jc w:val="both"/>
+        <w:outlineLvl w:val="1"/>
+        <w:rPr>
+          <w:b/>
+          <w:bCs/>
+        </w:rPr>
+      </w:pPr>
+      <w:bookmarkStart w:id="46" w:name="_Toc233892041"/>
+      <w:bookmarkStart w:id="47" w:name="_Toc233893118"/>
+      <w:r>
+        <w:rPr>
+          <w:b/>
+          <w:bCs/>
+        </w:rPr>
+        <w:t>Когда автоматизация нужна, а когда — нет?</w:t>
+      </w:r>
+      <w:bookmarkEnd w:id="46"/>
+      <w:bookmarkEnd w:id="47"/>
+    </w:p>
+    <w:p>
+      <w:pPr>
+        <w:jc w:val="both"/>
+        <w:rPr>
+          <w:lang w:val="ru-RU"/>
+        </w:rPr>
+      </w:pPr>
+      <w:r>
+        <w:t>Автоматизация — это не волшебная таблетка, ее настройка требует времени и денег (написание кода тестов). Поэтому важно понимать, когда она целесообразна.</w:t>
+      </w:r>
+    </w:p>
+    <w:p>
+      <w:pPr>
+        <w:jc w:val="both"/>
+        <w:rPr>
+          <w:lang w:val="ru-RU"/>
+        </w:rPr>
+      </w:pPr>
+    </w:p>
+    <w:p>
+      <w:pPr>
+        <w:jc w:val="both"/>
+        <w:outlineLvl w:val="1"/>
+      </w:pPr>
+      <w:bookmarkStart w:id="48" w:name="_Toc233892042"/>
+      <w:bookmarkStart w:id="49" w:name="_Toc233893119"/>
+      <w:r>
+        <w:rPr>
+          <w:b/>
+          <w:bCs/>
+        </w:rPr>
+        <w:t xml:space="preserve">Где </w:t>
+      </w:r>
+      <w:proofErr w:type="spellStart"/>
+      <w:r>
+        <w:rPr>
+          <w:b/>
+          <w:bCs/>
+        </w:rPr>
+        <w:t>автотесты</w:t>
+      </w:r>
+      <w:proofErr w:type="spellEnd"/>
+      <w:r>
+        <w:rPr>
+          <w:b/>
+          <w:bCs/>
+        </w:rPr>
+        <w:t xml:space="preserve"> необходимы:</w:t>
+      </w:r>
+      <w:bookmarkEnd w:id="48"/>
+      <w:bookmarkEnd w:id="49"/>
+    </w:p>
+    <w:p>
+      <w:pPr>
+        <w:numPr>
+          <w:ilvl w:val="0"/>
+          <w:numId w:val="22"/>
+        </w:numPr>
+        <w:jc w:val="both"/>
+      </w:pPr>
+      <w:r>
+        <w:rPr>
+          <w:b/>
+          <w:bCs/>
+        </w:rPr>
+        <w:t>Регулярные регрессионные проверки</w:t>
+      </w:r>
+      <w:r>
+        <w:t xml:space="preserve"> перед каждым релизом.</w:t>
+      </w:r>
+    </w:p>
+    <w:p>
+      <w:pPr>
+        <w:numPr>
+          <w:ilvl w:val="0"/>
+          <w:numId w:val="22"/>
+        </w:numPr>
+        <w:jc w:val="both"/>
+      </w:pPr>
+      <w:r>
+        <w:rPr>
+          <w:b/>
+          <w:bCs/>
+        </w:rPr>
+        <w:t>Нагрузочное тестирование</w:t>
+      </w:r>
+      <w:r>
+        <w:rPr>
+          <w:b/>
+          <w:bCs/>
+        </w:rPr>
+        <w:t>:</w:t>
+      </w:r>
+      <w:r>
+        <w:t xml:space="preserve"> вручную</w:t>
+      </w:r>
+      <w:r>
+        <w:t xml:space="preserve"> симулировать 10 000 пользователей невозможно, а скрипт сделает это легко.</w:t>
+      </w:r>
+    </w:p>
+    <w:p>
+      <w:pPr>
+        <w:numPr>
+          <w:ilvl w:val="0"/>
+          <w:numId w:val="22"/>
+        </w:numPr>
+        <w:jc w:val="both"/>
+      </w:pPr>
+      <w:r>
+        <w:rPr>
+          <w:b/>
+          <w:bCs/>
+        </w:rPr>
+        <w:t>Сложные многошаговые сценарии</w:t>
+      </w:r>
+      <w:r>
+        <w:t xml:space="preserve"> с большими объемами данных.</w:t>
+      </w:r>
+    </w:p>
+    <w:p>
+      <w:pPr>
+        <w:jc w:val="both"/>
+        <w:outlineLvl w:val="1"/>
+      </w:pPr>
+      <w:bookmarkStart w:id="50" w:name="_Toc233892043"/>
+      <w:bookmarkStart w:id="51" w:name="_Toc233893120"/>
+      <w:r>
+        <w:rPr>
+          <w:b/>
+          <w:bCs/>
+        </w:rPr>
+        <w:t xml:space="preserve">Где </w:t>
+      </w:r>
+      <w:proofErr w:type="spellStart"/>
+      <w:r>
+        <w:rPr>
+          <w:b/>
+          <w:bCs/>
+        </w:rPr>
+        <w:t>автотесты</w:t>
+      </w:r>
+      <w:proofErr w:type="spellEnd"/>
+      <w:r>
+        <w:rPr>
+          <w:b/>
+          <w:bCs/>
+        </w:rPr>
+        <w:t xml:space="preserve"> НЕ нужны:</w:t>
+      </w:r>
+      <w:bookmarkEnd w:id="50"/>
+      <w:bookmarkEnd w:id="51"/>
+    </w:p>
+    <w:p>
+      <w:pPr>
+        <w:numPr>
+          <w:ilvl w:val="0"/>
+          <w:numId w:val="23"/>
+        </w:numPr>
+        <w:jc w:val="both"/>
+      </w:pPr>
+      <w:r>
+        <w:rPr>
+          <w:b/>
+          <w:bCs/>
+        </w:rPr>
+        <w:t>Маленькие проекты</w:t>
+      </w:r>
+      <w:r>
+        <w:t xml:space="preserve"> или редкие/одноразовые тесты (быстрее сделать руками).</w:t>
+      </w:r>
+    </w:p>
+    <w:p>
+      <w:pPr>
+        <w:numPr>
+          <w:ilvl w:val="0"/>
+          <w:numId w:val="23"/>
+        </w:numPr>
+        <w:jc w:val="both"/>
+      </w:pPr>
+      <w:r>
+        <w:rPr>
+          <w:b/>
+          <w:bCs/>
+        </w:rPr>
+        <w:t>Ранние стадии разработки</w:t>
+      </w:r>
+      <w:r>
+        <w:rPr>
+          <w:b/>
+          <w:bCs/>
+        </w:rPr>
+        <w:t>:</w:t>
+      </w:r>
+      <w:r>
+        <w:t xml:space="preserve"> если</w:t>
+      </w:r>
+      <w:r>
+        <w:t xml:space="preserve"> код и интерфейс постоянно меняются, вам придется бесконечно переписывать </w:t>
+      </w:r>
+      <w:proofErr w:type="spellStart"/>
+      <w:r>
+        <w:t>автотесты</w:t>
+      </w:r>
+      <w:proofErr w:type="spellEnd"/>
+      <w:r>
+        <w:t>, что только затормозит процесс.</w:t>
+      </w:r>
+    </w:p>
+    <w:p>
+      <w:pPr>
+        <w:numPr>
+          <w:ilvl w:val="0"/>
+          <w:numId w:val="23"/>
+        </w:numPr>
+        <w:jc w:val="both"/>
+      </w:pPr>
+      <w:r>
+        <w:rPr>
+          <w:b/>
+          <w:bCs/>
+        </w:rPr>
+        <w:t>Тестирование интерфейса (UI/UX):</w:t>
+      </w:r>
+      <w:r>
+        <w:t xml:space="preserve"> Автоматика не может оценить, насколько приложение красиво, удобно для человека и «съехал» ли цвет кнопки.</w:t>
+      </w:r>
+    </w:p>
+    <w:p>
+      <w:pPr>
+        <w:jc w:val="both"/>
+      </w:pPr>
+    </w:p>
+    <w:p>
+      <w:pPr>
+        <w:jc w:val="both"/>
+        <w:outlineLvl w:val="1"/>
+        <w:rPr>
+          <w:b/>
+          <w:bCs/>
+        </w:rPr>
+      </w:pPr>
+      <w:bookmarkStart w:id="52" w:name="_Toc233892044"/>
+      <w:bookmarkStart w:id="53" w:name="_Toc233893121"/>
+      <w:r>
+        <w:rPr>
+          <w:b/>
+          <w:bCs/>
+        </w:rPr>
+        <w:lastRenderedPageBreak/>
+        <w:t xml:space="preserve">Основные инструменты </w:t>
+      </w:r>
+      <w:proofErr w:type="spellStart"/>
+      <w:r>
+        <w:rPr>
+          <w:b/>
+          <w:bCs/>
+        </w:rPr>
+        <w:t>автоматизатора</w:t>
+      </w:r>
+      <w:bookmarkEnd w:id="52"/>
+      <w:bookmarkEnd w:id="53"/>
+      <w:proofErr w:type="spellEnd"/>
+    </w:p>
+    <w:p>
+      <w:pPr>
+        <w:jc w:val="both"/>
+      </w:pPr>
+      <w:r>
+        <w:t xml:space="preserve">Выбор инструмента зависит от того, </w:t>
+      </w:r>
+      <w:r>
+        <w:rPr>
+          <w:i/>
+          <w:iCs/>
+        </w:rPr>
+        <w:t>что</w:t>
+      </w:r>
+      <w:r>
+        <w:t xml:space="preserve"> именно вы тестируете и на каком языке программирования написан проект. В уроке кратко разобраны три популярных решения:</w:t>
+      </w:r>
+    </w:p>
+    <w:p>
+      <w:pPr>
+        <w:numPr>
+          <w:ilvl w:val="0"/>
+          <w:numId w:val="24"/>
+        </w:numPr>
+        <w:jc w:val="both"/>
+      </w:pPr>
+      <w:proofErr w:type="spellStart"/>
+      <w:r>
+        <w:rPr>
+          <w:b/>
+          <w:bCs/>
+        </w:rPr>
+        <w:t>Selenium</w:t>
+      </w:r>
+      <w:proofErr w:type="spellEnd"/>
+      <w:r>
+        <w:rPr>
+          <w:b/>
+          <w:bCs/>
+        </w:rPr>
+        <w:t xml:space="preserve"> (для Web):</w:t>
+      </w:r>
+    </w:p>
+    <w:p>
+      <w:pPr>
+        <w:jc w:val="both"/>
+      </w:pPr>
+      <w:r>
+        <w:t>Самый известный инструмент для автоматизации сайтов и веб-приложений. Он буквально «открывает» браузер (через специальный драйвер) и имитирует действия пользователя: нажимает кнопки, вводит текст, переходит по ссылкам. Поддерживает множество языков программирования (Python, Java, C# и др.).</w:t>
+      </w:r>
+    </w:p>
+    <w:p>
+      <w:pPr>
+        <w:numPr>
+          <w:ilvl w:val="0"/>
+          <w:numId w:val="24"/>
+        </w:numPr>
+        <w:jc w:val="both"/>
+      </w:pPr>
+      <w:r>
+        <w:rPr>
+          <w:b/>
+          <w:bCs/>
+        </w:rPr>
+        <w:t>Инструменты для Unit-тестирования (для Кода):</w:t>
+      </w:r>
+    </w:p>
+    <w:p>
+      <w:pPr>
+        <w:jc w:val="both"/>
+      </w:pPr>
+      <w:r>
+        <w:t>Используются для модульного тестирования (чаще всего самими программистами). Это специальные библиотеки под конкретный язык программирования. Например:</w:t>
+      </w:r>
+    </w:p>
+    <w:p>
+      <w:pPr>
+        <w:numPr>
+          <w:ilvl w:val="1"/>
+          <w:numId w:val="24"/>
+        </w:numPr>
+        <w:jc w:val="both"/>
+      </w:pPr>
+      <w:proofErr w:type="spellStart"/>
+      <w:r>
+        <w:rPr>
+          <w:b/>
+          <w:bCs/>
+        </w:rPr>
+        <w:t>unittest</w:t>
+      </w:r>
+      <w:proofErr w:type="spellEnd"/>
+      <w:r>
+        <w:t xml:space="preserve"> или </w:t>
+      </w:r>
+      <w:proofErr w:type="spellStart"/>
+      <w:r>
+        <w:rPr>
+          <w:b/>
+          <w:bCs/>
+        </w:rPr>
+        <w:t>pytest</w:t>
+      </w:r>
+      <w:proofErr w:type="spellEnd"/>
+      <w:r>
+        <w:t xml:space="preserve"> для Python.</w:t>
+      </w:r>
+    </w:p>
+    <w:p>
+      <w:pPr>
+        <w:numPr>
+          <w:ilvl w:val="1"/>
+          <w:numId w:val="24"/>
+        </w:numPr>
+        <w:jc w:val="both"/>
+      </w:pPr>
+      <w:proofErr w:type="spellStart"/>
+      <w:r>
+        <w:rPr>
+          <w:b/>
+          <w:bCs/>
+        </w:rPr>
+        <w:t>JUnit</w:t>
+      </w:r>
+      <w:proofErr w:type="spellEnd"/>
+      <w:r>
+        <w:t xml:space="preserve"> для Java (позволяет тестировать классы и функции, например, сравнивая ожидаемый результат математической операции с фактическим).</w:t>
+      </w:r>
+    </w:p>
+    <w:p>
+      <w:pPr>
+        <w:numPr>
+          <w:ilvl w:val="0"/>
+          <w:numId w:val="24"/>
+        </w:numPr>
+        <w:jc w:val="both"/>
+      </w:pPr>
+      <w:proofErr w:type="spellStart"/>
+      <w:r>
+        <w:rPr>
+          <w:b/>
+          <w:bCs/>
+        </w:rPr>
+        <w:t>Appium</w:t>
+      </w:r>
+      <w:proofErr w:type="spellEnd"/>
+      <w:r>
+        <w:rPr>
+          <w:b/>
+          <w:bCs/>
+        </w:rPr>
+        <w:t xml:space="preserve"> (для Мобилок):</w:t>
+      </w:r>
+    </w:p>
+    <w:p>
+      <w:pPr>
+        <w:jc w:val="both"/>
+        <w:rPr>
+          <w:lang w:val="ru-RU"/>
+        </w:rPr>
+      </w:pPr>
+      <w:r>
+        <w:t xml:space="preserve">Универсальный инструмент для автоматизации мобильных приложений. Его главный плюс — кроссплатформенность: он умеет работать как с Android, так и с </w:t>
+      </w:r>
+      <w:proofErr w:type="spellStart"/>
+      <w:r>
+        <w:t>iOS</w:t>
+      </w:r>
+      <w:proofErr w:type="spellEnd"/>
+      <w:r>
+        <w:t>.</w:t>
+      </w:r>
+    </w:p>
+    <w:p>
+      <w:pPr>
+        <w:jc w:val="both"/>
+        <w:rPr>
+          <w:lang w:val="ru-RU"/>
+        </w:rPr>
+      </w:pPr>
+    </w:p>
+    <w:p>
+      <w:pPr>
+        <w:jc w:val="both"/>
+        <w:outlineLvl w:val="1"/>
+        <w:rPr>
+          <w:b/>
+          <w:bCs/>
+        </w:rPr>
+      </w:pPr>
+      <w:bookmarkStart w:id="54" w:name="_Toc233892045"/>
+      <w:bookmarkStart w:id="55" w:name="_Toc233893122"/>
+      <w:r>
+        <w:rPr>
+          <w:b/>
+          <w:bCs/>
+        </w:rPr>
+        <w:t>Итог</w:t>
+      </w:r>
+      <w:r>
+        <w:rPr>
+          <w:b/>
+          <w:bCs/>
+        </w:rPr>
+        <w:t>: как</w:t>
+      </w:r>
+      <w:r>
+        <w:rPr>
+          <w:b/>
+          <w:bCs/>
+        </w:rPr>
+        <w:t xml:space="preserve"> это работает на практике</w:t>
+      </w:r>
+      <w:bookmarkEnd w:id="54"/>
+      <w:bookmarkEnd w:id="55"/>
+    </w:p>
+    <w:p>
+      <w:pPr>
+        <w:jc w:val="both"/>
+      </w:pPr>
+      <w:r>
+        <w:t xml:space="preserve">Рабочий процесс строится следующим образом: если проект небольшой, на ранней стадии или требует субъективной визуальной оценки (удобно/неудобно) — пишется </w:t>
+      </w:r>
+      <w:r>
+        <w:rPr>
+          <w:b/>
+          <w:bCs/>
+        </w:rPr>
+        <w:t>тест-кейс для ручного тестирования</w:t>
+      </w:r>
+      <w:r>
+        <w:t>.</w:t>
+      </w:r>
+    </w:p>
+    <w:p>
+      <w:pPr>
+        <w:jc w:val="both"/>
+        <w:rPr>
+          <w:lang w:val="ru-RU"/>
+        </w:rPr>
+      </w:pPr>
+      <w:r>
+        <w:t>Если же функционал стабилен, понятен, и его нужно проверять постоянно (например, процесс логина или добавления товара в корзину) — тестировщик выбирает подходящий инструмент (</w:t>
+      </w:r>
+      <w:proofErr w:type="spellStart"/>
+      <w:r>
+        <w:t>Selenium</w:t>
+      </w:r>
+      <w:proofErr w:type="spellEnd"/>
+      <w:r>
+        <w:t xml:space="preserve">, </w:t>
+      </w:r>
+      <w:proofErr w:type="spellStart"/>
+      <w:r>
+        <w:t>Appium</w:t>
+      </w:r>
+      <w:proofErr w:type="spellEnd"/>
+      <w:r>
+        <w:t xml:space="preserve"> и т.д.) и пишет </w:t>
+      </w:r>
+      <w:r>
+        <w:rPr>
+          <w:b/>
+          <w:bCs/>
+        </w:rPr>
+        <w:t>автоматизированный скрипт</w:t>
+      </w:r>
+      <w:r>
+        <w:t>, который будет выполнять эту проверку самостоятельно.</w:t>
+      </w:r>
+    </w:p>
+    <w:p>
+      <w:pPr>
+        <w:jc w:val="both"/>
+        <w:rPr>
+          <w:lang w:val="ru-RU"/>
+        </w:rPr>
+      </w:pPr>
+      <w:r>
+        <w:rPr>
+          <w:lang w:val="ru-RU"/>
+        </w:rPr>
+        <w:br w:type="page"/>
+      </w:r>
+    </w:p>
+    <w:p>
+      <w:pPr>
+        <w:jc w:val="both"/>
+        <w:outlineLvl w:val="0"/>
+        <w:rPr>
+          <w:b/>
+          <w:bCs/>
+          <w:lang w:val="ru-RU"/>
+        </w:rPr>
+      </w:pPr>
+      <w:bookmarkStart w:id="56" w:name="_Toc233892046"/>
+      <w:bookmarkStart w:id="57" w:name="_Toc233893123"/>
+      <w:r>
+        <w:rPr>
+          <w:b/>
+          <w:bCs/>
+          <w:lang w:val="ru-RU"/>
+        </w:rPr>
+        <w:lastRenderedPageBreak/>
+        <w:t>Урок 7</w:t>
+      </w:r>
+      <w:bookmarkEnd w:id="56"/>
+      <w:bookmarkEnd w:id="57"/>
+    </w:p>
+    <w:p>
+      <w:pPr>
+        <w:jc w:val="both"/>
+        <w:rPr>
+          <w:lang w:val="ru-RU"/>
+        </w:rPr>
+      </w:pPr>
+      <w:r>
+        <w:t>Тестирование — это не только поиск ошибок, но и строгий учет, командная координация и ведение документации. Специальные программы помогают структурировать этот хаос.</w:t>
+      </w:r>
+      <w:r>
+        <w:rPr>
+          <w:lang w:val="ru-RU"/>
+        </w:rPr>
+        <w:t xml:space="preserve"> </w:t>
+      </w:r>
+      <w:r>
+        <w:t>Вот подробный обзор основных инструментов:</w:t>
+      </w:r>
+    </w:p>
+    <w:p>
+      <w:pPr>
+        <w:jc w:val="both"/>
+        <w:rPr>
+          <w:lang w:val="ru-RU"/>
+        </w:rPr>
+      </w:pPr>
+    </w:p>
+    <w:p>
+      <w:pPr>
+        <w:jc w:val="both"/>
+        <w:outlineLvl w:val="1"/>
+        <w:rPr>
+          <w:b/>
+          <w:bCs/>
+        </w:rPr>
+      </w:pPr>
+      <w:bookmarkStart w:id="58" w:name="_Toc233892047"/>
+      <w:bookmarkStart w:id="59" w:name="_Toc233893124"/>
+      <w:r>
+        <w:rPr>
+          <w:b/>
+          <w:bCs/>
+        </w:rPr>
+        <w:t>JIRA (Управление задачами и отслеживание багов)</w:t>
+      </w:r>
+      <w:bookmarkEnd w:id="58"/>
+      <w:bookmarkEnd w:id="59"/>
+    </w:p>
+    <w:p>
+      <w:pPr>
+        <w:jc w:val="both"/>
+      </w:pPr>
+      <w:r>
+        <w:t xml:space="preserve">Инструмент от компании </w:t>
+      </w:r>
+      <w:proofErr w:type="spellStart"/>
+      <w:r>
+        <w:t>Atlassian</w:t>
+      </w:r>
+      <w:proofErr w:type="spellEnd"/>
+      <w:r>
+        <w:rPr>
+          <w:lang w:val="ru-RU"/>
+        </w:rPr>
+        <w:t xml:space="preserve">. </w:t>
+      </w:r>
+      <w:r>
+        <w:t>В не</w:t>
+      </w:r>
+      <w:r>
+        <w:rPr>
+          <w:lang w:val="ru-RU"/>
+        </w:rPr>
+        <w:t>м</w:t>
+      </w:r>
+      <w:r>
+        <w:t xml:space="preserve"> работают тестировщики, разработчики, менеджеры и другие отделы.</w:t>
+      </w:r>
+    </w:p>
+    <w:p>
+      <w:pPr>
+        <w:numPr>
+          <w:ilvl w:val="0"/>
+          <w:numId w:val="25"/>
+        </w:numPr>
+        <w:jc w:val="both"/>
+      </w:pPr>
+      <w:r>
+        <w:rPr>
+          <w:b/>
+          <w:bCs/>
+        </w:rPr>
+        <w:t>Регистрация дефектов:</w:t>
+      </w:r>
+      <w:r>
+        <w:t xml:space="preserve"> Найдя ошибку, тестировщик создает в JIRA карточку бага, детально описывая проблему (название, шаги воспроизведения, ожидаемый и фактический результаты).</w:t>
+      </w:r>
+    </w:p>
+    <w:p>
+      <w:pPr>
+        <w:numPr>
+          <w:ilvl w:val="0"/>
+          <w:numId w:val="25"/>
+        </w:numPr>
+        <w:jc w:val="both"/>
+      </w:pPr>
+      <w:r>
+        <w:rPr>
+          <w:b/>
+          <w:bCs/>
+        </w:rPr>
+        <w:t>Отслеживание статусов (Трекинг):</w:t>
+      </w:r>
+      <w:r>
+        <w:t xml:space="preserve"> Жизненный цикл бага визуализируется на канбан-досках (например, статусы: «Открыт» -&gt; «В работе» -&gt; «Готов к тестированию» -&gt; «Закрыт»). Вся команда видит актуальную картину.</w:t>
+      </w:r>
+    </w:p>
+    <w:p>
+      <w:pPr>
+        <w:numPr>
+          <w:ilvl w:val="0"/>
+          <w:numId w:val="25"/>
+        </w:numPr>
+        <w:jc w:val="both"/>
+      </w:pPr>
+      <w:r>
+        <w:rPr>
+          <w:b/>
+          <w:bCs/>
+        </w:rPr>
+        <w:t>Сбор статистики:</w:t>
+      </w:r>
+      <w:r>
+        <w:t xml:space="preserve"> Инструмент позволяет генерировать отчеты, чтобы понимать динамику проекта (сколько багов заведено за неделю, сколько исправлено).</w:t>
+      </w:r>
+    </w:p>
+    <w:p>
+      <w:pPr>
+        <w:jc w:val="both"/>
+        <w:rPr>
+          <w:b/>
+          <w:bCs/>
+          <w:lang w:val="ru-RU"/>
+        </w:rPr>
+      </w:pPr>
+      <w:r>
+        <w:rPr>
+          <w:noProof/>
+        </w:rPr>
+        <w:drawing>
+          <wp:inline distT="0" distB="0" distL="0" distR="0" wp14:anchorId="5D329A9E" wp14:editId="69A0A0BE">
+            <wp:extent cx="5940425" cy="3547745"/>
+            <wp:effectExtent l="0" t="0" r="3175" b="0"/>
+            <wp:docPr id="6" name="Рисунок 6"/>
+            <wp:cNvGraphicFramePr>
+              <a:graphicFrameLocks xmlns:a="http://schemas.openxmlformats.org/drawingml/2006/main" noChangeAspect="1"/>
+            </wp:cNvGraphicFramePr>
+            <a:graphic xmlns:a="http://schemas.openxmlformats.org/drawingml/2006/main">
+              <a:graphicData uri="http://schemas.openxmlformats.org/drawingml/2006/picture">
+                <pic:pic xmlns:pic="http://schemas.openxmlformats.org/drawingml/2006/picture">
+                  <pic:nvPicPr>
+                    <pic:cNvPr id="0" name="Picture 1"/>
+                    <pic:cNvPicPr>
+                      <a:picLocks noChangeAspect="1" noChangeArrowheads="1"/>
+                    </pic:cNvPicPr>
+                  </pic:nvPicPr>
+                  <pic:blipFill>
+                    <a:blip r:embed="rId11" cstate="print">
+                      <a:extLst>
+                        <a:ext uri="{28A0092B-C50C-407E-A947-70E740481C1C}">
+                          <a14:useLocalDpi xmlns:a14="http://schemas.microsoft.com/office/drawing/2010/main" val="0"/>
+                        </a:ext>
+                      </a:extLst>
+                    </a:blip>
+                    <a:srcRect/>
+                    <a:stretch>
+                      <a:fillRect/>
+                    </a:stretch>
+                  </pic:blipFill>
+                  <pic:spPr bwMode="auto">
+                    <a:xfrm>
+                      <a:off x="0" y="0"/>
+                      <a:ext cx="5940425" cy="3547745"/>
+                    </a:xfrm>
+                    <a:prstGeom prst="rect">
+                      <a:avLst/>
+                    </a:prstGeom>
+                    <a:noFill/>
+                    <a:ln>
+                      <a:noFill/>
+                    </a:ln>
+                  </pic:spPr>
+                </pic:pic>
+              </a:graphicData>
+            </a:graphic>
+          </wp:inline>
+        </w:drawing>
+      </w:r>
+    </w:p>
+    <w:p>
+      <w:pPr>
+        <w:jc w:val="both"/>
+        <w:rPr>
+          <w:b/>
+          <w:bCs/>
+          <w:lang w:val="ru-RU"/>
+        </w:rPr>
+      </w:pPr>
+    </w:p>
+    <w:p>
+      <w:pPr>
+        <w:jc w:val="both"/>
+        <w:outlineLvl w:val="1"/>
+        <w:rPr>
+          <w:b/>
+          <w:bCs/>
+        </w:rPr>
+      </w:pPr>
+      <w:bookmarkStart w:id="60" w:name="_Toc233892048"/>
+      <w:bookmarkStart w:id="61" w:name="_Toc233893125"/>
+      <w:proofErr w:type="spellStart"/>
+      <w:r>
+        <w:rPr>
+          <w:b/>
+          <w:bCs/>
+        </w:rPr>
+        <w:t>TestRail</w:t>
+      </w:r>
+      <w:proofErr w:type="spellEnd"/>
+      <w:r>
+        <w:rPr>
+          <w:b/>
+          <w:bCs/>
+        </w:rPr>
+        <w:t xml:space="preserve"> (Управление тест-кейсами)</w:t>
+      </w:r>
+      <w:bookmarkEnd w:id="60"/>
+      <w:bookmarkEnd w:id="61"/>
+    </w:p>
+    <w:p>
+      <w:pPr>
+        <w:jc w:val="both"/>
+      </w:pPr>
+      <w:r>
+        <w:t xml:space="preserve">Если JIRA создана для работы с </w:t>
+      </w:r>
+      <w:r>
+        <w:rPr>
+          <w:i/>
+          <w:iCs/>
+        </w:rPr>
+        <w:t>задачами</w:t>
+      </w:r>
+      <w:r>
+        <w:t xml:space="preserve"> и </w:t>
+      </w:r>
+      <w:r>
+        <w:rPr>
+          <w:i/>
+          <w:iCs/>
+        </w:rPr>
+        <w:t>ошибками</w:t>
+      </w:r>
+      <w:r>
+        <w:t xml:space="preserve">, то </w:t>
+      </w:r>
+      <w:proofErr w:type="spellStart"/>
+      <w:r>
+        <w:rPr>
+          <w:b/>
+          <w:bCs/>
+        </w:rPr>
+        <w:t>TestRail</w:t>
+      </w:r>
+      <w:proofErr w:type="spellEnd"/>
+      <w:r>
+        <w:t xml:space="preserve"> сфокусирован исключительно на </w:t>
+      </w:r>
+      <w:r>
+        <w:rPr>
+          <w:i/>
+          <w:iCs/>
+        </w:rPr>
+        <w:t>тестах</w:t>
+      </w:r>
+      <w:r>
+        <w:t>. Это цифровая «рабочая тетрадь» тестировщика.</w:t>
+      </w:r>
+    </w:p>
+    <w:p>
+      <w:pPr>
+        <w:numPr>
+          <w:ilvl w:val="0"/>
+          <w:numId w:val="26"/>
+        </w:numPr>
+        <w:jc w:val="both"/>
+      </w:pPr>
+      <w:r>
+        <w:rPr>
+          <w:b/>
+          <w:bCs/>
+        </w:rPr>
+        <w:lastRenderedPageBreak/>
+        <w:t>Хранение документации:</w:t>
+      </w:r>
+      <w:r>
+        <w:t xml:space="preserve"> В системе создаются, структурируются и хранятся все тест-кейсы проекта по модулям и разделам.</w:t>
+      </w:r>
+    </w:p>
+    <w:p>
+      <w:pPr>
+        <w:numPr>
+          <w:ilvl w:val="0"/>
+          <w:numId w:val="26"/>
+        </w:numPr>
+        <w:jc w:val="both"/>
+      </w:pPr>
+      <w:r>
+        <w:rPr>
+          <w:b/>
+          <w:bCs/>
+        </w:rPr>
+        <w:t xml:space="preserve">Выполнение тестов (Test </w:t>
+      </w:r>
+      <w:proofErr w:type="spellStart"/>
+      <w:r>
+        <w:rPr>
+          <w:b/>
+          <w:bCs/>
+        </w:rPr>
+        <w:t>Runs</w:t>
+      </w:r>
+      <w:proofErr w:type="spellEnd"/>
+      <w:r>
+        <w:rPr>
+          <w:b/>
+          <w:bCs/>
+        </w:rPr>
+        <w:t>)</w:t>
+      </w:r>
+      <w:r>
+        <w:rPr>
+          <w:b/>
+          <w:bCs/>
+        </w:rPr>
+        <w:t>:</w:t>
+      </w:r>
+      <w:r>
+        <w:t xml:space="preserve"> во время</w:t>
+      </w:r>
+      <w:r>
+        <w:t xml:space="preserve"> проверки тестировщик идет по шагам прямо в интерфейсе </w:t>
+      </w:r>
+      <w:proofErr w:type="spellStart"/>
+      <w:r>
+        <w:t>TestRail</w:t>
+      </w:r>
+      <w:proofErr w:type="spellEnd"/>
+      <w:r>
+        <w:t xml:space="preserve"> и проставляет статусы (пройден успешно, провален, пропущен).</w:t>
+      </w:r>
+    </w:p>
+    <w:p>
+      <w:pPr>
+        <w:numPr>
+          <w:ilvl w:val="0"/>
+          <w:numId w:val="26"/>
+        </w:numPr>
+        <w:jc w:val="both"/>
+      </w:pPr>
+      <w:r>
+        <w:rPr>
+          <w:b/>
+          <w:bCs/>
+        </w:rPr>
+        <w:t>Интеграция:</w:t>
+      </w:r>
+      <w:r>
+        <w:t xml:space="preserve"> Важнейшее преимущество </w:t>
+      </w:r>
+      <w:proofErr w:type="spellStart"/>
+      <w:r>
+        <w:t>TestRail</w:t>
+      </w:r>
+      <w:proofErr w:type="spellEnd"/>
+      <w:r>
+        <w:t xml:space="preserve"> — бесшовная работа с JIRA.</w:t>
+      </w:r>
+    </w:p>
+    <w:p>
+      <w:pPr>
+        <w:jc w:val="both"/>
+      </w:pPr>
+      <w:r>
+        <w:rPr>
+          <w:i/>
+          <w:iCs/>
+        </w:rPr>
+        <w:t>Как работает интеграция</w:t>
+      </w:r>
+      <w:r>
+        <w:rPr>
+          <w:i/>
+          <w:iCs/>
+        </w:rPr>
+        <w:t>:</w:t>
+      </w:r>
+      <w:r>
+        <w:t xml:space="preserve"> если</w:t>
+      </w:r>
+      <w:r>
+        <w:t xml:space="preserve"> при прохождении тест-кейса в </w:t>
+      </w:r>
+      <w:proofErr w:type="spellStart"/>
+      <w:r>
+        <w:t>TestRail</w:t>
+      </w:r>
+      <w:proofErr w:type="spellEnd"/>
+      <w:r>
+        <w:t xml:space="preserve"> вы обнаружили, что фактический результат не совпадает с ожидаемым, вы можете прямо оттуда создать баг в JIRA. Системы свяжут этот баг и упавший тест между собой.</w:t>
+      </w:r>
+    </w:p>
+    <w:p>
+      <w:pPr>
+        <w:jc w:val="both"/>
+        <w:rPr>
+          <w:b/>
+          <w:bCs/>
+          <w:lang w:val="ru-RU"/>
+        </w:rPr>
+      </w:pPr>
+      <w:r>
+        <w:rPr>
+          <w:noProof/>
+        </w:rPr>
+        <w:drawing>
+          <wp:inline distT="0" distB="0" distL="0" distR="0" wp14:anchorId="5D0397EB" wp14:editId="4C239EA5">
+            <wp:extent cx="5940425" cy="3448685"/>
+            <wp:effectExtent l="0" t="0" r="3175" b="0"/>
+            <wp:docPr id="7" name="Рисунок 7"/>
+            <wp:cNvGraphicFramePr>
+              <a:graphicFrameLocks xmlns:a="http://schemas.openxmlformats.org/drawingml/2006/main" noChangeAspect="1"/>
+            </wp:cNvGraphicFramePr>
+            <a:graphic xmlns:a="http://schemas.openxmlformats.org/drawingml/2006/main">
+              <a:graphicData uri="http://schemas.openxmlformats.org/drawingml/2006/picture">
+                <pic:pic xmlns:pic="http://schemas.openxmlformats.org/drawingml/2006/picture">
+                  <pic:nvPicPr>
+                    <pic:cNvPr id="0" name="Picture 3"/>
+                    <pic:cNvPicPr>
+                      <a:picLocks noChangeAspect="1" noChangeArrowheads="1"/>
+                    </pic:cNvPicPr>
+                  </pic:nvPicPr>
+                  <pic:blipFill>
+                    <a:blip r:embed="rId12">
+                      <a:extLst>
+                        <a:ext uri="{28A0092B-C50C-407E-A947-70E740481C1C}">
+                          <a14:useLocalDpi xmlns:a14="http://schemas.microsoft.com/office/drawing/2010/main" val="0"/>
+                        </a:ext>
+                      </a:extLst>
+                    </a:blip>
+                    <a:srcRect/>
+                    <a:stretch>
+                      <a:fillRect/>
+                    </a:stretch>
+                  </pic:blipFill>
+                  <pic:spPr bwMode="auto">
+                    <a:xfrm>
+                      <a:off x="0" y="0"/>
+                      <a:ext cx="5940425" cy="3448685"/>
+                    </a:xfrm>
+                    <a:prstGeom prst="rect">
+                      <a:avLst/>
+                    </a:prstGeom>
+                    <a:noFill/>
+                    <a:ln>
+                      <a:noFill/>
+                    </a:ln>
+                  </pic:spPr>
+                </pic:pic>
+              </a:graphicData>
+            </a:graphic>
+          </wp:inline>
+        </w:drawing>
+      </w:r>
+    </w:p>
+    <w:p>
+      <w:pPr>
+        <w:jc w:val="both"/>
+        <w:rPr>
+          <w:b/>
+          <w:bCs/>
+          <w:lang w:val="ru-RU"/>
+        </w:rPr>
+      </w:pPr>
+    </w:p>
+    <w:p>
+      <w:pPr>
+        <w:jc w:val="both"/>
+        <w:rPr>
+          <w:b/>
+          <w:bCs/>
+        </w:rPr>
+      </w:pPr>
+      <w:r>
+        <w:rPr>
+          <w:b/>
+          <w:bCs/>
+        </w:rPr>
+        <w:t>Обзор других популярных инструментов</w:t>
+      </w:r>
+    </w:p>
+    <w:p>
+      <w:pPr>
+        <w:jc w:val="both"/>
+      </w:pPr>
+      <w:r>
+        <w:t xml:space="preserve">Хотя связка JIRA + </w:t>
+      </w:r>
+      <w:proofErr w:type="spellStart"/>
+      <w:r>
+        <w:t>TestRail</w:t>
+      </w:r>
+      <w:proofErr w:type="spellEnd"/>
+      <w:r>
+        <w:t xml:space="preserve"> является своеобразным стандартом в индустрии, на рынке есть и другие решения:</w:t>
+      </w:r>
+    </w:p>
+    <w:p>
+      <w:pPr>
+        <w:numPr>
+          <w:ilvl w:val="0"/>
+          <w:numId w:val="27"/>
+        </w:numPr>
+        <w:jc w:val="both"/>
+      </w:pPr>
+      <w:proofErr w:type="spellStart"/>
+      <w:r>
+        <w:rPr>
+          <w:b/>
+          <w:bCs/>
+        </w:rPr>
+        <w:t>Zephyr</w:t>
+      </w:r>
+      <w:proofErr w:type="spellEnd"/>
+      <w:r>
+        <w:rPr>
+          <w:b/>
+          <w:bCs/>
+        </w:rPr>
+        <w:t>:</w:t>
+      </w:r>
+      <w:r>
+        <w:t xml:space="preserve"> Популярный инструмент для управления тестированием, который интегрируется прямо внутрь JIRA в виде плагина.</w:t>
+      </w:r>
+    </w:p>
+    <w:p>
+      <w:pPr>
+        <w:numPr>
+          <w:ilvl w:val="0"/>
+          <w:numId w:val="27"/>
+        </w:numPr>
+        <w:jc w:val="both"/>
+      </w:pPr>
+      <w:proofErr w:type="spellStart"/>
+      <w:r>
+        <w:rPr>
+          <w:b/>
+          <w:bCs/>
+        </w:rPr>
+        <w:t>TestLink</w:t>
+      </w:r>
+      <w:proofErr w:type="spellEnd"/>
+      <w:r>
+        <w:rPr>
+          <w:b/>
+          <w:bCs/>
+        </w:rPr>
+        <w:t>:</w:t>
+      </w:r>
+      <w:r>
+        <w:t xml:space="preserve"> Популярная бесплатная (Open Source) альтернатива </w:t>
+      </w:r>
+      <w:proofErr w:type="spellStart"/>
+      <w:r>
+        <w:t>TestRail</w:t>
+      </w:r>
+      <w:proofErr w:type="spellEnd"/>
+      <w:r>
+        <w:t>. Имеет устаревший дизайн, но предоставляет весь необходимый базовый функционал для ведения тестов и отчетов.</w:t>
+      </w:r>
+    </w:p>
+    <w:p>
+      <w:pPr>
+        <w:numPr>
+          <w:ilvl w:val="0"/>
+          <w:numId w:val="27"/>
+        </w:numPr>
+        <w:jc w:val="both"/>
+      </w:pPr>
+      <w:proofErr w:type="spellStart"/>
+      <w:r>
+        <w:rPr>
+          <w:b/>
+          <w:bCs/>
+        </w:rPr>
+        <w:t>qTest</w:t>
+      </w:r>
+      <w:proofErr w:type="spellEnd"/>
+      <w:r>
+        <w:rPr>
+          <w:b/>
+          <w:bCs/>
+        </w:rPr>
+        <w:t>:</w:t>
+      </w:r>
+      <w:r>
+        <w:t xml:space="preserve"> Мощная облачная система для управления тестами. Отлично подходит для проектов, где активно используется автоматизация, благодаря глубокой интеграции с JIRA и </w:t>
+      </w:r>
+      <w:proofErr w:type="spellStart"/>
+      <w:r>
+        <w:t>Jenkins</w:t>
+      </w:r>
+      <w:proofErr w:type="spellEnd"/>
+      <w:r>
+        <w:t>.</w:t>
+      </w:r>
+    </w:p>
+    <w:p>
+      <w:pPr>
+        <w:numPr>
+          <w:ilvl w:val="0"/>
+          <w:numId w:val="27"/>
+        </w:numPr>
+        <w:jc w:val="both"/>
+        <w:rPr>
+          <w:lang w:val="ru-RU"/>
+        </w:rPr>
+      </w:pPr>
+      <w:proofErr w:type="spellStart"/>
+      <w:r>
+        <w:rPr>
+          <w:b/>
+          <w:bCs/>
+        </w:rPr>
+        <w:lastRenderedPageBreak/>
+        <w:t>Bugzilla</w:t>
+      </w:r>
+      <w:proofErr w:type="spellEnd"/>
+      <w:r>
+        <w:rPr>
+          <w:b/>
+          <w:bCs/>
+        </w:rPr>
+        <w:t>:</w:t>
+      </w:r>
+      <w:r>
+        <w:t xml:space="preserve"> Классический баг-трекер. Менее гибкий, чем JIRA, но очень надежный. Часто используется в проектах с открытым исходным кодом.</w:t>
+      </w:r>
+    </w:p>
+    <w:p>
+      <w:pPr>
+        <w:jc w:val="both"/>
+        <w:outlineLvl w:val="0"/>
+        <w:rPr>
+          <w:b/>
+          <w:bCs/>
+          <w:lang w:val="ru-RU"/>
+        </w:rPr>
+      </w:pPr>
+      <w:r>
+        <w:rPr>
+          <w:lang w:val="ru-RU"/>
+        </w:rPr>
+        <w:br w:type="page"/>
+      </w:r>
+      <w:bookmarkStart w:id="62" w:name="_Toc233892049"/>
+      <w:bookmarkStart w:id="63" w:name="_Toc233893126"/>
+      <w:r>
+        <w:rPr>
+          <w:b/>
+          <w:bCs/>
+          <w:lang w:val="ru-RU"/>
+        </w:rPr>
+        <w:lastRenderedPageBreak/>
+        <w:t>Урок 8</w:t>
+      </w:r>
+      <w:bookmarkEnd w:id="62"/>
+      <w:bookmarkEnd w:id="63"/>
+    </w:p>
+    <w:p>
+      <w:pPr>
+        <w:jc w:val="both"/>
+        <w:outlineLvl w:val="1"/>
+        <w:rPr>
+          <w:b/>
+          <w:bCs/>
+        </w:rPr>
+      </w:pPr>
+      <w:bookmarkStart w:id="64" w:name="_Toc233892050"/>
+      <w:bookmarkStart w:id="65" w:name="_Toc233893127"/>
+      <w:r>
+        <w:rPr>
+          <w:b/>
+          <w:bCs/>
+        </w:rPr>
+        <w:t>Главная особенность веб-приложений</w:t>
+      </w:r>
+      <w:bookmarkEnd w:id="64"/>
+      <w:bookmarkEnd w:id="65"/>
+    </w:p>
+    <w:p>
+      <w:pPr>
+        <w:jc w:val="both"/>
+      </w:pPr>
+      <w:r>
+        <w:t>В отличие от обычных программ, которые устанавливаются прямо на компьютер, веб-приложения работают внутри браузеров (</w:t>
+      </w:r>
+      <w:proofErr w:type="spellStart"/>
+      <w:r>
+        <w:t>Chrome</w:t>
+      </w:r>
+      <w:proofErr w:type="spellEnd"/>
+      <w:r>
+        <w:t>, Safari, Firefox, Edge).</w:t>
+      </w:r>
+    </w:p>
+    <w:p>
+      <w:pPr>
+        <w:jc w:val="both"/>
+        <w:rPr>
+          <w:lang w:val="ru-RU"/>
+        </w:rPr>
+      </w:pPr>
+      <w:r>
+        <w:t xml:space="preserve">Проблема заключается в том, что каждый браузер имеет свой собственный «движок» и может по-разному читать один и тот же код. Из-за этого сайт, который идеально выглядит в </w:t>
+      </w:r>
+      <w:proofErr w:type="spellStart"/>
+      <w:r>
+        <w:t>Chrome</w:t>
+      </w:r>
+      <w:proofErr w:type="spellEnd"/>
+      <w:r>
+        <w:t>, может разъехаться или перестать работать в Safari. Главная задача QA-инженера — убедиться, что приложение работает корректно везде и на любых устройствах.</w:t>
+      </w:r>
+    </w:p>
+    <w:p>
+      <w:pPr>
+        <w:jc w:val="both"/>
+        <w:rPr>
+          <w:lang w:val="ru-RU"/>
+        </w:rPr>
+      </w:pPr>
+    </w:p>
+    <w:p>
+      <w:pPr>
+        <w:jc w:val="both"/>
+        <w:outlineLvl w:val="1"/>
+        <w:rPr>
+          <w:b/>
+          <w:bCs/>
+        </w:rPr>
+      </w:pPr>
+      <w:bookmarkStart w:id="66" w:name="_Toc233892051"/>
+      <w:bookmarkStart w:id="67" w:name="_Toc233893128"/>
+      <w:r>
+        <w:rPr>
+          <w:b/>
+          <w:bCs/>
+        </w:rPr>
+        <w:t>5 ключевых направлений тестирования веба</w:t>
+      </w:r>
+      <w:bookmarkEnd w:id="66"/>
+      <w:bookmarkEnd w:id="67"/>
+    </w:p>
+    <w:p>
+      <w:pPr>
+        <w:jc w:val="both"/>
+      </w:pPr>
+      <w:r>
+        <w:t>Чтобы веб-приложение считалось качественным, тестировщик должен проверить его по следующим аспектам:</w:t>
+      </w:r>
+    </w:p>
+    <w:p>
+      <w:pPr>
+        <w:numPr>
+          <w:ilvl w:val="0"/>
+          <w:numId w:val="28"/>
+        </w:numPr>
+        <w:jc w:val="both"/>
+      </w:pPr>
+      <w:r>
+        <w:rPr>
+          <w:b/>
+          <w:bCs/>
+        </w:rPr>
+        <w:t>Функциональность:</w:t>
+      </w:r>
+      <w:r>
+        <w:t xml:space="preserve"> Проверка работоспособности всех элементов интерфейса. Кнопки должны нажиматься и выполнять свои прямые задачи, формы регистрации — успешно отправлять данные на сервер, а ссылки — вести на правильные страницы.</w:t>
+      </w:r>
+    </w:p>
+    <w:p>
+      <w:pPr>
+        <w:numPr>
+          <w:ilvl w:val="0"/>
+          <w:numId w:val="28"/>
+        </w:numPr>
+        <w:jc w:val="both"/>
+      </w:pPr>
+      <w:r>
+        <w:rPr>
+          <w:b/>
+          <w:bCs/>
+        </w:rPr>
+        <w:t>Удобство использования (</w:t>
+      </w:r>
+      <w:proofErr w:type="spellStart"/>
+      <w:r>
+        <w:rPr>
+          <w:b/>
+          <w:bCs/>
+        </w:rPr>
+        <w:t>Usability</w:t>
+      </w:r>
+      <w:proofErr w:type="spellEnd"/>
+      <w:r>
+        <w:rPr>
+          <w:b/>
+          <w:bCs/>
+        </w:rPr>
+        <w:t>):</w:t>
+      </w:r>
+      <w:r>
+        <w:t xml:space="preserve"> Оценка логики интерфейса глазами пользователя. Навигация должна быть интуитивно понятной, чтобы человеку не приходилось тратить время на поиск нужной информации или кнопки.</w:t>
+      </w:r>
+    </w:p>
+    <w:p>
+      <w:pPr>
+        <w:numPr>
+          <w:ilvl w:val="0"/>
+          <w:numId w:val="28"/>
+        </w:numPr>
+        <w:jc w:val="both"/>
+      </w:pPr>
+      <w:r>
+        <w:rPr>
+          <w:b/>
+          <w:bCs/>
+        </w:rPr>
+        <w:t>Безопасность:</w:t>
+      </w:r>
+      <w:r>
+        <w:t xml:space="preserve"> Защита данных пользователей — критический приоритет. Тестировщик ищет лазейки для утечек информации и проверяет систему на классические веб-уязвимости (например, SQL-инъекции или XSS-атаки, когда злоумышленник пытается внедрить на сайт вредоносный код).</w:t>
+      </w:r>
+    </w:p>
+    <w:p>
+      <w:pPr>
+        <w:numPr>
+          <w:ilvl w:val="0"/>
+          <w:numId w:val="28"/>
+        </w:numPr>
+        <w:jc w:val="both"/>
+      </w:pPr>
+      <w:r>
+        <w:rPr>
+          <w:b/>
+          <w:bCs/>
+        </w:rPr>
+        <w:t>Производительность:</w:t>
+      </w:r>
+      <w:r>
+        <w:t xml:space="preserve"> Проверка скорости и стабильности. Сайт не должен заставлять пользователя ждать. Оценивается скорость загрузки страниц и время отклика даже в условиях медленного интернета или высокой нагрузки на сервер (наплыва посетителей).</w:t>
+      </w:r>
+    </w:p>
+    <w:p>
+      <w:pPr>
+        <w:numPr>
+          <w:ilvl w:val="0"/>
+          <w:numId w:val="28"/>
+        </w:numPr>
+        <w:jc w:val="both"/>
+      </w:pPr>
+      <w:proofErr w:type="spellStart"/>
+      <w:r>
+        <w:rPr>
+          <w:b/>
+          <w:bCs/>
+        </w:rPr>
+        <w:t>Кроссбраузерная</w:t>
+      </w:r>
+      <w:proofErr w:type="spellEnd"/>
+      <w:r>
+        <w:rPr>
+          <w:b/>
+          <w:bCs/>
+        </w:rPr>
+        <w:t xml:space="preserve"> совместимость:</w:t>
+      </w:r>
+      <w:r>
+        <w:t xml:space="preserve"> Та самая проверка адаптивности и работоспособности в разных браузерах. Для автоматизации и упрощения этого процесса тестировщики часто используют специальные инструменты (в уроке упоминаются программы вроде </w:t>
+      </w:r>
+      <w:proofErr w:type="spellStart"/>
+      <w:r>
+        <w:t>BrowserStack</w:t>
+      </w:r>
+      <w:proofErr w:type="spellEnd"/>
+      <w:r>
+        <w:t xml:space="preserve"> и фреймворк </w:t>
+      </w:r>
+      <w:proofErr w:type="spellStart"/>
+      <w:r>
+        <w:t>Selenium</w:t>
+      </w:r>
+      <w:proofErr w:type="spellEnd"/>
+      <w:r>
+        <w:t>)</w:t>
+      </w:r>
+      <w:r>
+        <w:rPr>
+          <w:lang w:val="ru-RU"/>
+        </w:rPr>
+        <w:t>.</w:t>
+      </w:r>
+    </w:p>
+    <w:p>
+      <w:pPr>
+        <w:rPr>
+          <w:b/>
+          <w:bCs/>
+          <w:lang w:val="ru-RU"/>
+        </w:rPr>
+      </w:pPr>
+      <w:r>
+        <w:rPr>
+          <w:b/>
+          <w:bCs/>
+          <w:lang w:val="ru-RU"/>
+        </w:rPr>
+        <w:br w:type="page"/>
+      </w:r>
+    </w:p>
+    <w:p>
+      <w:pPr>
+        <w:jc w:val="both"/>
+        <w:outlineLvl w:val="0"/>
+        <w:rPr>
+          <w:b/>
+          <w:bCs/>
+          <w:lang w:val="ru-RU"/>
+        </w:rPr>
+      </w:pPr>
+      <w:bookmarkStart w:id="68" w:name="_Toc233892052"/>
+      <w:bookmarkStart w:id="69" w:name="_Toc233893129"/>
+      <w:r>
+        <w:rPr>
+          <w:b/>
+          <w:bCs/>
+          <w:lang w:val="ru-RU"/>
+        </w:rPr>
+        <w:lastRenderedPageBreak/>
+        <w:t>Урок 9</w:t>
+      </w:r>
+      <w:bookmarkEnd w:id="68"/>
+      <w:bookmarkEnd w:id="69"/>
+    </w:p>
+    <w:p>
+      <w:pPr>
+        <w:jc w:val="both"/>
+        <w:outlineLvl w:val="1"/>
+        <w:rPr>
+          <w:b/>
+          <w:bCs/>
+        </w:rPr>
+      </w:pPr>
+      <w:bookmarkStart w:id="70" w:name="_Toc233892053"/>
+      <w:bookmarkStart w:id="71" w:name="_Toc233893130"/>
+      <w:r>
+        <w:rPr>
+          <w:b/>
+          <w:bCs/>
+        </w:rPr>
+        <w:t>Тестирование мобильных приложений</w:t>
+      </w:r>
+      <w:bookmarkEnd w:id="70"/>
+      <w:bookmarkEnd w:id="71"/>
+    </w:p>
+    <w:p>
+      <w:pPr>
+        <w:jc w:val="both"/>
+        <w:rPr>
+          <w:lang w:val="ru-RU"/>
+        </w:rPr>
+      </w:pPr>
+      <w:r>
+        <w:rPr>
+          <w:lang w:val="ru-RU"/>
+        </w:rPr>
+        <w:t xml:space="preserve">На данный момент </w:t>
+      </w:r>
+      <w:proofErr w:type="spellStart"/>
+      <w:r>
+        <w:rPr>
+          <w:lang w:val="ru-RU"/>
+        </w:rPr>
+        <w:t>отсутсвует</w:t>
+      </w:r>
+      <w:proofErr w:type="spellEnd"/>
+    </w:p>
+    <w:p>
+      <w:pPr>
+        <w:rPr>
+          <w:lang w:val="ru-RU"/>
+        </w:rPr>
+      </w:pPr>
+      <w:r>
+        <w:rPr>
+          <w:lang w:val="ru-RU"/>
+        </w:rPr>
+        <w:t xml:space="preserve">Видео - </w:t>
+      </w:r>
+      <w:hyperlink r:id="rId13" w:history="1">
+        <w:r>
+          <w:rPr>
+            <w:rStyle w:val="ae"/>
+            <w:lang w:val="ru-RU"/>
+          </w:rPr>
+          <w:t>https://www.youtube.com/watch?v</w:t>
+        </w:r>
+      </w:hyperlink>
+      <w:r>
+        <w:rPr>
+          <w:lang w:val="ru-RU"/>
+        </w:rPr>
+        <w:br/>
+        <w:t xml:space="preserve">Сайт - </w:t>
+      </w:r>
+      <w:hyperlink r:id="rId14" w:history="1">
+        <w:r>
+          <w:rPr>
+            <w:rStyle w:val="ae"/>
+            <w:lang w:val="ru-RU"/>
+          </w:rPr>
+          <w:t>https://itproger.com/ua/course/qa-testing/9</w:t>
+        </w:r>
+      </w:hyperlink>
+    </w:p>
+    <w:p>
+      <w:pPr>
+        <w:rPr>
+          <w:lang w:val="ru-RU"/>
+        </w:rPr>
+      </w:pPr>
+      <w:r>
+        <w:rPr>
+          <w:lang w:val="ru-RU"/>
+        </w:rPr>
+        <w:br w:type="page"/>
+      </w:r>
+    </w:p>
+    <w:p>
+      <w:pPr>
+        <w:jc w:val="both"/>
+        <w:outlineLvl w:val="0"/>
+        <w:rPr>
+          <w:b/>
+          <w:bCs/>
+          <w:lang w:val="ru-RU"/>
+        </w:rPr>
+      </w:pPr>
+      <w:bookmarkStart w:id="72" w:name="_Toc233892054"/>
+      <w:bookmarkStart w:id="73" w:name="_Toc233893131"/>
+      <w:r>
+        <w:rPr>
+          <w:b/>
+          <w:bCs/>
+          <w:lang w:val="ru-RU"/>
+        </w:rPr>
+        <w:lastRenderedPageBreak/>
+        <w:t>Урок 10</w:t>
+      </w:r>
+      <w:bookmarkEnd w:id="72"/>
+      <w:bookmarkEnd w:id="73"/>
+    </w:p>
+    <w:p>
+      <w:pPr>
+        <w:jc w:val="both"/>
+        <w:outlineLvl w:val="1"/>
+        <w:rPr>
+          <w:b/>
+          <w:bCs/>
+        </w:rPr>
+      </w:pPr>
+      <w:bookmarkStart w:id="74" w:name="_Toc233892055"/>
+      <w:bookmarkStart w:id="75" w:name="_Toc233893132"/>
+      <w:r>
+        <w:rPr>
+          <w:b/>
+          <w:bCs/>
+        </w:rPr>
+        <w:t>Что такое тестирование производительности и зачем оно нужно?</w:t>
+      </w:r>
+      <w:bookmarkEnd w:id="74"/>
+      <w:bookmarkEnd w:id="75"/>
+    </w:p>
+    <w:p>
+      <w:pPr>
+        <w:jc w:val="both"/>
+        <w:rPr>
+          <w:lang w:val="ru-RU"/>
+        </w:rPr>
+      </w:pPr>
+      <w:r>
+        <w:t>Главная цель этого вида тестирования — оценить скорость отклика, стабильность и вычислительную мощность системы.</w:t>
+      </w:r>
+    </w:p>
+    <w:p>
+      <w:pPr>
+        <w:jc w:val="both"/>
+        <w:rPr>
+          <w:lang w:val="ru-RU"/>
+        </w:rPr>
+      </w:pPr>
+    </w:p>
+    <w:p>
+      <w:pPr>
+        <w:jc w:val="both"/>
+        <w:outlineLvl w:val="1"/>
+      </w:pPr>
+      <w:bookmarkStart w:id="76" w:name="_Toc233892056"/>
+      <w:bookmarkStart w:id="77" w:name="_Toc233893133"/>
+      <w:r>
+        <w:rPr>
+          <w:b/>
+          <w:bCs/>
+        </w:rPr>
+        <w:t>Почему это критически важно:</w:t>
+      </w:r>
+      <w:bookmarkEnd w:id="76"/>
+      <w:bookmarkEnd w:id="77"/>
+    </w:p>
+    <w:p>
+      <w:pPr>
+        <w:jc w:val="both"/>
+        <w:rPr>
+          <w:lang w:val="ru-RU"/>
+        </w:rPr>
+      </w:pPr>
+      <w:r>
+        <w:t>Представьте интернет-магазин, который отлично работает в обычные дни. Но наступает «Черная пятница», трафик резко возрастает в десятки раз, и сервер не выдерживает: страницы грузятся по минуте или сайт вообще «падает». Это приводит к огромным финансовым и репутационным потерям. Тестирование производительности помогает предвидеть и предотвратить такие катастрофы.</w:t>
+      </w:r>
+    </w:p>
+    <w:p>
+      <w:pPr>
+        <w:jc w:val="both"/>
+        <w:rPr>
+          <w:lang w:val="ru-RU"/>
+        </w:rPr>
+      </w:pPr>
+    </w:p>
+    <w:p>
+      <w:pPr>
+        <w:jc w:val="both"/>
+        <w:outlineLvl w:val="1"/>
+        <w:rPr>
+          <w:b/>
+          <w:bCs/>
+        </w:rPr>
+      </w:pPr>
+      <w:bookmarkStart w:id="78" w:name="_Toc233892057"/>
+      <w:bookmarkStart w:id="79" w:name="_Toc233893134"/>
+      <w:r>
+        <w:rPr>
+          <w:b/>
+          <w:bCs/>
+        </w:rPr>
+        <w:t>3 основных вида проверок</w:t>
+      </w:r>
+      <w:bookmarkEnd w:id="78"/>
+      <w:bookmarkEnd w:id="79"/>
+    </w:p>
+    <w:p>
+      <w:pPr>
+        <w:numPr>
+          <w:ilvl w:val="0"/>
+          <w:numId w:val="29"/>
+        </w:numPr>
+        <w:jc w:val="both"/>
+      </w:pPr>
+      <w:r>
+        <w:rPr>
+          <w:b/>
+          <w:bCs/>
+        </w:rPr>
+        <w:t>Нагрузочное тестирование:</w:t>
+      </w:r>
+      <w:r>
+        <w:t xml:space="preserve"> Проверка работы системы при </w:t>
+      </w:r>
+      <w:r>
+        <w:rPr>
+          <w:i/>
+          <w:iCs/>
+        </w:rPr>
+        <w:t>нормальной (запланированной)</w:t>
+      </w:r>
+      <w:r>
+        <w:t xml:space="preserve"> нагрузке. Например, если по документации сайт должен выдерживать 1000 пользователей одновременно, тестировщик искусственно создает такой поток и оценивает стабильность работы.</w:t>
+      </w:r>
+    </w:p>
+    <w:p>
+      <w:pPr>
+        <w:numPr>
+          <w:ilvl w:val="0"/>
+          <w:numId w:val="29"/>
+        </w:numPr>
+        <w:jc w:val="both"/>
+      </w:pPr>
+      <w:r>
+        <w:rPr>
+          <w:b/>
+          <w:bCs/>
+        </w:rPr>
+        <w:t>Стресс-тестирование:</w:t>
+      </w:r>
+      <w:r>
+        <w:t xml:space="preserve"> Проверка системы при </w:t>
+      </w:r>
+      <w:r>
+        <w:rPr>
+          <w:i/>
+          <w:iCs/>
+        </w:rPr>
+        <w:t>экстремальной</w:t>
+      </w:r>
+      <w:r>
+        <w:t xml:space="preserve"> нагрузке, превышающей норму (например, 2000 пользователей вместо тысячи). Главная цель — найти ту самую «точку отказа» (момент, когда сервер падает) и выявить слабые места, которые ломаются первыми.</w:t>
+      </w:r>
+    </w:p>
+    <w:p>
+      <w:pPr>
+        <w:numPr>
+          <w:ilvl w:val="0"/>
+          <w:numId w:val="29"/>
+        </w:numPr>
+        <w:jc w:val="both"/>
+      </w:pPr>
+      <w:r>
+        <w:rPr>
+          <w:b/>
+          <w:bCs/>
+        </w:rPr>
+        <w:t>Тестирование с большим объемом данных (Объемное тестирование):</w:t>
+      </w:r>
+      <w:r>
+        <w:t xml:space="preserve"> Оценка производительности приложения при работе с гигантскими массивами информации. Например, если база данных разрастается до миллионов записей, программа не должна начать «тормозить».</w:t>
+      </w:r>
+    </w:p>
+    <w:p>
+      <w:pPr>
+        <w:jc w:val="both"/>
+        <w:rPr>
+          <w:b/>
+          <w:bCs/>
+          <w:lang w:val="ru-RU"/>
+        </w:rPr>
+      </w:pPr>
+    </w:p>
+    <w:p>
+      <w:pPr>
+        <w:jc w:val="both"/>
+        <w:outlineLvl w:val="1"/>
+        <w:rPr>
+          <w:b/>
+          <w:bCs/>
+        </w:rPr>
+      </w:pPr>
+      <w:bookmarkStart w:id="80" w:name="_Toc233892058"/>
+      <w:bookmarkStart w:id="81" w:name="_Toc233893135"/>
+      <w:r>
+        <w:rPr>
+          <w:b/>
+          <w:bCs/>
+        </w:rPr>
+        <w:t>Инструменты тестировщика</w:t>
+      </w:r>
+      <w:bookmarkEnd w:id="80"/>
+      <w:bookmarkEnd w:id="81"/>
+    </w:p>
+    <w:p>
+      <w:pPr>
+        <w:jc w:val="both"/>
+      </w:pPr>
+      <w:r>
+        <w:t>Вручную сымитировать действия тысячи человек невозможно, поэтому для генерации виртуальных пользователей и запросов применяют специальные программы:</w:t>
+      </w:r>
+    </w:p>
+    <w:p>
+      <w:pPr>
+        <w:numPr>
+          <w:ilvl w:val="0"/>
+          <w:numId w:val="30"/>
+        </w:numPr>
+        <w:jc w:val="both"/>
+      </w:pPr>
+      <w:r>
+        <w:rPr>
+          <w:b/>
+          <w:bCs/>
+        </w:rPr>
+        <w:t xml:space="preserve">Apache </w:t>
+      </w:r>
+      <w:proofErr w:type="spellStart"/>
+      <w:r>
+        <w:rPr>
+          <w:b/>
+          <w:bCs/>
+        </w:rPr>
+        <w:t>JMeter</w:t>
+      </w:r>
+      <w:proofErr w:type="spellEnd"/>
+      <w:r>
+        <w:rPr>
+          <w:b/>
+          <w:bCs/>
+        </w:rPr>
+        <w:t>:</w:t>
+      </w:r>
+      <w:r>
+        <w:t xml:space="preserve"> Популярный, бесплатный и открытый (</w:t>
+      </w:r>
+      <w:proofErr w:type="spellStart"/>
+      <w:r>
+        <w:t>open-source</w:t>
+      </w:r>
+      <w:proofErr w:type="spellEnd"/>
+      <w:r>
+        <w:t>) инструмент. Он отлично имитирует действия пользователей на веб-сайтах (клики, отправку форм) и позволяет тестировать API. Тестировщик задает сценарий (например, отправить HTTP-запрос), указывает количество виртуальных пользователей и на выходе получает подробные графики с временем отклика и процентом ошибок.</w:t>
+      </w:r>
+    </w:p>
+    <w:p>
+      <w:pPr>
+        <w:numPr>
+          <w:ilvl w:val="0"/>
+          <w:numId w:val="30"/>
+        </w:numPr>
+        <w:jc w:val="both"/>
+      </w:pPr>
+      <w:proofErr w:type="spellStart"/>
+      <w:r>
+        <w:rPr>
+          <w:b/>
+          <w:bCs/>
+        </w:rPr>
+        <w:lastRenderedPageBreak/>
+        <w:t>LoadRunner</w:t>
+      </w:r>
+      <w:proofErr w:type="spellEnd"/>
+      <w:r>
+        <w:rPr>
+          <w:b/>
+          <w:bCs/>
+        </w:rPr>
+        <w:t>:</w:t>
+      </w:r>
+      <w:r>
+        <w:t xml:space="preserve"> Мощное коммерческое (платное) решение корпоративного уровня. В отличие от </w:t>
+      </w:r>
+      <w:proofErr w:type="spellStart"/>
+      <w:r>
+        <w:t>JMeter</w:t>
+      </w:r>
+      <w:proofErr w:type="spellEnd"/>
+      <w:r>
+        <w:t>, он поддерживает множество различных сетевых протоколов (не только веб) и способен стабильно генерировать нагрузку в сотни тысяч пользователей. Идеально подходит для высоконагруженных и сложных энтерпрайз-систем, предоставляя очень глубокую аналитику «узких мест».</w:t>
+      </w:r>
+    </w:p>
+    <w:p>
+      <w:r>
+        <w:br w:type="page"/>
+      </w:r>
+    </w:p>
+    <w:p>
+      <w:pPr>
+        <w:jc w:val="both"/>
+        <w:outlineLvl w:val="0"/>
+        <w:rPr>
+          <w:b/>
+          <w:bCs/>
+          <w:lang w:val="ru-RU"/>
+        </w:rPr>
+      </w:pPr>
+      <w:bookmarkStart w:id="82" w:name="_Toc233893136"/>
+      <w:r>
+        <w:rPr>
+          <w:b/>
+          <w:bCs/>
+          <w:lang w:val="ru-RU"/>
+        </w:rPr>
+        <w:lastRenderedPageBreak/>
+        <w:t>Урок 11</w:t>
+      </w:r>
+      <w:bookmarkEnd w:id="82"/>
+    </w:p>
+    <w:p>
+      <w:pPr>
+        <w:jc w:val="both"/>
+      </w:pPr>
+      <w:r>
+        <w:rPr>
+          <w:b/>
+          <w:bCs/>
+          <w:lang w:val="ru-RU"/>
+        </w:rPr>
+        <w:t>Тест</w:t>
+      </w:r>
+      <w:r>
+        <w:rPr>
+          <w:b/>
+          <w:bCs/>
+          <w:lang w:val="ru-RU"/>
+        </w:rPr>
+        <w:t>и</w:t>
+      </w:r>
+      <w:r>
+        <w:rPr>
+          <w:b/>
+          <w:bCs/>
+          <w:lang w:val="ru-RU"/>
+        </w:rPr>
+        <w:t>рование</w:t>
+      </w:r>
+      <w:r>
+        <w:rPr>
+          <w:b/>
+          <w:bCs/>
+        </w:rPr>
+        <w:t xml:space="preserve"> безопасности</w:t>
+      </w:r>
+      <w:r>
+        <w:t xml:space="preserve"> — критически важный этап, который защищает приложение и личные данные пользователей от хакерских атак, утечек и взломов.</w:t>
+      </w:r>
+    </w:p>
+    <w:p>
+      <w:pPr>
+        <w:jc w:val="both"/>
+        <w:rPr>
+          <w:lang w:val="ru-RU"/>
+        </w:rPr>
+      </w:pPr>
+    </w:p>
+    <w:p>
+      <w:pPr>
+        <w:jc w:val="both"/>
+        <w:outlineLvl w:val="1"/>
+        <w:rPr>
+          <w:b/>
+          <w:bCs/>
+        </w:rPr>
+      </w:pPr>
+      <w:bookmarkStart w:id="83" w:name="_Toc233893137"/>
+      <w:r>
+        <w:rPr>
+          <w:b/>
+          <w:bCs/>
+        </w:rPr>
+        <w:t>4 главных направления проверки безопасности</w:t>
+      </w:r>
+      <w:bookmarkEnd w:id="83"/>
+    </w:p>
+    <w:p>
+      <w:pPr>
+        <w:jc w:val="both"/>
+      </w:pPr>
+      <w:r>
+        <w:t>Чтобы защитить систему, QA-инженер должен проверять ее по следующим векторам:</w:t>
+      </w:r>
+    </w:p>
+    <w:p>
+      <w:pPr>
+        <w:numPr>
+          <w:ilvl w:val="0"/>
+          <w:numId w:val="31"/>
+        </w:numPr>
+        <w:jc w:val="both"/>
+      </w:pPr>
+      <w:r>
+        <w:rPr>
+          <w:b/>
+          <w:bCs/>
+        </w:rPr>
+        <w:t>Поиск уязвимостей:</w:t>
+      </w:r>
+      <w:r>
+        <w:t xml:space="preserve"> Целенаправленный поиск «дыр» в архитектуре или коде. Самые частые из них:</w:t>
+      </w:r>
+    </w:p>
+    <w:p>
+      <w:pPr>
+        <w:numPr>
+          <w:ilvl w:val="1"/>
+          <w:numId w:val="31"/>
+        </w:numPr>
+        <w:jc w:val="both"/>
+      </w:pPr>
+      <w:r>
+        <w:rPr>
+          <w:i/>
+          <w:iCs/>
+        </w:rPr>
+        <w:t>SQL-инъекции:</w:t>
+      </w:r>
+      <w:r>
+        <w:t xml:space="preserve"> попытка передать вредоносный код в базу данных для кражи или изменения информации.</w:t>
+      </w:r>
+    </w:p>
+    <w:p>
+      <w:pPr>
+        <w:numPr>
+          <w:ilvl w:val="1"/>
+          <w:numId w:val="31"/>
+        </w:numPr>
+        <w:jc w:val="both"/>
+      </w:pPr>
+      <w:r>
+        <w:rPr>
+          <w:i/>
+          <w:iCs/>
+        </w:rPr>
+        <w:t xml:space="preserve">XSS (межсайтовый </w:t>
+      </w:r>
+      <w:proofErr w:type="spellStart"/>
+      <w:r>
+        <w:rPr>
+          <w:i/>
+          <w:iCs/>
+        </w:rPr>
+        <w:t>скриптинг</w:t>
+      </w:r>
+      <w:proofErr w:type="spellEnd"/>
+      <w:r>
+        <w:rPr>
+          <w:i/>
+          <w:iCs/>
+        </w:rPr>
+        <w:t>):</w:t>
+      </w:r>
+      <w:r>
+        <w:t xml:space="preserve"> внедрение вредоносного скрипта на страницу, который сработает в браузере обычного пользователя.</w:t>
+      </w:r>
+    </w:p>
+    <w:p>
+      <w:pPr>
+        <w:numPr>
+          <w:ilvl w:val="0"/>
+          <w:numId w:val="31"/>
+        </w:numPr>
+        <w:jc w:val="both"/>
+      </w:pPr>
+      <w:r>
+        <w:rPr>
+          <w:b/>
+          <w:bCs/>
+        </w:rPr>
+        <w:t>Защита данных:</w:t>
+      </w:r>
+      <w:r>
+        <w:t xml:space="preserve"> Проверка того, что пароли и финансовая информация передаются исключительно по защищенным каналам (HTTPS) и лежат на серверах в зашифрованном виде. Также проверяется, не сохраняет ли браузер конфиденциальные данные в открытом кэше.</w:t>
+      </w:r>
+    </w:p>
+    <w:p>
+      <w:pPr>
+        <w:numPr>
+          <w:ilvl w:val="0"/>
+          <w:numId w:val="31"/>
+        </w:numPr>
+        <w:jc w:val="both"/>
+      </w:pPr>
+      <w:r>
+        <w:rPr>
+          <w:b/>
+          <w:bCs/>
+        </w:rPr>
+        <w:t>Аутентификация и авторизация:</w:t>
+      </w:r>
+    </w:p>
+    <w:p>
+      <w:pPr>
+        <w:numPr>
+          <w:ilvl w:val="1"/>
+          <w:numId w:val="31"/>
+        </w:numPr>
+        <w:jc w:val="both"/>
+      </w:pPr>
+      <w:r>
+        <w:rPr>
+          <w:i/>
+          <w:iCs/>
+        </w:rPr>
+        <w:t>Аутентификация</w:t>
+      </w:r>
+      <w:r>
+        <w:t xml:space="preserve"> (вход в систему) не должна позволять злоумышленнику подобрать пароль.</w:t>
+      </w:r>
+    </w:p>
+    <w:p>
+      <w:pPr>
+        <w:numPr>
+          <w:ilvl w:val="1"/>
+          <w:numId w:val="31"/>
+        </w:numPr>
+        <w:jc w:val="both"/>
+      </w:pPr>
+      <w:r>
+        <w:rPr>
+          <w:i/>
+          <w:iCs/>
+        </w:rPr>
+        <w:t>Авторизация</w:t>
+      </w:r>
+      <w:r>
+        <w:t xml:space="preserve"> (права доступа) должна работать строго: обычный пользователь ни при каких условиях не должен получить доступ к чужому профилю или админ-панели.</w:t>
+      </w:r>
+    </w:p>
+    <w:p>
+      <w:pPr>
+        <w:numPr>
+          <w:ilvl w:val="0"/>
+          <w:numId w:val="31"/>
+        </w:numPr>
+        <w:jc w:val="both"/>
+      </w:pPr>
+      <w:r>
+        <w:rPr>
+          <w:b/>
+          <w:bCs/>
+        </w:rPr>
+        <w:t>Управление сессиями:</w:t>
+      </w:r>
+      <w:r>
+        <w:t xml:space="preserve"> Проверка того, что пользовательский сеанс невозможно «перехватить». Кроме того, сессия должна надежно закрываться при нажатии кнопки «Выйти» или после долгого бездействия пользователя.</w:t>
+      </w:r>
+    </w:p>
+    <w:p>
+      <w:pPr>
+        <w:jc w:val="both"/>
+        <w:rPr>
+          <w:b/>
+          <w:bCs/>
+          <w:lang w:val="ru-RU"/>
+        </w:rPr>
+      </w:pPr>
+    </w:p>
+    <w:p>
+      <w:pPr>
+        <w:jc w:val="both"/>
+        <w:outlineLvl w:val="1"/>
+        <w:rPr>
+          <w:b/>
+          <w:bCs/>
+        </w:rPr>
+      </w:pPr>
+      <w:bookmarkStart w:id="84" w:name="_Toc233893138"/>
+      <w:r>
+        <w:rPr>
+          <w:b/>
+          <w:bCs/>
+        </w:rPr>
+        <w:t>Стандарты и инструменты тестировщика безопасности</w:t>
+      </w:r>
+      <w:bookmarkEnd w:id="84"/>
+    </w:p>
+    <w:p>
+      <w:pPr>
+        <w:jc w:val="both"/>
+      </w:pPr>
+      <w:r>
+        <w:t>Для поиска лазеек используются специальные базы знаний и программы-перехватчики трафика (прокси), которые ставятся между браузером и сервером.</w:t>
+      </w:r>
+    </w:p>
+    <w:p>
+      <w:pPr>
+        <w:jc w:val="both"/>
+        <w:rPr>
+          <w:b/>
+          <w:bCs/>
+          <w:lang w:val="ru-RU"/>
+        </w:rPr>
+      </w:pPr>
+    </w:p>
+    <w:p>
+      <w:pPr>
+        <w:jc w:val="both"/>
+        <w:rPr>
+          <w:b/>
+          <w:bCs/>
+        </w:rPr>
+      </w:pPr>
+      <w:r>
+        <w:rPr>
+          <w:b/>
+          <w:bCs/>
+        </w:rPr>
+        <w:t>1. OWASP (Open Web Application Security Project)</w:t>
+      </w:r>
+    </w:p>
+    <w:p>
+      <w:pPr>
+        <w:jc w:val="both"/>
+      </w:pPr>
+      <w:r>
+        <w:t xml:space="preserve">Это не программа, а всемирная инициатива по веб-безопасности. Главный ресурс, который они выпускают — </w:t>
+      </w:r>
+      <w:r>
+        <w:rPr>
+          <w:b/>
+          <w:bCs/>
+        </w:rPr>
+        <w:t>OWASP Top 10</w:t>
+      </w:r>
+      <w:r>
+        <w:t xml:space="preserve">. Это регулярно обновляемый список из 10 </w:t>
+      </w:r>
+      <w:r>
+        <w:lastRenderedPageBreak/>
+        <w:t>самых опасных и частых уязвимостей в мире. Для тестировщика это своего рода «настольная книга» и чек-лист того, что нужно проверять в первую очередь.</w:t>
+      </w:r>
+    </w:p>
+    <w:p>
+      <w:pPr>
+        <w:jc w:val="both"/>
+        <w:rPr>
+          <w:b/>
+          <w:bCs/>
+          <w:lang w:val="ru-RU"/>
+        </w:rPr>
+      </w:pPr>
+    </w:p>
+    <w:p>
+      <w:pPr>
+        <w:jc w:val="both"/>
+        <w:rPr>
+          <w:b/>
+          <w:bCs/>
+        </w:rPr>
+      </w:pPr>
+      <w:r>
+        <w:rPr>
+          <w:b/>
+          <w:bCs/>
+        </w:rPr>
+        <w:t>2. ZAP (</w:t>
+      </w:r>
+      <w:proofErr w:type="spellStart"/>
+      <w:r>
+        <w:rPr>
+          <w:b/>
+          <w:bCs/>
+        </w:rPr>
+        <w:t>Zed</w:t>
+      </w:r>
+      <w:proofErr w:type="spellEnd"/>
+      <w:r>
+        <w:rPr>
+          <w:b/>
+          <w:bCs/>
+        </w:rPr>
+        <w:t xml:space="preserve"> </w:t>
+      </w:r>
+      <w:proofErr w:type="spellStart"/>
+      <w:r>
+        <w:rPr>
+          <w:b/>
+          <w:bCs/>
+        </w:rPr>
+        <w:t>Attack</w:t>
+      </w:r>
+      <w:proofErr w:type="spellEnd"/>
+      <w:r>
+        <w:rPr>
+          <w:b/>
+          <w:bCs/>
+        </w:rPr>
+        <w:t xml:space="preserve"> </w:t>
+      </w:r>
+      <w:proofErr w:type="spellStart"/>
+      <w:r>
+        <w:rPr>
+          <w:b/>
+          <w:bCs/>
+        </w:rPr>
+        <w:t>Proxy</w:t>
+      </w:r>
+      <w:proofErr w:type="spellEnd"/>
+      <w:r>
+        <w:rPr>
+          <w:b/>
+          <w:bCs/>
+        </w:rPr>
+        <w:t>)</w:t>
+      </w:r>
+    </w:p>
+    <w:p>
+      <w:pPr>
+        <w:jc w:val="both"/>
+      </w:pPr>
+      <w:r>
+        <w:t>Популярный и бесплатный инструмент, созданный под эгидой OWASP.</w:t>
+      </w:r>
+    </w:p>
+    <w:p>
+      <w:pPr>
+        <w:numPr>
+          <w:ilvl w:val="0"/>
+          <w:numId w:val="32"/>
+        </w:numPr>
+        <w:jc w:val="both"/>
+      </w:pPr>
+      <w:r>
+        <w:t>Работает как прокси, перехватывая весь проходящий HTTP(S)-трафик.</w:t>
+      </w:r>
+    </w:p>
+    <w:p>
+      <w:pPr>
+        <w:numPr>
+          <w:ilvl w:val="0"/>
+          <w:numId w:val="32"/>
+        </w:numPr>
+        <w:jc w:val="both"/>
+      </w:pPr>
+      <w:r>
+        <w:t>Анализирует запросы в реальном времени.</w:t>
+      </w:r>
+    </w:p>
+    <w:p>
+      <w:pPr>
+        <w:numPr>
+          <w:ilvl w:val="0"/>
+          <w:numId w:val="32"/>
+        </w:numPr>
+        <w:jc w:val="both"/>
+      </w:pPr>
+      <w:r>
+        <w:t>Позволяет запускать автоматическое сканирование на уязвимости или проводить атаки вручную (пытаться подкинуть вредоносный скрипт в запрос).</w:t>
+      </w:r>
+    </w:p>
+    <w:p>
+      <w:pPr>
+        <w:jc w:val="both"/>
+        <w:rPr>
+          <w:b/>
+          <w:bCs/>
+          <w:lang w:val="ru-RU"/>
+        </w:rPr>
+      </w:pPr>
+    </w:p>
+    <w:p>
+      <w:pPr>
+        <w:jc w:val="both"/>
+        <w:rPr>
+          <w:b/>
+          <w:bCs/>
+        </w:rPr>
+      </w:pPr>
+      <w:r>
+        <w:rPr>
+          <w:b/>
+          <w:bCs/>
+        </w:rPr>
+        <w:t>3. B</w:t>
+      </w:r>
+      <w:proofErr w:type="spellStart"/>
+      <w:r>
+        <w:rPr>
+          <w:b/>
+          <w:bCs/>
+        </w:rPr>
+        <w:t>urp</w:t>
+      </w:r>
+      <w:proofErr w:type="spellEnd"/>
+      <w:r>
+        <w:rPr>
+          <w:b/>
+          <w:bCs/>
+        </w:rPr>
+        <w:t xml:space="preserve"> Suite</w:t>
+      </w:r>
+    </w:p>
+    <w:p>
+      <w:pPr>
+        <w:jc w:val="both"/>
+      </w:pPr>
+      <w:r>
+        <w:t>Мощнейшая программа, которая является индустриальным стандартом для профессионалов в сфере кибербезопасности.</w:t>
+      </w:r>
+    </w:p>
+    <w:p>
+      <w:pPr>
+        <w:numPr>
+          <w:ilvl w:val="0"/>
+          <w:numId w:val="33"/>
+        </w:numPr>
+        <w:jc w:val="both"/>
+      </w:pPr>
+      <w:r>
+        <w:t>Позволяет перехватывать запросы от браузера к серверу, ставить их на паузу, менять в них данные «на лету» и смотреть, сломается ли от этого сервер.</w:t>
+      </w:r>
+    </w:p>
+    <w:p>
+      <w:pPr>
+        <w:numPr>
+          <w:ilvl w:val="0"/>
+          <w:numId w:val="33"/>
+        </w:numPr>
+        <w:jc w:val="both"/>
+      </w:pPr>
+      <w:r>
+        <w:t xml:space="preserve">Имеет встроенный модуль </w:t>
+      </w:r>
+      <w:proofErr w:type="spellStart"/>
+      <w:r>
+        <w:rPr>
+          <w:b/>
+          <w:bCs/>
+        </w:rPr>
+        <w:t>Intruder</w:t>
+      </w:r>
+      <w:proofErr w:type="spellEnd"/>
+      <w:r>
+        <w:t xml:space="preserve">, который используется для массированных атак перебором (например, </w:t>
+      </w:r>
+      <w:proofErr w:type="spellStart"/>
+      <w:r>
+        <w:t>брутфорс</w:t>
+      </w:r>
+      <w:proofErr w:type="spellEnd"/>
+      <w:r>
+        <w:t xml:space="preserve"> логинов и паролей).</w:t>
+      </w:r>
+    </w:p>
+    <w:p>
+      <w:r>
+        <w:br w:type="page"/>
+      </w:r>
+    </w:p>
+    <w:p>
+      <w:pPr>
+        <w:jc w:val="both"/>
+        <w:outlineLvl w:val="0"/>
+        <w:rPr>
+          <w:b/>
+          <w:bCs/>
+          <w:lang w:val="ru-RU"/>
+        </w:rPr>
+      </w:pPr>
+      <w:bookmarkStart w:id="85" w:name="_Toc233893139"/>
+      <w:r>
+        <w:rPr>
+          <w:b/>
+          <w:bCs/>
+          <w:lang w:val="ru-RU"/>
+        </w:rPr>
+        <w:lastRenderedPageBreak/>
+        <w:t>Урок 12</w:t>
+      </w:r>
+      <w:bookmarkEnd w:id="85"/>
+    </w:p>
+    <w:p>
+      <w:pPr>
+        <w:jc w:val="both"/>
+        <w:rPr>
+          <w:lang w:val="ru-RU"/>
+        </w:rPr>
+      </w:pPr>
+      <w:r>
+        <w:rPr>
+          <w:lang w:val="ru-RU"/>
+        </w:rPr>
+        <w:t>Как</w:t>
+      </w:r>
+      <w:r>
+        <w:t xml:space="preserve"> меняется роль QA-инженера в современных гибких методологиях разработки — </w:t>
+      </w:r>
+      <w:proofErr w:type="spellStart"/>
+      <w:r>
+        <w:rPr>
+          <w:b/>
+          <w:bCs/>
+        </w:rPr>
+        <w:t>Agile</w:t>
+      </w:r>
+      <w:proofErr w:type="spellEnd"/>
+      <w:r>
+        <w:t xml:space="preserve"> и </w:t>
+      </w:r>
+      <w:proofErr w:type="spellStart"/>
+      <w:r>
+        <w:rPr>
+          <w:b/>
+          <w:bCs/>
+        </w:rPr>
+        <w:t>DevOps</w:t>
+      </w:r>
+      <w:proofErr w:type="spellEnd"/>
+      <w:r>
+        <w:t>. В отличие от классического каскадного подхода, где тестирование проводится только в самом конце, здесь проверки неразрывно вплетены в каждый этап создания продукта.</w:t>
+      </w:r>
+    </w:p>
+    <w:p>
+      <w:pPr>
+        <w:jc w:val="both"/>
+        <w:rPr>
+          <w:lang w:val="ru-RU"/>
+        </w:rPr>
+      </w:pPr>
+    </w:p>
+    <w:p>
+      <w:pPr>
+        <w:jc w:val="both"/>
+        <w:outlineLvl w:val="1"/>
+        <w:rPr>
+          <w:b/>
+          <w:bCs/>
+        </w:rPr>
+      </w:pPr>
+      <w:bookmarkStart w:id="86" w:name="_Toc233893140"/>
+      <w:r>
+        <w:rPr>
+          <w:b/>
+          <w:bCs/>
+        </w:rPr>
+        <w:t xml:space="preserve">Роль QA в </w:t>
+      </w:r>
+      <w:proofErr w:type="spellStart"/>
+      <w:r>
+        <w:rPr>
+          <w:b/>
+          <w:bCs/>
+        </w:rPr>
+        <w:t>Agile</w:t>
+      </w:r>
+      <w:proofErr w:type="spellEnd"/>
+      <w:r>
+        <w:rPr>
+          <w:b/>
+          <w:bCs/>
+        </w:rPr>
+        <w:t>-процессах</w:t>
+      </w:r>
+      <w:bookmarkEnd w:id="86"/>
+    </w:p>
+    <w:p>
+      <w:pPr>
+        <w:jc w:val="both"/>
+      </w:pPr>
+      <w:proofErr w:type="spellStart"/>
+      <w:r>
+        <w:rPr>
+          <w:b/>
+          <w:bCs/>
+        </w:rPr>
+        <w:t>Agile</w:t>
+      </w:r>
+      <w:proofErr w:type="spellEnd"/>
+      <w:r>
+        <w:t xml:space="preserve"> — это гибкий подход к разработке, при котором работа не планируется на годы вперед, а разбивается на короткие циклы — спринты (от 1 до 4 недель). В конце каждого спринта команда выдает готовую, работающую часть продукта.</w:t>
+      </w:r>
+    </w:p>
+    <w:p>
+      <w:pPr>
+        <w:jc w:val="both"/>
+        <w:rPr>
+          <w:b/>
+          <w:bCs/>
+          <w:lang w:val="ru-RU"/>
+        </w:rPr>
+      </w:pPr>
+    </w:p>
+    <w:p>
+      <w:pPr>
+        <w:jc w:val="both"/>
+        <w:outlineLvl w:val="1"/>
+      </w:pPr>
+      <w:bookmarkStart w:id="87" w:name="_Toc233893141"/>
+      <w:r>
+        <w:rPr>
+          <w:b/>
+          <w:bCs/>
+        </w:rPr>
+        <w:t xml:space="preserve">Особенности работы тестировщика в </w:t>
+      </w:r>
+      <w:proofErr w:type="spellStart"/>
+      <w:r>
+        <w:rPr>
+          <w:b/>
+          <w:bCs/>
+        </w:rPr>
+        <w:t>Agile</w:t>
+      </w:r>
+      <w:proofErr w:type="spellEnd"/>
+      <w:r>
+        <w:rPr>
+          <w:b/>
+          <w:bCs/>
+        </w:rPr>
+        <w:t>:</w:t>
+      </w:r>
+      <w:bookmarkEnd w:id="87"/>
+    </w:p>
+    <w:p>
+      <w:pPr>
+        <w:numPr>
+          <w:ilvl w:val="0"/>
+          <w:numId w:val="34"/>
+        </w:numPr>
+        <w:jc w:val="both"/>
+      </w:pPr>
+      <w:r>
+        <w:rPr>
+          <w:b/>
+          <w:bCs/>
+        </w:rPr>
+        <w:t>Раннее вовлечение:</w:t>
+      </w:r>
+      <w:r>
+        <w:t xml:space="preserve"> QA-инженер подключается к работе с первого дня. Он участвует в планировании спринта, анализирует требования бизнеса и пишет тест-кейсы еще </w:t>
+      </w:r>
+      <w:r>
+        <w:rPr>
+          <w:i/>
+          <w:iCs/>
+        </w:rPr>
+        <w:t>до</w:t>
+      </w:r>
+      <w:r>
+        <w:t xml:space="preserve"> того, как программисты начали писать код.</w:t>
+      </w:r>
+    </w:p>
+    <w:p>
+      <w:pPr>
+        <w:numPr>
+          <w:ilvl w:val="0"/>
+          <w:numId w:val="34"/>
+        </w:numPr>
+        <w:jc w:val="both"/>
+      </w:pPr>
+      <w:r>
+        <w:rPr>
+          <w:b/>
+          <w:bCs/>
+        </w:rPr>
+        <w:t>Быстрая обратная связь</w:t>
+      </w:r>
+      <w:r>
+        <w:rPr>
+          <w:b/>
+          <w:bCs/>
+        </w:rPr>
+        <w:t>:</w:t>
+      </w:r>
+      <w:r>
+        <w:t xml:space="preserve"> как</w:t>
+      </w:r>
+      <w:r>
+        <w:t xml:space="preserve"> только разработчик завершает свою задачу, она немедленно тестируется. Баги передаются на исправление сразу же, не накапливаясь к концу проекта.</w:t>
+      </w:r>
+    </w:p>
+    <w:p>
+      <w:pPr>
+        <w:numPr>
+          <w:ilvl w:val="0"/>
+          <w:numId w:val="34"/>
+        </w:numPr>
+        <w:jc w:val="both"/>
+      </w:pPr>
+      <w:r>
+        <w:rPr>
+          <w:b/>
+          <w:bCs/>
+        </w:rPr>
+        <w:t>Необходимость автоматизации</w:t>
+      </w:r>
+      <w:r>
+        <w:rPr>
+          <w:b/>
+          <w:bCs/>
+        </w:rPr>
+        <w:t>:</w:t>
+      </w:r>
+      <w:r>
+        <w:t xml:space="preserve"> поскольку</w:t>
+      </w:r>
+      <w:r>
+        <w:t xml:space="preserve"> циклы разработки короткие и постоянно повторяются, ручное регрессионное тестирование становится слишком долгим. Использование инструментов вроде </w:t>
+      </w:r>
+      <w:proofErr w:type="spellStart"/>
+      <w:r>
+        <w:t>Selenium</w:t>
+      </w:r>
+      <w:proofErr w:type="spellEnd"/>
+      <w:r>
+        <w:t xml:space="preserve"> или </w:t>
+      </w:r>
+      <w:proofErr w:type="spellStart"/>
+      <w:r>
+        <w:t>JUnit</w:t>
+      </w:r>
+      <w:proofErr w:type="spellEnd"/>
+      <w:r>
+        <w:t xml:space="preserve"> для </w:t>
+      </w:r>
+      <w:proofErr w:type="spellStart"/>
+      <w:r>
+        <w:t>автотестов</w:t>
+      </w:r>
+      <w:proofErr w:type="spellEnd"/>
+      <w:r>
+        <w:t xml:space="preserve"> — обязательное условие.</w:t>
+      </w:r>
+    </w:p>
+    <w:p>
+      <w:pPr>
+        <w:numPr>
+          <w:ilvl w:val="0"/>
+          <w:numId w:val="34"/>
+        </w:numPr>
+        <w:jc w:val="both"/>
+      </w:pPr>
+      <w:r>
+        <w:rPr>
+          <w:b/>
+          <w:bCs/>
+        </w:rPr>
+        <w:t>Широкий охват:</w:t>
+      </w:r>
+      <w:r>
+        <w:t xml:space="preserve"> QA-специалист проверяет не только пользовательский интерфейс, но и «внутренности» продукта: интеграции, базы данных, API и производительность.</w:t>
+      </w:r>
+    </w:p>
+    <w:p>
+      <w:pPr>
+        <w:jc w:val="both"/>
+        <w:rPr>
+          <w:b/>
+          <w:bCs/>
+          <w:lang w:val="ru-RU"/>
+        </w:rPr>
+      </w:pPr>
+    </w:p>
+    <w:p>
+      <w:pPr>
+        <w:jc w:val="both"/>
+        <w:outlineLvl w:val="1"/>
+        <w:rPr>
+          <w:b/>
+          <w:bCs/>
+        </w:rPr>
+      </w:pPr>
+      <w:bookmarkStart w:id="88" w:name="_Toc233893142"/>
+      <w:r>
+        <w:rPr>
+          <w:b/>
+          <w:bCs/>
+        </w:rPr>
+        <w:t xml:space="preserve">Основные принципы тестирования в </w:t>
+      </w:r>
+      <w:proofErr w:type="spellStart"/>
+      <w:r>
+        <w:rPr>
+          <w:b/>
+          <w:bCs/>
+        </w:rPr>
+        <w:t>DevOps</w:t>
+      </w:r>
+      <w:bookmarkEnd w:id="88"/>
+      <w:proofErr w:type="spellEnd"/>
+    </w:p>
+    <w:p>
+      <w:pPr>
+        <w:jc w:val="both"/>
+      </w:pPr>
+      <w:proofErr w:type="spellStart"/>
+      <w:r>
+        <w:rPr>
+          <w:b/>
+          <w:bCs/>
+        </w:rPr>
+        <w:t>DevOps</w:t>
+      </w:r>
+      <w:proofErr w:type="spellEnd"/>
+      <w:r>
+        <w:rPr>
+          <w:b/>
+          <w:bCs/>
+        </w:rPr>
+        <w:t xml:space="preserve"> (Development + Operations)</w:t>
+      </w:r>
+      <w:r>
+        <w:t xml:space="preserve"> — это культура, стирающая границы между разработчиками кода и системными администраторами (теми, кто поддерживает серверы). Главная цель — максимально быстро, часто и безопасно доставлять новые функции пользователям.</w:t>
+      </w:r>
+    </w:p>
+    <w:p>
+      <w:pPr>
+        <w:jc w:val="both"/>
+      </w:pPr>
+      <w:r>
+        <w:t xml:space="preserve">Основа </w:t>
+      </w:r>
+      <w:proofErr w:type="spellStart"/>
+      <w:r>
+        <w:t>DevOps</w:t>
+      </w:r>
+      <w:proofErr w:type="spellEnd"/>
+      <w:r>
+        <w:t xml:space="preserve"> — это концепция </w:t>
+      </w:r>
+      <w:r>
+        <w:rPr>
+          <w:b/>
+          <w:bCs/>
+        </w:rPr>
+        <w:t>CI/CD</w:t>
+      </w:r>
+      <w:r>
+        <w:t xml:space="preserve"> (Непрерывная интеграция и Непрерывное развертывание). Тестирование здесь должно быть молниеносным и надежным:</w:t>
+      </w:r>
+    </w:p>
+    <w:p>
+      <w:pPr>
+        <w:numPr>
+          <w:ilvl w:val="0"/>
+          <w:numId w:val="35"/>
+        </w:numPr>
+        <w:jc w:val="both"/>
+      </w:pPr>
+      <w:r>
+        <w:rPr>
+          <w:b/>
+          <w:bCs/>
+        </w:rPr>
+        <w:t>Непрерывная интеграция (CI)</w:t>
+      </w:r>
+      <w:r>
+        <w:rPr>
+          <w:b/>
+          <w:bCs/>
+        </w:rPr>
+        <w:t>:</w:t>
+      </w:r>
+      <w:r>
+        <w:t xml:space="preserve"> когда</w:t>
+      </w:r>
+      <w:r>
+        <w:t xml:space="preserve"> программист добавляет свежий код в общую базу, специальные системы (например, </w:t>
+      </w:r>
+      <w:proofErr w:type="spellStart"/>
+      <w:r>
+        <w:t>Jenkins</w:t>
+      </w:r>
+      <w:proofErr w:type="spellEnd"/>
+      <w:r>
+        <w:t xml:space="preserve">, </w:t>
+      </w:r>
+      <w:proofErr w:type="spellStart"/>
+      <w:r>
+        <w:t>Travis</w:t>
+      </w:r>
+      <w:proofErr w:type="spellEnd"/>
+      <w:r>
+        <w:t xml:space="preserve"> CI или </w:t>
+      </w:r>
+      <w:proofErr w:type="spellStart"/>
+      <w:r>
+        <w:t>CircleCI</w:t>
+      </w:r>
+      <w:proofErr w:type="spellEnd"/>
+      <w:r>
+        <w:t xml:space="preserve">) </w:t>
+      </w:r>
+      <w:r>
+        <w:rPr>
+          <w:i/>
+          <w:iCs/>
+        </w:rPr>
+        <w:lastRenderedPageBreak/>
+        <w:t>автоматически</w:t>
+      </w:r>
+      <w:r>
+        <w:t xml:space="preserve"> запускают набор тестов. Если тесты падают, код отклоняется. Это отлавливает ошибки в самом зародыше.</w:t>
+      </w:r>
+    </w:p>
+    <w:p>
+      <w:pPr>
+        <w:numPr>
+          <w:ilvl w:val="0"/>
+          <w:numId w:val="35"/>
+        </w:numPr>
+        <w:jc w:val="both"/>
+      </w:pPr>
+      <w:r>
+        <w:rPr>
+          <w:b/>
+          <w:bCs/>
+        </w:rPr>
+        <w:t>Непрерывное развертывание (CD)</w:t>
+      </w:r>
+      <w:r>
+        <w:rPr>
+          <w:b/>
+          <w:bCs/>
+        </w:rPr>
+        <w:t>:</w:t>
+      </w:r>
+      <w:r>
+        <w:t xml:space="preserve"> если</w:t>
+      </w:r>
+      <w:r>
+        <w:t xml:space="preserve"> тесты пройдены успешно, новая версия программы автоматически загружается на сервер. После этого скрипты снова проверяют, корректно ли система работает уже в реальной (производственной) среде.</w:t>
+      </w:r>
+    </w:p>
+    <w:p>
+      <w:pPr>
+        <w:numPr>
+          <w:ilvl w:val="0"/>
+          <w:numId w:val="35"/>
+        </w:numPr>
+        <w:jc w:val="both"/>
+      </w:pPr>
+      <w:r>
+        <w:rPr>
+          <w:b/>
+          <w:bCs/>
+        </w:rPr>
+        <w:t>Тотальная автоматизация:</w:t>
+      </w:r>
+      <w:r>
+        <w:t xml:space="preserve"> Ручной труд сводится к минимуму. Тестировщику нужно уметь работать с большим количеством </w:t>
+      </w:r>
+      <w:proofErr w:type="spellStart"/>
+      <w:r>
+        <w:t>пайплайнов</w:t>
+      </w:r>
+      <w:proofErr w:type="spellEnd"/>
+      <w:r>
+        <w:t xml:space="preserve"> (сценариев автоматизации), чтобы исключить человеческий фактор.</w:t>
+      </w:r>
+    </w:p>
+    <w:p>
+      <w:pPr>
+        <w:numPr>
+          <w:ilvl w:val="0"/>
+          <w:numId w:val="35"/>
+        </w:numPr>
+        <w:jc w:val="both"/>
+      </w:pPr>
+      <w:r>
+        <w:rPr>
+          <w:b/>
+          <w:bCs/>
+        </w:rPr>
+        <w:t>Мониторинг после релиза:</w:t>
+      </w:r>
+      <w:r>
+        <w:t xml:space="preserve"> В </w:t>
+      </w:r>
+      <w:proofErr w:type="spellStart"/>
+      <w:r>
+        <w:t>DevOps</w:t>
+      </w:r>
+      <w:proofErr w:type="spellEnd"/>
+      <w:r>
+        <w:t xml:space="preserve"> тестирование не заканчивается выпуском продукта. На серверах постоянно проводится мониторинг логов, стресс-тесты и проверки на отказоустойчивость, чтобы заметить проблему раньше, чем на нее пожалуются пользователи.</w:t>
+      </w:r>
+    </w:p>
+    <w:p>
+      <w:pPr>
+        <w:jc w:val="both"/>
+        <w:rPr>
+          <w:b/>
+          <w:bCs/>
+          <w:lang w:val="ru-RU"/>
+        </w:rPr>
+      </w:pPr>
+    </w:p>
+    <w:p>
+      <w:pPr>
+        <w:jc w:val="both"/>
+        <w:outlineLvl w:val="1"/>
+        <w:rPr>
+          <w:b/>
+          <w:bCs/>
+        </w:rPr>
+      </w:pPr>
+      <w:bookmarkStart w:id="89" w:name="_Toc233893143"/>
+      <w:r>
+        <w:rPr>
+          <w:b/>
+          <w:bCs/>
+        </w:rPr>
+        <w:t>Краткое сравнение подходов</w:t>
+      </w:r>
+      <w:bookmarkEnd w:id="89"/>
+    </w:p>
+    <w:tbl>
+      <w:tblPr>
+        <w:tblW w:w="0" w:type="auto"/>
+        <w:tblCellSpacing w:w="15" w:type="dxa"/>
+        <w:tblCellMar>
+          <w:top w:w="15" w:type="dxa"/>
+          <w:left w:w="15" w:type="dxa"/>
+          <w:bottom w:w="15" w:type="dxa"/>
+          <w:right w:w="15" w:type="dxa"/>
+        </w:tblCellMar>
+        <w:tblLook w:val="04A0" w:firstRow="1" w:lastRow="0" w:firstColumn="1" w:lastColumn="0" w:noHBand="0" w:noVBand="1"/>
+      </w:tblPr>
+      <w:tblGrid>
+        <w:gridCol w:w="2392"/>
+        <w:gridCol w:w="3391"/>
+        <w:gridCol w:w="3556"/>
+      </w:tblGrid>
+      <w:tr>
+        <w:trPr>
+          <w:tblHeader/>
+          <w:tblCellSpacing w:w="15" w:type="dxa"/>
+        </w:trPr>
+        <w:tc>
+          <w:tcPr>
+            <w:tcW w:w="0" w:type="auto"/>
+            <w:tcBorders>
+              <w:top w:val="single" w:sz="6" w:space="0" w:color="C4C7C5"/>
+              <w:left w:val="single" w:sz="6" w:space="0" w:color="C4C7C5"/>
+              <w:bottom w:val="single" w:sz="6" w:space="0" w:color="C4C7C5"/>
+              <w:right w:val="single" w:sz="6" w:space="0" w:color="C4C7C5"/>
+            </w:tcBorders>
+            <w:tcMar>
+              <w:top w:w="120" w:type="dxa"/>
+              <w:left w:w="180" w:type="dxa"/>
+              <w:bottom w:w="120" w:type="dxa"/>
+              <w:right w:w="180" w:type="dxa"/>
+            </w:tcMar>
+            <w:vAlign w:val="center"/>
+            <w:hideMark/>
+          </w:tcPr>
+          <w:p>
+            <w:pPr>
+              <w:jc w:val="both"/>
+            </w:pPr>
+            <w:r>
+              <w:rPr>
+                <w:b/>
+                <w:bCs/>
+              </w:rPr>
+              <w:t>Характеристика</w:t>
+            </w:r>
+          </w:p>
+        </w:tc>
+        <w:tc>
+          <w:tcPr>
+            <w:tcW w:w="0" w:type="auto"/>
+            <w:tcBorders>
+              <w:top w:val="single" w:sz="6" w:space="0" w:color="C4C7C5"/>
+              <w:left w:val="single" w:sz="6" w:space="0" w:color="C4C7C5"/>
+              <w:bottom w:val="single" w:sz="6" w:space="0" w:color="C4C7C5"/>
+              <w:right w:val="single" w:sz="6" w:space="0" w:color="C4C7C5"/>
+            </w:tcBorders>
+            <w:tcMar>
+              <w:top w:w="120" w:type="dxa"/>
+              <w:left w:w="180" w:type="dxa"/>
+              <w:bottom w:w="120" w:type="dxa"/>
+              <w:right w:w="180" w:type="dxa"/>
+            </w:tcMar>
+            <w:vAlign w:val="center"/>
+            <w:hideMark/>
+          </w:tcPr>
+          <w:p>
+            <w:pPr>
+              <w:jc w:val="both"/>
+            </w:pPr>
+            <w:proofErr w:type="spellStart"/>
+            <w:r>
+              <w:rPr>
+                <w:b/>
+                <w:bCs/>
+              </w:rPr>
+              <w:t>Agile</w:t>
+            </w:r>
+            <w:proofErr w:type="spellEnd"/>
+          </w:p>
+        </w:tc>
+        <w:tc>
+          <w:tcPr>
+            <w:tcW w:w="0" w:type="auto"/>
+            <w:tcBorders>
+              <w:top w:val="single" w:sz="6" w:space="0" w:color="C4C7C5"/>
+              <w:left w:val="single" w:sz="6" w:space="0" w:color="C4C7C5"/>
+              <w:bottom w:val="single" w:sz="6" w:space="0" w:color="C4C7C5"/>
+              <w:right w:val="single" w:sz="6" w:space="0" w:color="C4C7C5"/>
+            </w:tcBorders>
+            <w:tcMar>
+              <w:top w:w="120" w:type="dxa"/>
+              <w:left w:w="180" w:type="dxa"/>
+              <w:bottom w:w="120" w:type="dxa"/>
+              <w:right w:w="180" w:type="dxa"/>
+            </w:tcMar>
+            <w:vAlign w:val="center"/>
+            <w:hideMark/>
+          </w:tcPr>
+          <w:p>
+            <w:pPr>
+              <w:jc w:val="both"/>
+            </w:pPr>
+            <w:proofErr w:type="spellStart"/>
+            <w:r>
+              <w:rPr>
+                <w:b/>
+                <w:bCs/>
+              </w:rPr>
+              <w:t>DevOps</w:t>
+            </w:r>
+            <w:proofErr w:type="spellEnd"/>
+          </w:p>
+        </w:tc>
+      </w:tr>
+      <w:tr>
+        <w:trPr>
+          <w:tblCellSpacing w:w="15" w:type="dxa"/>
+        </w:trPr>
+        <w:tc>
+          <w:tcPr>
+            <w:tcW w:w="0" w:type="auto"/>
+            <w:tcBorders>
+              <w:top w:val="single" w:sz="6" w:space="0" w:color="C4C7C5"/>
+              <w:left w:val="single" w:sz="6" w:space="0" w:color="C4C7C5"/>
+              <w:bottom w:val="single" w:sz="6" w:space="0" w:color="C4C7C5"/>
+              <w:right w:val="single" w:sz="6" w:space="0" w:color="C4C7C5"/>
+            </w:tcBorders>
+            <w:tcMar>
+              <w:top w:w="120" w:type="dxa"/>
+              <w:left w:w="180" w:type="dxa"/>
+              <w:bottom w:w="120" w:type="dxa"/>
+              <w:right w:w="180" w:type="dxa"/>
+            </w:tcMar>
+            <w:vAlign w:val="center"/>
+            <w:hideMark/>
+          </w:tcPr>
+          <w:p>
+            <w:pPr>
+              <w:jc w:val="both"/>
+            </w:pPr>
+            <w:r>
+              <w:rPr>
+                <w:b/>
+                <w:bCs/>
+              </w:rPr>
+              <w:t>Главная цель</w:t>
+            </w:r>
+          </w:p>
+        </w:tc>
+        <w:tc>
+          <w:tcPr>
+            <w:tcW w:w="0" w:type="auto"/>
+            <w:tcBorders>
+              <w:top w:val="single" w:sz="6" w:space="0" w:color="C4C7C5"/>
+              <w:left w:val="single" w:sz="6" w:space="0" w:color="C4C7C5"/>
+              <w:bottom w:val="single" w:sz="6" w:space="0" w:color="C4C7C5"/>
+              <w:right w:val="single" w:sz="6" w:space="0" w:color="C4C7C5"/>
+            </w:tcBorders>
+            <w:tcMar>
+              <w:top w:w="120" w:type="dxa"/>
+              <w:left w:w="180" w:type="dxa"/>
+              <w:bottom w:w="120" w:type="dxa"/>
+              <w:right w:w="180" w:type="dxa"/>
+            </w:tcMar>
+            <w:vAlign w:val="center"/>
+            <w:hideMark/>
+          </w:tcPr>
+          <w:p>
+            <w:pPr>
+              <w:jc w:val="both"/>
+            </w:pPr>
+            <w:r>
+              <w:t>Гибкая адаптация к изменениям и выпуск работающего функционала в конце каждого спринта.</w:t>
+            </w:r>
+          </w:p>
+        </w:tc>
+        <w:tc>
+          <w:tcPr>
+            <w:tcW w:w="0" w:type="auto"/>
+            <w:tcBorders>
+              <w:top w:val="single" w:sz="6" w:space="0" w:color="C4C7C5"/>
+              <w:left w:val="single" w:sz="6" w:space="0" w:color="C4C7C5"/>
+              <w:bottom w:val="single" w:sz="6" w:space="0" w:color="C4C7C5"/>
+              <w:right w:val="single" w:sz="6" w:space="0" w:color="C4C7C5"/>
+            </w:tcBorders>
+            <w:tcMar>
+              <w:top w:w="120" w:type="dxa"/>
+              <w:left w:w="180" w:type="dxa"/>
+              <w:bottom w:w="120" w:type="dxa"/>
+              <w:right w:w="180" w:type="dxa"/>
+            </w:tcMar>
+            <w:vAlign w:val="center"/>
+            <w:hideMark/>
+          </w:tcPr>
+          <w:p>
+            <w:pPr>
+              <w:jc w:val="both"/>
+            </w:pPr>
+            <w:r>
+              <w:t>Ускорение доставки кода на серверы с помощью автоматизации процессов сборки и релиза.</w:t>
+            </w:r>
+          </w:p>
+        </w:tc>
+      </w:tr>
+      <w:tr>
+        <w:trPr>
+          <w:tblCellSpacing w:w="15" w:type="dxa"/>
+        </w:trPr>
+        <w:tc>
+          <w:tcPr>
+            <w:tcW w:w="0" w:type="auto"/>
+            <w:tcBorders>
+              <w:top w:val="single" w:sz="6" w:space="0" w:color="C4C7C5"/>
+              <w:left w:val="single" w:sz="6" w:space="0" w:color="C4C7C5"/>
+              <w:bottom w:val="single" w:sz="6" w:space="0" w:color="C4C7C5"/>
+              <w:right w:val="single" w:sz="6" w:space="0" w:color="C4C7C5"/>
+            </w:tcBorders>
+            <w:tcMar>
+              <w:top w:w="120" w:type="dxa"/>
+              <w:left w:w="180" w:type="dxa"/>
+              <w:bottom w:w="120" w:type="dxa"/>
+              <w:right w:w="180" w:type="dxa"/>
+            </w:tcMar>
+            <w:vAlign w:val="center"/>
+            <w:hideMark/>
+          </w:tcPr>
+          <w:p>
+            <w:pPr>
+              <w:jc w:val="both"/>
+            </w:pPr>
+            <w:r>
+              <w:rPr>
+                <w:b/>
+                <w:bCs/>
+              </w:rPr>
+              <w:t>Место тестирования</w:t>
+            </w:r>
+          </w:p>
+        </w:tc>
+        <w:tc>
+          <w:tcPr>
+            <w:tcW w:w="0" w:type="auto"/>
+            <w:tcBorders>
+              <w:top w:val="single" w:sz="6" w:space="0" w:color="C4C7C5"/>
+              <w:left w:val="single" w:sz="6" w:space="0" w:color="C4C7C5"/>
+              <w:bottom w:val="single" w:sz="6" w:space="0" w:color="C4C7C5"/>
+              <w:right w:val="single" w:sz="6" w:space="0" w:color="C4C7C5"/>
+            </w:tcBorders>
+            <w:tcMar>
+              <w:top w:w="120" w:type="dxa"/>
+              <w:left w:w="180" w:type="dxa"/>
+              <w:bottom w:w="120" w:type="dxa"/>
+              <w:right w:w="180" w:type="dxa"/>
+            </w:tcMar>
+            <w:vAlign w:val="center"/>
+            <w:hideMark/>
+          </w:tcPr>
+          <w:p>
+            <w:pPr>
+              <w:jc w:val="both"/>
+            </w:pPr>
+            <w:r>
+              <w:t>Параллельно с разработкой, тесное ежедневное общение внутри команды.</w:t>
+            </w:r>
+          </w:p>
+        </w:tc>
+        <w:tc>
+          <w:tcPr>
+            <w:tcW w:w="0" w:type="auto"/>
+            <w:tcBorders>
+              <w:top w:val="single" w:sz="6" w:space="0" w:color="C4C7C5"/>
+              <w:left w:val="single" w:sz="6" w:space="0" w:color="C4C7C5"/>
+              <w:bottom w:val="single" w:sz="6" w:space="0" w:color="C4C7C5"/>
+              <w:right w:val="single" w:sz="6" w:space="0" w:color="C4C7C5"/>
+            </w:tcBorders>
+            <w:tcMar>
+              <w:top w:w="120" w:type="dxa"/>
+              <w:left w:w="180" w:type="dxa"/>
+              <w:bottom w:w="120" w:type="dxa"/>
+              <w:right w:w="180" w:type="dxa"/>
+            </w:tcMar>
+            <w:vAlign w:val="center"/>
+            <w:hideMark/>
+          </w:tcPr>
+          <w:p>
+            <w:pPr>
+              <w:jc w:val="both"/>
+            </w:pPr>
+            <w:r>
+              <w:t>Встроено в автоматический конвейер (</w:t>
+            </w:r>
+            <w:proofErr w:type="spellStart"/>
+            <w:r>
+              <w:t>pipeline</w:t>
+            </w:r>
+            <w:proofErr w:type="spellEnd"/>
+            <w:r>
+              <w:t>) при каждом обновлении кода.</w:t>
+            </w:r>
+          </w:p>
+        </w:tc>
+      </w:tr>
+      <w:tr>
+        <w:trPr>
+          <w:tblCellSpacing w:w="15" w:type="dxa"/>
+        </w:trPr>
+        <w:tc>
+          <w:tcPr>
+            <w:tcW w:w="0" w:type="auto"/>
+            <w:tcBorders>
+              <w:top w:val="single" w:sz="6" w:space="0" w:color="C4C7C5"/>
+              <w:left w:val="single" w:sz="6" w:space="0" w:color="C4C7C5"/>
+              <w:bottom w:val="single" w:sz="6" w:space="0" w:color="C4C7C5"/>
+              <w:right w:val="single" w:sz="6" w:space="0" w:color="C4C7C5"/>
+            </w:tcBorders>
+            <w:tcMar>
+              <w:top w:w="120" w:type="dxa"/>
+              <w:left w:w="180" w:type="dxa"/>
+              <w:bottom w:w="120" w:type="dxa"/>
+              <w:right w:w="180" w:type="dxa"/>
+            </w:tcMar>
+            <w:vAlign w:val="center"/>
+            <w:hideMark/>
+          </w:tcPr>
+          <w:p>
+            <w:pPr>
+              <w:jc w:val="both"/>
+            </w:pPr>
+            <w:r>
+              <w:rPr>
+                <w:b/>
+                <w:bCs/>
+              </w:rPr>
+              <w:t>Специфика работы QA</w:t>
+            </w:r>
+          </w:p>
+        </w:tc>
+        <w:tc>
+          <w:tcPr>
+            <w:tcW w:w="0" w:type="auto"/>
+            <w:tcBorders>
+              <w:top w:val="single" w:sz="6" w:space="0" w:color="C4C7C5"/>
+              <w:left w:val="single" w:sz="6" w:space="0" w:color="C4C7C5"/>
+              <w:bottom w:val="single" w:sz="6" w:space="0" w:color="C4C7C5"/>
+              <w:right w:val="single" w:sz="6" w:space="0" w:color="C4C7C5"/>
+            </w:tcBorders>
+            <w:tcMar>
+              <w:top w:w="120" w:type="dxa"/>
+              <w:left w:w="180" w:type="dxa"/>
+              <w:bottom w:w="120" w:type="dxa"/>
+              <w:right w:w="180" w:type="dxa"/>
+            </w:tcMar>
+            <w:vAlign w:val="center"/>
+            <w:hideMark/>
+          </w:tcPr>
+          <w:p>
+            <w:pPr>
+              <w:jc w:val="both"/>
+            </w:pPr>
+            <w:r>
+              <w:t xml:space="preserve">Уточнение требований, планирование тест-кейсов, ручные и </w:t>
+            </w:r>
+            <w:proofErr w:type="spellStart"/>
+            <w:r>
+              <w:t>автотесты</w:t>
+            </w:r>
+            <w:proofErr w:type="spellEnd"/>
+            <w:r>
+              <w:t>.</w:t>
+            </w:r>
+          </w:p>
+        </w:tc>
+        <w:tc>
+          <w:tcPr>
+            <w:tcW w:w="0" w:type="auto"/>
+            <w:tcBorders>
+              <w:top w:val="single" w:sz="6" w:space="0" w:color="C4C7C5"/>
+              <w:left w:val="single" w:sz="6" w:space="0" w:color="C4C7C5"/>
+              <w:bottom w:val="single" w:sz="6" w:space="0" w:color="C4C7C5"/>
+              <w:right w:val="single" w:sz="6" w:space="0" w:color="C4C7C5"/>
+            </w:tcBorders>
+            <w:tcMar>
+              <w:top w:w="120" w:type="dxa"/>
+              <w:left w:w="180" w:type="dxa"/>
+              <w:bottom w:w="120" w:type="dxa"/>
+              <w:right w:w="180" w:type="dxa"/>
+            </w:tcMar>
+            <w:vAlign w:val="center"/>
+            <w:hideMark/>
+          </w:tcPr>
+          <w:p>
+            <w:pPr>
+              <w:jc w:val="both"/>
+            </w:pPr>
+            <w:r>
+              <w:t>Поддержка автоматических проверок (CI/CD), мониторинг стабильности на рабочих серверах.</w:t>
+            </w:r>
+          </w:p>
+        </w:tc>
+      </w:tr>
+    </w:tbl>
+    <w:p>
+      <w:pPr>
+        <w:jc w:val="both"/>
+      </w:pPr>
+    </w:p>
+    <w:p>
+      <w:r>
+        <w:br w:type="page"/>
+      </w:r>
+    </w:p>
+    <w:p>
+      <w:pPr>
+        <w:jc w:val="both"/>
+        <w:outlineLvl w:val="0"/>
+        <w:rPr>
+          <w:b/>
+          <w:bCs/>
+          <w:lang w:val="ru-RU"/>
+        </w:rPr>
+      </w:pPr>
+      <w:bookmarkStart w:id="90" w:name="_Toc233893144"/>
+      <w:r>
+        <w:rPr>
+          <w:b/>
+          <w:bCs/>
+          <w:lang w:val="ru-RU"/>
+        </w:rPr>
+        <w:lastRenderedPageBreak/>
+        <w:t>Урок 13</w:t>
+      </w:r>
+      <w:r>
+        <w:rPr>
+          <w:b/>
+          <w:bCs/>
+          <w:lang w:val="ru-RU"/>
+        </w:rPr>
+        <w:t xml:space="preserve"> (Новый конспект)</w:t>
+      </w:r>
+      <w:bookmarkEnd w:id="90"/>
+    </w:p>
+    <w:p>
+      <w:pPr>
+        <w:jc w:val="both"/>
+        <w:rPr>
+          <w:lang w:val="ru-RU"/>
+        </w:rPr>
+      </w:pPr>
+      <w:r>
+        <w:rPr>
+          <w:lang w:val="ru-RU"/>
+        </w:rPr>
+        <w:t xml:space="preserve">Более </w:t>
+      </w:r>
+      <w:r>
+        <w:rPr>
+          <w:lang w:val="ru-RU"/>
+        </w:rPr>
+        <w:t>усовершенствованная</w:t>
+      </w:r>
+      <w:r>
+        <w:rPr>
+          <w:lang w:val="ru-RU"/>
+        </w:rPr>
+        <w:t xml:space="preserve"> версия</w:t>
       </w:r>
     </w:p>
     <w:sectPr>
@@ -3055,6 +10012,751 @@
     </w:lvl>
   </w:abstractNum>
   <w:abstractNum w:abstractNumId="4" w15:restartNumberingAfterBreak="0">
+    <w:nsid w:val="0C9F5CB9"/>
+    <w:multiLevelType w:val="multilevel"/>
+    <w:tmpl w:val="D5AA716E"/>
+    <w:lvl w:ilvl="0">
+      <w:start w:val="1"/>
+      <w:numFmt w:val="bullet"/>
+      <w:lvlText w:val=""/>
+      <w:lvlJc w:val="left"/>
+      <w:pPr>
+        <w:tabs>
+          <w:tab w:val="num" w:pos="720"/>
+        </w:tabs>
+        <w:ind w:left="720" w:hanging="360"/>
+      </w:pPr>
+      <w:rPr>
+        <w:rFonts w:ascii="Symbol" w:hAnsi="Symbol" w:hint="default"/>
+        <w:sz w:val="20"/>
+      </w:rPr>
+    </w:lvl>
+    <w:lvl w:ilvl="1" w:tentative="1">
+      <w:start w:val="1"/>
+      <w:numFmt w:val="bullet"/>
+      <w:lvlText w:val="o"/>
+      <w:lvlJc w:val="left"/>
+      <w:pPr>
+        <w:tabs>
+          <w:tab w:val="num" w:pos="1440"/>
+        </w:tabs>
+        <w:ind w:left="1440" w:hanging="360"/>
+      </w:pPr>
+      <w:rPr>
+        <w:rFonts w:ascii="Courier New" w:hAnsi="Courier New" w:hint="default"/>
+        <w:sz w:val="20"/>
+      </w:rPr>
+    </w:lvl>
+    <w:lvl w:ilvl="2" w:tentative="1">
+      <w:start w:val="1"/>
+      <w:numFmt w:val="bullet"/>
+      <w:lvlText w:val=""/>
+      <w:lvlJc w:val="left"/>
+      <w:pPr>
+        <w:tabs>
+          <w:tab w:val="num" w:pos="2160"/>
+        </w:tabs>
+        <w:ind w:left="2160" w:hanging="360"/>
+      </w:pPr>
+      <w:rPr>
+        <w:rFonts w:ascii="Wingdings" w:hAnsi="Wingdings" w:hint="default"/>
+        <w:sz w:val="20"/>
+      </w:rPr>
+    </w:lvl>
+    <w:lvl w:ilvl="3" w:tentative="1">
+      <w:start w:val="1"/>
+      <w:numFmt w:val="bullet"/>
+      <w:lvlText w:val=""/>
+      <w:lvlJc w:val="left"/>
+      <w:pPr>
+        <w:tabs>
+          <w:tab w:val="num" w:pos="2880"/>
+        </w:tabs>
+        <w:ind w:left="2880" w:hanging="360"/>
+      </w:pPr>
+      <w:rPr>
+        <w:rFonts w:ascii="Wingdings" w:hAnsi="Wingdings" w:hint="default"/>
+        <w:sz w:val="20"/>
+      </w:rPr>
+    </w:lvl>
+    <w:lvl w:ilvl="4" w:tentative="1">
+      <w:start w:val="1"/>
+      <w:numFmt w:val="bullet"/>
+      <w:lvlText w:val=""/>
+      <w:lvlJc w:val="left"/>
+      <w:pPr>
+        <w:tabs>
+          <w:tab w:val="num" w:pos="3600"/>
+        </w:tabs>
+        <w:ind w:left="3600" w:hanging="360"/>
+      </w:pPr>
+      <w:rPr>
+        <w:rFonts w:ascii="Wingdings" w:hAnsi="Wingdings" w:hint="default"/>
+        <w:sz w:val="20"/>
+      </w:rPr>
+    </w:lvl>
+    <w:lvl w:ilvl="5" w:tentative="1">
+      <w:start w:val="1"/>
+      <w:numFmt w:val="bullet"/>
+      <w:lvlText w:val=""/>
+      <w:lvlJc w:val="left"/>
+      <w:pPr>
+        <w:tabs>
+          <w:tab w:val="num" w:pos="4320"/>
+        </w:tabs>
+        <w:ind w:left="4320" w:hanging="360"/>
+      </w:pPr>
+      <w:rPr>
+        <w:rFonts w:ascii="Wingdings" w:hAnsi="Wingdings" w:hint="default"/>
+        <w:sz w:val="20"/>
+      </w:rPr>
+    </w:lvl>
+    <w:lvl w:ilvl="6" w:tentative="1">
+      <w:start w:val="1"/>
+      <w:numFmt w:val="bullet"/>
+      <w:lvlText w:val=""/>
+      <w:lvlJc w:val="left"/>
+      <w:pPr>
+        <w:tabs>
+          <w:tab w:val="num" w:pos="5040"/>
+        </w:tabs>
+        <w:ind w:left="5040" w:hanging="360"/>
+      </w:pPr>
+      <w:rPr>
+        <w:rFonts w:ascii="Wingdings" w:hAnsi="Wingdings" w:hint="default"/>
+        <w:sz w:val="20"/>
+      </w:rPr>
+    </w:lvl>
+    <w:lvl w:ilvl="7" w:tentative="1">
+      <w:start w:val="1"/>
+      <w:numFmt w:val="bullet"/>
+      <w:lvlText w:val=""/>
+      <w:lvlJc w:val="left"/>
+      <w:pPr>
+        <w:tabs>
+          <w:tab w:val="num" w:pos="5760"/>
+        </w:tabs>
+        <w:ind w:left="5760" w:hanging="360"/>
+      </w:pPr>
+      <w:rPr>
+        <w:rFonts w:ascii="Wingdings" w:hAnsi="Wingdings" w:hint="default"/>
+        <w:sz w:val="20"/>
+      </w:rPr>
+    </w:lvl>
+    <w:lvl w:ilvl="8" w:tentative="1">
+      <w:start w:val="1"/>
+      <w:numFmt w:val="bullet"/>
+      <w:lvlText w:val=""/>
+      <w:lvlJc w:val="left"/>
+      <w:pPr>
+        <w:tabs>
+          <w:tab w:val="num" w:pos="6480"/>
+        </w:tabs>
+        <w:ind w:left="6480" w:hanging="360"/>
+      </w:pPr>
+      <w:rPr>
+        <w:rFonts w:ascii="Wingdings" w:hAnsi="Wingdings" w:hint="default"/>
+        <w:sz w:val="20"/>
+      </w:rPr>
+    </w:lvl>
+  </w:abstractNum>
+  <w:abstractNum w:abstractNumId="5" w15:restartNumberingAfterBreak="0">
+    <w:nsid w:val="11800C6A"/>
+    <w:multiLevelType w:val="multilevel"/>
+    <w:tmpl w:val="EF7CF338"/>
+    <w:lvl w:ilvl="0">
+      <w:start w:val="1"/>
+      <w:numFmt w:val="bullet"/>
+      <w:lvlText w:val=""/>
+      <w:lvlJc w:val="left"/>
+      <w:pPr>
+        <w:tabs>
+          <w:tab w:val="num" w:pos="720"/>
+        </w:tabs>
+        <w:ind w:left="720" w:hanging="360"/>
+      </w:pPr>
+      <w:rPr>
+        <w:rFonts w:ascii="Symbol" w:hAnsi="Symbol" w:hint="default"/>
+        <w:sz w:val="20"/>
+      </w:rPr>
+    </w:lvl>
+    <w:lvl w:ilvl="1" w:tentative="1">
+      <w:start w:val="1"/>
+      <w:numFmt w:val="bullet"/>
+      <w:lvlText w:val="o"/>
+      <w:lvlJc w:val="left"/>
+      <w:pPr>
+        <w:tabs>
+          <w:tab w:val="num" w:pos="1440"/>
+        </w:tabs>
+        <w:ind w:left="1440" w:hanging="360"/>
+      </w:pPr>
+      <w:rPr>
+        <w:rFonts w:ascii="Courier New" w:hAnsi="Courier New" w:hint="default"/>
+        <w:sz w:val="20"/>
+      </w:rPr>
+    </w:lvl>
+    <w:lvl w:ilvl="2" w:tentative="1">
+      <w:start w:val="1"/>
+      <w:numFmt w:val="bullet"/>
+      <w:lvlText w:val=""/>
+      <w:lvlJc w:val="left"/>
+      <w:pPr>
+        <w:tabs>
+          <w:tab w:val="num" w:pos="2160"/>
+        </w:tabs>
+        <w:ind w:left="2160" w:hanging="360"/>
+      </w:pPr>
+      <w:rPr>
+        <w:rFonts w:ascii="Wingdings" w:hAnsi="Wingdings" w:hint="default"/>
+        <w:sz w:val="20"/>
+      </w:rPr>
+    </w:lvl>
+    <w:lvl w:ilvl="3" w:tentative="1">
+      <w:start w:val="1"/>
+      <w:numFmt w:val="bullet"/>
+      <w:lvlText w:val=""/>
+      <w:lvlJc w:val="left"/>
+      <w:pPr>
+        <w:tabs>
+          <w:tab w:val="num" w:pos="2880"/>
+        </w:tabs>
+        <w:ind w:left="2880" w:hanging="360"/>
+      </w:pPr>
+      <w:rPr>
+        <w:rFonts w:ascii="Wingdings" w:hAnsi="Wingdings" w:hint="default"/>
+        <w:sz w:val="20"/>
+      </w:rPr>
+    </w:lvl>
+    <w:lvl w:ilvl="4" w:tentative="1">
+      <w:start w:val="1"/>
+      <w:numFmt w:val="bullet"/>
+      <w:lvlText w:val=""/>
+      <w:lvlJc w:val="left"/>
+      <w:pPr>
+        <w:tabs>
+          <w:tab w:val="num" w:pos="3600"/>
+        </w:tabs>
+        <w:ind w:left="3600" w:hanging="360"/>
+      </w:pPr>
+      <w:rPr>
+        <w:rFonts w:ascii="Wingdings" w:hAnsi="Wingdings" w:hint="default"/>
+        <w:sz w:val="20"/>
+      </w:rPr>
+    </w:lvl>
+    <w:lvl w:ilvl="5" w:tentative="1">
+      <w:start w:val="1"/>
+      <w:numFmt w:val="bullet"/>
+      <w:lvlText w:val=""/>
+      <w:lvlJc w:val="left"/>
+      <w:pPr>
+        <w:tabs>
+          <w:tab w:val="num" w:pos="4320"/>
+        </w:tabs>
+        <w:ind w:left="4320" w:hanging="360"/>
+      </w:pPr>
+      <w:rPr>
+        <w:rFonts w:ascii="Wingdings" w:hAnsi="Wingdings" w:hint="default"/>
+        <w:sz w:val="20"/>
+      </w:rPr>
+    </w:lvl>
+    <w:lvl w:ilvl="6" w:tentative="1">
+      <w:start w:val="1"/>
+      <w:numFmt w:val="bullet"/>
+      <w:lvlText w:val=""/>
+      <w:lvlJc w:val="left"/>
+      <w:pPr>
+        <w:tabs>
+          <w:tab w:val="num" w:pos="5040"/>
+        </w:tabs>
+        <w:ind w:left="5040" w:hanging="360"/>
+      </w:pPr>
+      <w:rPr>
+        <w:rFonts w:ascii="Wingdings" w:hAnsi="Wingdings" w:hint="default"/>
+        <w:sz w:val="20"/>
+      </w:rPr>
+    </w:lvl>
+    <w:lvl w:ilvl="7" w:tentative="1">
+      <w:start w:val="1"/>
+      <w:numFmt w:val="bullet"/>
+      <w:lvlText w:val=""/>
+      <w:lvlJc w:val="left"/>
+      <w:pPr>
+        <w:tabs>
+          <w:tab w:val="num" w:pos="5760"/>
+        </w:tabs>
+        <w:ind w:left="5760" w:hanging="360"/>
+      </w:pPr>
+      <w:rPr>
+        <w:rFonts w:ascii="Wingdings" w:hAnsi="Wingdings" w:hint="default"/>
+        <w:sz w:val="20"/>
+      </w:rPr>
+    </w:lvl>
+    <w:lvl w:ilvl="8" w:tentative="1">
+      <w:start w:val="1"/>
+      <w:numFmt w:val="bullet"/>
+      <w:lvlText w:val=""/>
+      <w:lvlJc w:val="left"/>
+      <w:pPr>
+        <w:tabs>
+          <w:tab w:val="num" w:pos="6480"/>
+        </w:tabs>
+        <w:ind w:left="6480" w:hanging="360"/>
+      </w:pPr>
+      <w:rPr>
+        <w:rFonts w:ascii="Wingdings" w:hAnsi="Wingdings" w:hint="default"/>
+        <w:sz w:val="20"/>
+      </w:rPr>
+    </w:lvl>
+  </w:abstractNum>
+  <w:abstractNum w:abstractNumId="6" w15:restartNumberingAfterBreak="0">
+    <w:nsid w:val="12754C3F"/>
+    <w:multiLevelType w:val="multilevel"/>
+    <w:tmpl w:val="993AD7A6"/>
+    <w:lvl w:ilvl="0">
+      <w:start w:val="1"/>
+      <w:numFmt w:val="bullet"/>
+      <w:lvlText w:val=""/>
+      <w:lvlJc w:val="left"/>
+      <w:pPr>
+        <w:tabs>
+          <w:tab w:val="num" w:pos="720"/>
+        </w:tabs>
+        <w:ind w:left="720" w:hanging="360"/>
+      </w:pPr>
+      <w:rPr>
+        <w:rFonts w:ascii="Symbol" w:hAnsi="Symbol" w:hint="default"/>
+        <w:sz w:val="20"/>
+      </w:rPr>
+    </w:lvl>
+    <w:lvl w:ilvl="1" w:tentative="1">
+      <w:start w:val="1"/>
+      <w:numFmt w:val="bullet"/>
+      <w:lvlText w:val="o"/>
+      <w:lvlJc w:val="left"/>
+      <w:pPr>
+        <w:tabs>
+          <w:tab w:val="num" w:pos="1440"/>
+        </w:tabs>
+        <w:ind w:left="1440" w:hanging="360"/>
+      </w:pPr>
+      <w:rPr>
+        <w:rFonts w:ascii="Courier New" w:hAnsi="Courier New" w:hint="default"/>
+        <w:sz w:val="20"/>
+      </w:rPr>
+    </w:lvl>
+    <w:lvl w:ilvl="2" w:tentative="1">
+      <w:start w:val="1"/>
+      <w:numFmt w:val="bullet"/>
+      <w:lvlText w:val=""/>
+      <w:lvlJc w:val="left"/>
+      <w:pPr>
+        <w:tabs>
+          <w:tab w:val="num" w:pos="2160"/>
+        </w:tabs>
+        <w:ind w:left="2160" w:hanging="360"/>
+      </w:pPr>
+      <w:rPr>
+        <w:rFonts w:ascii="Wingdings" w:hAnsi="Wingdings" w:hint="default"/>
+        <w:sz w:val="20"/>
+      </w:rPr>
+    </w:lvl>
+    <w:lvl w:ilvl="3" w:tentative="1">
+      <w:start w:val="1"/>
+      <w:numFmt w:val="bullet"/>
+      <w:lvlText w:val=""/>
+      <w:lvlJc w:val="left"/>
+      <w:pPr>
+        <w:tabs>
+          <w:tab w:val="num" w:pos="2880"/>
+        </w:tabs>
+        <w:ind w:left="2880" w:hanging="360"/>
+      </w:pPr>
+      <w:rPr>
+        <w:rFonts w:ascii="Wingdings" w:hAnsi="Wingdings" w:hint="default"/>
+        <w:sz w:val="20"/>
+      </w:rPr>
+    </w:lvl>
+    <w:lvl w:ilvl="4" w:tentative="1">
+      <w:start w:val="1"/>
+      <w:numFmt w:val="bullet"/>
+      <w:lvlText w:val=""/>
+      <w:lvlJc w:val="left"/>
+      <w:pPr>
+        <w:tabs>
+          <w:tab w:val="num" w:pos="3600"/>
+        </w:tabs>
+        <w:ind w:left="3600" w:hanging="360"/>
+      </w:pPr>
+      <w:rPr>
+        <w:rFonts w:ascii="Wingdings" w:hAnsi="Wingdings" w:hint="default"/>
+        <w:sz w:val="20"/>
+      </w:rPr>
+    </w:lvl>
+    <w:lvl w:ilvl="5" w:tentative="1">
+      <w:start w:val="1"/>
+      <w:numFmt w:val="bullet"/>
+      <w:lvlText w:val=""/>
+      <w:lvlJc w:val="left"/>
+      <w:pPr>
+        <w:tabs>
+          <w:tab w:val="num" w:pos="4320"/>
+        </w:tabs>
+        <w:ind w:left="4320" w:hanging="360"/>
+      </w:pPr>
+      <w:rPr>
+        <w:rFonts w:ascii="Wingdings" w:hAnsi="Wingdings" w:hint="default"/>
+        <w:sz w:val="20"/>
+      </w:rPr>
+    </w:lvl>
+    <w:lvl w:ilvl="6" w:tentative="1">
+      <w:start w:val="1"/>
+      <w:numFmt w:val="bullet"/>
+      <w:lvlText w:val=""/>
+      <w:lvlJc w:val="left"/>
+      <w:pPr>
+        <w:tabs>
+          <w:tab w:val="num" w:pos="5040"/>
+        </w:tabs>
+        <w:ind w:left="5040" w:hanging="360"/>
+      </w:pPr>
+      <w:rPr>
+        <w:rFonts w:ascii="Wingdings" w:hAnsi="Wingdings" w:hint="default"/>
+        <w:sz w:val="20"/>
+      </w:rPr>
+    </w:lvl>
+    <w:lvl w:ilvl="7" w:tentative="1">
+      <w:start w:val="1"/>
+      <w:numFmt w:val="bullet"/>
+      <w:lvlText w:val=""/>
+      <w:lvlJc w:val="left"/>
+      <w:pPr>
+        <w:tabs>
+          <w:tab w:val="num" w:pos="5760"/>
+        </w:tabs>
+        <w:ind w:left="5760" w:hanging="360"/>
+      </w:pPr>
+      <w:rPr>
+        <w:rFonts w:ascii="Wingdings" w:hAnsi="Wingdings" w:hint="default"/>
+        <w:sz w:val="20"/>
+      </w:rPr>
+    </w:lvl>
+    <w:lvl w:ilvl="8" w:tentative="1">
+      <w:start w:val="1"/>
+      <w:numFmt w:val="bullet"/>
+      <w:lvlText w:val=""/>
+      <w:lvlJc w:val="left"/>
+      <w:pPr>
+        <w:tabs>
+          <w:tab w:val="num" w:pos="6480"/>
+        </w:tabs>
+        <w:ind w:left="6480" w:hanging="360"/>
+      </w:pPr>
+      <w:rPr>
+        <w:rFonts w:ascii="Wingdings" w:hAnsi="Wingdings" w:hint="default"/>
+        <w:sz w:val="20"/>
+      </w:rPr>
+    </w:lvl>
+  </w:abstractNum>
+  <w:abstractNum w:abstractNumId="7" w15:restartNumberingAfterBreak="0">
+    <w:nsid w:val="18C60694"/>
+    <w:multiLevelType w:val="multilevel"/>
+    <w:tmpl w:val="2B001BCA"/>
+    <w:lvl w:ilvl="0">
+      <w:start w:val="1"/>
+      <w:numFmt w:val="bullet"/>
+      <w:lvlText w:val=""/>
+      <w:lvlJc w:val="left"/>
+      <w:pPr>
+        <w:tabs>
+          <w:tab w:val="num" w:pos="720"/>
+        </w:tabs>
+        <w:ind w:left="720" w:hanging="360"/>
+      </w:pPr>
+      <w:rPr>
+        <w:rFonts w:ascii="Symbol" w:hAnsi="Symbol" w:hint="default"/>
+        <w:sz w:val="20"/>
+      </w:rPr>
+    </w:lvl>
+    <w:lvl w:ilvl="1" w:tentative="1">
+      <w:start w:val="1"/>
+      <w:numFmt w:val="bullet"/>
+      <w:lvlText w:val="o"/>
+      <w:lvlJc w:val="left"/>
+      <w:pPr>
+        <w:tabs>
+          <w:tab w:val="num" w:pos="1440"/>
+        </w:tabs>
+        <w:ind w:left="1440" w:hanging="360"/>
+      </w:pPr>
+      <w:rPr>
+        <w:rFonts w:ascii="Courier New" w:hAnsi="Courier New" w:hint="default"/>
+        <w:sz w:val="20"/>
+      </w:rPr>
+    </w:lvl>
+    <w:lvl w:ilvl="2" w:tentative="1">
+      <w:start w:val="1"/>
+      <w:numFmt w:val="bullet"/>
+      <w:lvlText w:val=""/>
+      <w:lvlJc w:val="left"/>
+      <w:pPr>
+        <w:tabs>
+          <w:tab w:val="num" w:pos="2160"/>
+        </w:tabs>
+        <w:ind w:left="2160" w:hanging="360"/>
+      </w:pPr>
+      <w:rPr>
+        <w:rFonts w:ascii="Wingdings" w:hAnsi="Wingdings" w:hint="default"/>
+        <w:sz w:val="20"/>
+      </w:rPr>
+    </w:lvl>
+    <w:lvl w:ilvl="3" w:tentative="1">
+      <w:start w:val="1"/>
+      <w:numFmt w:val="bullet"/>
+      <w:lvlText w:val=""/>
+      <w:lvlJc w:val="left"/>
+      <w:pPr>
+        <w:tabs>
+          <w:tab w:val="num" w:pos="2880"/>
+        </w:tabs>
+        <w:ind w:left="2880" w:hanging="360"/>
+      </w:pPr>
+      <w:rPr>
+        <w:rFonts w:ascii="Wingdings" w:hAnsi="Wingdings" w:hint="default"/>
+        <w:sz w:val="20"/>
+      </w:rPr>
+    </w:lvl>
+    <w:lvl w:ilvl="4" w:tentative="1">
+      <w:start w:val="1"/>
+      <w:numFmt w:val="bullet"/>
+      <w:lvlText w:val=""/>
+      <w:lvlJc w:val="left"/>
+      <w:pPr>
+        <w:tabs>
+          <w:tab w:val="num" w:pos="3600"/>
+        </w:tabs>
+        <w:ind w:left="3600" w:hanging="360"/>
+      </w:pPr>
+      <w:rPr>
+        <w:rFonts w:ascii="Wingdings" w:hAnsi="Wingdings" w:hint="default"/>
+        <w:sz w:val="20"/>
+      </w:rPr>
+    </w:lvl>
+    <w:lvl w:ilvl="5" w:tentative="1">
+      <w:start w:val="1"/>
+      <w:numFmt w:val="bullet"/>
+      <w:lvlText w:val=""/>
+      <w:lvlJc w:val="left"/>
+      <w:pPr>
+        <w:tabs>
+          <w:tab w:val="num" w:pos="4320"/>
+        </w:tabs>
+        <w:ind w:left="4320" w:hanging="360"/>
+      </w:pPr>
+      <w:rPr>
+        <w:rFonts w:ascii="Wingdings" w:hAnsi="Wingdings" w:hint="default"/>
+        <w:sz w:val="20"/>
+      </w:rPr>
+    </w:lvl>
+    <w:lvl w:ilvl="6" w:tentative="1">
+      <w:start w:val="1"/>
+      <w:numFmt w:val="bullet"/>
+      <w:lvlText w:val=""/>
+      <w:lvlJc w:val="left"/>
+      <w:pPr>
+        <w:tabs>
+          <w:tab w:val="num" w:pos="5040"/>
+        </w:tabs>
+        <w:ind w:left="5040" w:hanging="360"/>
+      </w:pPr>
+      <w:rPr>
+        <w:rFonts w:ascii="Wingdings" w:hAnsi="Wingdings" w:hint="default"/>
+        <w:sz w:val="20"/>
+      </w:rPr>
+    </w:lvl>
+    <w:lvl w:ilvl="7" w:tentative="1">
+      <w:start w:val="1"/>
+      <w:numFmt w:val="bullet"/>
+      <w:lvlText w:val=""/>
+      <w:lvlJc w:val="left"/>
+      <w:pPr>
+        <w:tabs>
+          <w:tab w:val="num" w:pos="5760"/>
+        </w:tabs>
+        <w:ind w:left="5760" w:hanging="360"/>
+      </w:pPr>
+      <w:rPr>
+        <w:rFonts w:ascii="Wingdings" w:hAnsi="Wingdings" w:hint="default"/>
+        <w:sz w:val="20"/>
+      </w:rPr>
+    </w:lvl>
+    <w:lvl w:ilvl="8" w:tentative="1">
+      <w:start w:val="1"/>
+      <w:numFmt w:val="bullet"/>
+      <w:lvlText w:val=""/>
+      <w:lvlJc w:val="left"/>
+      <w:pPr>
+        <w:tabs>
+          <w:tab w:val="num" w:pos="6480"/>
+        </w:tabs>
+        <w:ind w:left="6480" w:hanging="360"/>
+      </w:pPr>
+      <w:rPr>
+        <w:rFonts w:ascii="Wingdings" w:hAnsi="Wingdings" w:hint="default"/>
+        <w:sz w:val="20"/>
+      </w:rPr>
+    </w:lvl>
+  </w:abstractNum>
+  <w:abstractNum w:abstractNumId="8" w15:restartNumberingAfterBreak="0">
+    <w:nsid w:val="1A7D71B4"/>
+    <w:multiLevelType w:val="multilevel"/>
+    <w:tmpl w:val="9FA050AA"/>
+    <w:lvl w:ilvl="0">
+      <w:start w:val="1"/>
+      <w:numFmt w:val="bullet"/>
+      <w:lvlText w:val=""/>
+      <w:lvlJc w:val="left"/>
+      <w:pPr>
+        <w:tabs>
+          <w:tab w:val="num" w:pos="720"/>
+        </w:tabs>
+        <w:ind w:left="720" w:hanging="360"/>
+      </w:pPr>
+      <w:rPr>
+        <w:rFonts w:ascii="Symbol" w:hAnsi="Symbol" w:hint="default"/>
+        <w:sz w:val="20"/>
+      </w:rPr>
+    </w:lvl>
+    <w:lvl w:ilvl="1" w:tentative="1">
+      <w:start w:val="1"/>
+      <w:numFmt w:val="bullet"/>
+      <w:lvlText w:val="o"/>
+      <w:lvlJc w:val="left"/>
+      <w:pPr>
+        <w:tabs>
+          <w:tab w:val="num" w:pos="1440"/>
+        </w:tabs>
+        <w:ind w:left="1440" w:hanging="360"/>
+      </w:pPr>
+      <w:rPr>
+        <w:rFonts w:ascii="Courier New" w:hAnsi="Courier New" w:hint="default"/>
+        <w:sz w:val="20"/>
+      </w:rPr>
+    </w:lvl>
+    <w:lvl w:ilvl="2" w:tentative="1">
+      <w:start w:val="1"/>
+      <w:numFmt w:val="bullet"/>
+      <w:lvlText w:val=""/>
+      <w:lvlJc w:val="left"/>
+      <w:pPr>
+        <w:tabs>
+          <w:tab w:val="num" w:pos="2160"/>
+        </w:tabs>
+        <w:ind w:left="2160" w:hanging="360"/>
+      </w:pPr>
+      <w:rPr>
+        <w:rFonts w:ascii="Wingdings" w:hAnsi="Wingdings" w:hint="default"/>
+        <w:sz w:val="20"/>
+      </w:rPr>
+    </w:lvl>
+    <w:lvl w:ilvl="3" w:tentative="1">
+      <w:start w:val="1"/>
+      <w:numFmt w:val="bullet"/>
+      <w:lvlText w:val=""/>
+      <w:lvlJc w:val="left"/>
+      <w:pPr>
+        <w:tabs>
+          <w:tab w:val="num" w:pos="2880"/>
+        </w:tabs>
+        <w:ind w:left="2880" w:hanging="360"/>
+      </w:pPr>
+      <w:rPr>
+        <w:rFonts w:ascii="Wingdings" w:hAnsi="Wingdings" w:hint="default"/>
+        <w:sz w:val="20"/>
+      </w:rPr>
+    </w:lvl>
+    <w:lvl w:ilvl="4" w:tentative="1">
+      <w:start w:val="1"/>
+      <w:numFmt w:val="bullet"/>
+      <w:lvlText w:val=""/>
+      <w:lvlJc w:val="left"/>
+      <w:pPr>
+        <w:tabs>
+          <w:tab w:val="num" w:pos="3600"/>
+        </w:tabs>
+        <w:ind w:left="3600" w:hanging="360"/>
+      </w:pPr>
+      <w:rPr>
+        <w:rFonts w:ascii="Wingdings" w:hAnsi="Wingdings" w:hint="default"/>
+        <w:sz w:val="20"/>
+      </w:rPr>
+    </w:lvl>
+    <w:lvl w:ilvl="5" w:tentative="1">
+      <w:start w:val="1"/>
+      <w:numFmt w:val="bullet"/>
+      <w:lvlText w:val=""/>
+      <w:lvlJc w:val="left"/>
+      <w:pPr>
+        <w:tabs>
+          <w:tab w:val="num" w:pos="4320"/>
+        </w:tabs>
+        <w:ind w:left="4320" w:hanging="360"/>
+      </w:pPr>
+      <w:rPr>
+        <w:rFonts w:ascii="Wingdings" w:hAnsi="Wingdings" w:hint="default"/>
+        <w:sz w:val="20"/>
+      </w:rPr>
+    </w:lvl>
+    <w:lvl w:ilvl="6" w:tentative="1">
+      <w:start w:val="1"/>
+      <w:numFmt w:val="bullet"/>
+      <w:lvlText w:val=""/>
+      <w:lvlJc w:val="left"/>
+      <w:pPr>
+        <w:tabs>
+          <w:tab w:val="num" w:pos="5040"/>
+        </w:tabs>
+        <w:ind w:left="5040" w:hanging="360"/>
+      </w:pPr>
+      <w:rPr>
+        <w:rFonts w:ascii="Wingdings" w:hAnsi="Wingdings" w:hint="default"/>
+        <w:sz w:val="20"/>
+      </w:rPr>
+    </w:lvl>
+    <w:lvl w:ilvl="7" w:tentative="1">
+      <w:start w:val="1"/>
+      <w:numFmt w:val="bullet"/>
+      <w:lvlText w:val=""/>
+      <w:lvlJc w:val="left"/>
+      <w:pPr>
+        <w:tabs>
+          <w:tab w:val="num" w:pos="5760"/>
+        </w:tabs>
+        <w:ind w:left="5760" w:hanging="360"/>
+      </w:pPr>
+      <w:rPr>
+        <w:rFonts w:ascii="Wingdings" w:hAnsi="Wingdings" w:hint="default"/>
+        <w:sz w:val="20"/>
+      </w:rPr>
+    </w:lvl>
+    <w:lvl w:ilvl="8" w:tentative="1">
+      <w:start w:val="1"/>
+      <w:numFmt w:val="bullet"/>
+      <w:lvlText w:val=""/>
+      <w:lvlJc w:val="left"/>
+      <w:pPr>
+        <w:tabs>
+          <w:tab w:val="num" w:pos="6480"/>
+        </w:tabs>
+        <w:ind w:left="6480" w:hanging="360"/>
+      </w:pPr>
+      <w:rPr>
+        <w:rFonts w:ascii="Wingdings" w:hAnsi="Wingdings" w:hint="default"/>
+        <w:sz w:val="20"/>
+      </w:rPr>
+    </w:lvl>
+  </w:abstractNum>
+  <w:abstractNum w:abstractNumId="9" w15:restartNumberingAfterBreak="0">
     <w:nsid w:val="1C2D0FDB"/>
     <w:multiLevelType w:val="multilevel"/>
     <w:tmpl w:val="DFF68A72"/>
@@ -3167,7 +10869,7 @@
       </w:pPr>
     </w:lvl>
   </w:abstractNum>
-  <w:abstractNum w:abstractNumId="5" w15:restartNumberingAfterBreak="0">
+  <w:abstractNum w:abstractNumId="10" w15:restartNumberingAfterBreak="0">
     <w:nsid w:val="23EC4425"/>
     <w:multiLevelType w:val="multilevel"/>
     <w:tmpl w:val="1FBCBE3C"/>
@@ -3316,7 +11018,7 @@
       </w:rPr>
     </w:lvl>
   </w:abstractNum>
-  <w:abstractNum w:abstractNumId="6" w15:restartNumberingAfterBreak="0">
+  <w:abstractNum w:abstractNumId="11" w15:restartNumberingAfterBreak="0">
     <w:nsid w:val="28C42588"/>
     <w:multiLevelType w:val="multilevel"/>
     <w:tmpl w:val="13DC3ADA"/>
@@ -3465,7 +11167,305 @@
       </w:rPr>
     </w:lvl>
   </w:abstractNum>
-  <w:abstractNum w:abstractNumId="7" w15:restartNumberingAfterBreak="0">
+  <w:abstractNum w:abstractNumId="12" w15:restartNumberingAfterBreak="0">
+    <w:nsid w:val="2F8D6E5B"/>
+    <w:multiLevelType w:val="multilevel"/>
+    <w:tmpl w:val="D3DC4400"/>
+    <w:lvl w:ilvl="0">
+      <w:start w:val="1"/>
+      <w:numFmt w:val="bullet"/>
+      <w:lvlText w:val=""/>
+      <w:lvlJc w:val="left"/>
+      <w:pPr>
+        <w:tabs>
+          <w:tab w:val="num" w:pos="720"/>
+        </w:tabs>
+        <w:ind w:left="720" w:hanging="360"/>
+      </w:pPr>
+      <w:rPr>
+        <w:rFonts w:ascii="Symbol" w:hAnsi="Symbol" w:hint="default"/>
+        <w:sz w:val="20"/>
+      </w:rPr>
+    </w:lvl>
+    <w:lvl w:ilvl="1" w:tentative="1">
+      <w:start w:val="1"/>
+      <w:numFmt w:val="bullet"/>
+      <w:lvlText w:val="o"/>
+      <w:lvlJc w:val="left"/>
+      <w:pPr>
+        <w:tabs>
+          <w:tab w:val="num" w:pos="1440"/>
+        </w:tabs>
+        <w:ind w:left="1440" w:hanging="360"/>
+      </w:pPr>
+      <w:rPr>
+        <w:rFonts w:ascii="Courier New" w:hAnsi="Courier New" w:hint="default"/>
+        <w:sz w:val="20"/>
+      </w:rPr>
+    </w:lvl>
+    <w:lvl w:ilvl="2" w:tentative="1">
+      <w:start w:val="1"/>
+      <w:numFmt w:val="bullet"/>
+      <w:lvlText w:val=""/>
+      <w:lvlJc w:val="left"/>
+      <w:pPr>
+        <w:tabs>
+          <w:tab w:val="num" w:pos="2160"/>
+        </w:tabs>
+        <w:ind w:left="2160" w:hanging="360"/>
+      </w:pPr>
+      <w:rPr>
+        <w:rFonts w:ascii="Wingdings" w:hAnsi="Wingdings" w:hint="default"/>
+        <w:sz w:val="20"/>
+      </w:rPr>
+    </w:lvl>
+    <w:lvl w:ilvl="3" w:tentative="1">
+      <w:start w:val="1"/>
+      <w:numFmt w:val="bullet"/>
+      <w:lvlText w:val=""/>
+      <w:lvlJc w:val="left"/>
+      <w:pPr>
+        <w:tabs>
+          <w:tab w:val="num" w:pos="2880"/>
+        </w:tabs>
+        <w:ind w:left="2880" w:hanging="360"/>
+      </w:pPr>
+      <w:rPr>
+        <w:rFonts w:ascii="Wingdings" w:hAnsi="Wingdings" w:hint="default"/>
+        <w:sz w:val="20"/>
+      </w:rPr>
+    </w:lvl>
+    <w:lvl w:ilvl="4" w:tentative="1">
+      <w:start w:val="1"/>
+      <w:numFmt w:val="bullet"/>
+      <w:lvlText w:val=""/>
+      <w:lvlJc w:val="left"/>
+      <w:pPr>
+        <w:tabs>
+          <w:tab w:val="num" w:pos="3600"/>
+        </w:tabs>
+        <w:ind w:left="3600" w:hanging="360"/>
+      </w:pPr>
+      <w:rPr>
+        <w:rFonts w:ascii="Wingdings" w:hAnsi="Wingdings" w:hint="default"/>
+        <w:sz w:val="20"/>
+      </w:rPr>
+    </w:lvl>
+    <w:lvl w:ilvl="5" w:tentative="1">
+      <w:start w:val="1"/>
+      <w:numFmt w:val="bullet"/>
+      <w:lvlText w:val=""/>
+      <w:lvlJc w:val="left"/>
+      <w:pPr>
+        <w:tabs>
+          <w:tab w:val="num" w:pos="4320"/>
+        </w:tabs>
+        <w:ind w:left="4320" w:hanging="360"/>
+      </w:pPr>
+      <w:rPr>
+        <w:rFonts w:ascii="Wingdings" w:hAnsi="Wingdings" w:hint="default"/>
+        <w:sz w:val="20"/>
+      </w:rPr>
+    </w:lvl>
+    <w:lvl w:ilvl="6" w:tentative="1">
+      <w:start w:val="1"/>
+      <w:numFmt w:val="bullet"/>
+      <w:lvlText w:val=""/>
+      <w:lvlJc w:val="left"/>
+      <w:pPr>
+        <w:tabs>
+          <w:tab w:val="num" w:pos="5040"/>
+        </w:tabs>
+        <w:ind w:left="5040" w:hanging="360"/>
+      </w:pPr>
+      <w:rPr>
+        <w:rFonts w:ascii="Wingdings" w:hAnsi="Wingdings" w:hint="default"/>
+        <w:sz w:val="20"/>
+      </w:rPr>
+    </w:lvl>
+    <w:lvl w:ilvl="7" w:tentative="1">
+      <w:start w:val="1"/>
+      <w:numFmt w:val="bullet"/>
+      <w:lvlText w:val=""/>
+      <w:lvlJc w:val="left"/>
+      <w:pPr>
+        <w:tabs>
+          <w:tab w:val="num" w:pos="5760"/>
+        </w:tabs>
+        <w:ind w:left="5760" w:hanging="360"/>
+      </w:pPr>
+      <w:rPr>
+        <w:rFonts w:ascii="Wingdings" w:hAnsi="Wingdings" w:hint="default"/>
+        <w:sz w:val="20"/>
+      </w:rPr>
+    </w:lvl>
+    <w:lvl w:ilvl="8" w:tentative="1">
+      <w:start w:val="1"/>
+      <w:numFmt w:val="bullet"/>
+      <w:lvlText w:val=""/>
+      <w:lvlJc w:val="left"/>
+      <w:pPr>
+        <w:tabs>
+          <w:tab w:val="num" w:pos="6480"/>
+        </w:tabs>
+        <w:ind w:left="6480" w:hanging="360"/>
+      </w:pPr>
+      <w:rPr>
+        <w:rFonts w:ascii="Wingdings" w:hAnsi="Wingdings" w:hint="default"/>
+        <w:sz w:val="20"/>
+      </w:rPr>
+    </w:lvl>
+  </w:abstractNum>
+  <w:abstractNum w:abstractNumId="13" w15:restartNumberingAfterBreak="0">
+    <w:nsid w:val="3116463F"/>
+    <w:multiLevelType w:val="multilevel"/>
+    <w:tmpl w:val="6164BCFC"/>
+    <w:lvl w:ilvl="0">
+      <w:start w:val="1"/>
+      <w:numFmt w:val="bullet"/>
+      <w:lvlText w:val=""/>
+      <w:lvlJc w:val="left"/>
+      <w:pPr>
+        <w:tabs>
+          <w:tab w:val="num" w:pos="720"/>
+        </w:tabs>
+        <w:ind w:left="720" w:hanging="360"/>
+      </w:pPr>
+      <w:rPr>
+        <w:rFonts w:ascii="Symbol" w:hAnsi="Symbol" w:hint="default"/>
+        <w:sz w:val="20"/>
+      </w:rPr>
+    </w:lvl>
+    <w:lvl w:ilvl="1" w:tentative="1">
+      <w:start w:val="1"/>
+      <w:numFmt w:val="bullet"/>
+      <w:lvlText w:val="o"/>
+      <w:lvlJc w:val="left"/>
+      <w:pPr>
+        <w:tabs>
+          <w:tab w:val="num" w:pos="1440"/>
+        </w:tabs>
+        <w:ind w:left="1440" w:hanging="360"/>
+      </w:pPr>
+      <w:rPr>
+        <w:rFonts w:ascii="Courier New" w:hAnsi="Courier New" w:hint="default"/>
+        <w:sz w:val="20"/>
+      </w:rPr>
+    </w:lvl>
+    <w:lvl w:ilvl="2" w:tentative="1">
+      <w:start w:val="1"/>
+      <w:numFmt w:val="bullet"/>
+      <w:lvlText w:val=""/>
+      <w:lvlJc w:val="left"/>
+      <w:pPr>
+        <w:tabs>
+          <w:tab w:val="num" w:pos="2160"/>
+        </w:tabs>
+        <w:ind w:left="2160" w:hanging="360"/>
+      </w:pPr>
+      <w:rPr>
+        <w:rFonts w:ascii="Wingdings" w:hAnsi="Wingdings" w:hint="default"/>
+        <w:sz w:val="20"/>
+      </w:rPr>
+    </w:lvl>
+    <w:lvl w:ilvl="3" w:tentative="1">
+      <w:start w:val="1"/>
+      <w:numFmt w:val="bullet"/>
+      <w:lvlText w:val=""/>
+      <w:lvlJc w:val="left"/>
+      <w:pPr>
+        <w:tabs>
+          <w:tab w:val="num" w:pos="2880"/>
+        </w:tabs>
+        <w:ind w:left="2880" w:hanging="360"/>
+      </w:pPr>
+      <w:rPr>
+        <w:rFonts w:ascii="Wingdings" w:hAnsi="Wingdings" w:hint="default"/>
+        <w:sz w:val="20"/>
+      </w:rPr>
+    </w:lvl>
+    <w:lvl w:ilvl="4" w:tentative="1">
+      <w:start w:val="1"/>
+      <w:numFmt w:val="bullet"/>
+      <w:lvlText w:val=""/>
+      <w:lvlJc w:val="left"/>
+      <w:pPr>
+        <w:tabs>
+          <w:tab w:val="num" w:pos="3600"/>
+        </w:tabs>
+        <w:ind w:left="3600" w:hanging="360"/>
+      </w:pPr>
+      <w:rPr>
+        <w:rFonts w:ascii="Wingdings" w:hAnsi="Wingdings" w:hint="default"/>
+        <w:sz w:val="20"/>
+      </w:rPr>
+    </w:lvl>
+    <w:lvl w:ilvl="5" w:tentative="1">
+      <w:start w:val="1"/>
+      <w:numFmt w:val="bullet"/>
+      <w:lvlText w:val=""/>
+      <w:lvlJc w:val="left"/>
+      <w:pPr>
+        <w:tabs>
+          <w:tab w:val="num" w:pos="4320"/>
+        </w:tabs>
+        <w:ind w:left="4320" w:hanging="360"/>
+      </w:pPr>
+      <w:rPr>
+        <w:rFonts w:ascii="Wingdings" w:hAnsi="Wingdings" w:hint="default"/>
+        <w:sz w:val="20"/>
+      </w:rPr>
+    </w:lvl>
+    <w:lvl w:ilvl="6" w:tentative="1">
+      <w:start w:val="1"/>
+      <w:numFmt w:val="bullet"/>
+      <w:lvlText w:val=""/>
+      <w:lvlJc w:val="left"/>
+      <w:pPr>
+        <w:tabs>
+          <w:tab w:val="num" w:pos="5040"/>
+        </w:tabs>
+        <w:ind w:left="5040" w:hanging="360"/>
+      </w:pPr>
+      <w:rPr>
+        <w:rFonts w:ascii="Wingdings" w:hAnsi="Wingdings" w:hint="default"/>
+        <w:sz w:val="20"/>
+      </w:rPr>
+    </w:lvl>
+    <w:lvl w:ilvl="7" w:tentative="1">
+      <w:start w:val="1"/>
+      <w:numFmt w:val="bullet"/>
+      <w:lvlText w:val=""/>
+      <w:lvlJc w:val="left"/>
+      <w:pPr>
+        <w:tabs>
+          <w:tab w:val="num" w:pos="5760"/>
+        </w:tabs>
+        <w:ind w:left="5760" w:hanging="360"/>
+      </w:pPr>
+      <w:rPr>
+        <w:rFonts w:ascii="Wingdings" w:hAnsi="Wingdings" w:hint="default"/>
+        <w:sz w:val="20"/>
+      </w:rPr>
+    </w:lvl>
+    <w:lvl w:ilvl="8" w:tentative="1">
+      <w:start w:val="1"/>
+      <w:numFmt w:val="bullet"/>
+      <w:lvlText w:val=""/>
+      <w:lvlJc w:val="left"/>
+      <w:pPr>
+        <w:tabs>
+          <w:tab w:val="num" w:pos="6480"/>
+        </w:tabs>
+        <w:ind w:left="6480" w:hanging="360"/>
+      </w:pPr>
+      <w:rPr>
+        <w:rFonts w:ascii="Wingdings" w:hAnsi="Wingdings" w:hint="default"/>
+        <w:sz w:val="20"/>
+      </w:rPr>
+    </w:lvl>
+  </w:abstractNum>
+  <w:abstractNum w:abstractNumId="14" w15:restartNumberingAfterBreak="0">
     <w:nsid w:val="36813BD8"/>
     <w:multiLevelType w:val="multilevel"/>
     <w:tmpl w:val="FE6E71F2"/>
@@ -3614,7 +11614,7 @@
       </w:rPr>
     </w:lvl>
   </w:abstractNum>
-  <w:abstractNum w:abstractNumId="8" w15:restartNumberingAfterBreak="0">
+  <w:abstractNum w:abstractNumId="15" w15:restartNumberingAfterBreak="0">
     <w:nsid w:val="3B29568B"/>
     <w:multiLevelType w:val="multilevel"/>
     <w:tmpl w:val="D3F288F0"/>
@@ -3763,7 +11763,305 @@
       </w:rPr>
     </w:lvl>
   </w:abstractNum>
-  <w:abstractNum w:abstractNumId="9" w15:restartNumberingAfterBreak="0">
+  <w:abstractNum w:abstractNumId="16" w15:restartNumberingAfterBreak="0">
+    <w:nsid w:val="4179070C"/>
+    <w:multiLevelType w:val="multilevel"/>
+    <w:tmpl w:val="F5D23F90"/>
+    <w:lvl w:ilvl="0">
+      <w:start w:val="1"/>
+      <w:numFmt w:val="bullet"/>
+      <w:lvlText w:val=""/>
+      <w:lvlJc w:val="left"/>
+      <w:pPr>
+        <w:tabs>
+          <w:tab w:val="num" w:pos="720"/>
+        </w:tabs>
+        <w:ind w:left="720" w:hanging="360"/>
+      </w:pPr>
+      <w:rPr>
+        <w:rFonts w:ascii="Symbol" w:hAnsi="Symbol" w:hint="default"/>
+        <w:sz w:val="20"/>
+      </w:rPr>
+    </w:lvl>
+    <w:lvl w:ilvl="1" w:tentative="1">
+      <w:start w:val="1"/>
+      <w:numFmt w:val="bullet"/>
+      <w:lvlText w:val="o"/>
+      <w:lvlJc w:val="left"/>
+      <w:pPr>
+        <w:tabs>
+          <w:tab w:val="num" w:pos="1440"/>
+        </w:tabs>
+        <w:ind w:left="1440" w:hanging="360"/>
+      </w:pPr>
+      <w:rPr>
+        <w:rFonts w:ascii="Courier New" w:hAnsi="Courier New" w:hint="default"/>
+        <w:sz w:val="20"/>
+      </w:rPr>
+    </w:lvl>
+    <w:lvl w:ilvl="2" w:tentative="1">
+      <w:start w:val="1"/>
+      <w:numFmt w:val="bullet"/>
+      <w:lvlText w:val=""/>
+      <w:lvlJc w:val="left"/>
+      <w:pPr>
+        <w:tabs>
+          <w:tab w:val="num" w:pos="2160"/>
+        </w:tabs>
+        <w:ind w:left="2160" w:hanging="360"/>
+      </w:pPr>
+      <w:rPr>
+        <w:rFonts w:ascii="Wingdings" w:hAnsi="Wingdings" w:hint="default"/>
+        <w:sz w:val="20"/>
+      </w:rPr>
+    </w:lvl>
+    <w:lvl w:ilvl="3" w:tentative="1">
+      <w:start w:val="1"/>
+      <w:numFmt w:val="bullet"/>
+      <w:lvlText w:val=""/>
+      <w:lvlJc w:val="left"/>
+      <w:pPr>
+        <w:tabs>
+          <w:tab w:val="num" w:pos="2880"/>
+        </w:tabs>
+        <w:ind w:left="2880" w:hanging="360"/>
+      </w:pPr>
+      <w:rPr>
+        <w:rFonts w:ascii="Wingdings" w:hAnsi="Wingdings" w:hint="default"/>
+        <w:sz w:val="20"/>
+      </w:rPr>
+    </w:lvl>
+    <w:lvl w:ilvl="4" w:tentative="1">
+      <w:start w:val="1"/>
+      <w:numFmt w:val="bullet"/>
+      <w:lvlText w:val=""/>
+      <w:lvlJc w:val="left"/>
+      <w:pPr>
+        <w:tabs>
+          <w:tab w:val="num" w:pos="3600"/>
+        </w:tabs>
+        <w:ind w:left="3600" w:hanging="360"/>
+      </w:pPr>
+      <w:rPr>
+        <w:rFonts w:ascii="Wingdings" w:hAnsi="Wingdings" w:hint="default"/>
+        <w:sz w:val="20"/>
+      </w:rPr>
+    </w:lvl>
+    <w:lvl w:ilvl="5" w:tentative="1">
+      <w:start w:val="1"/>
+      <w:numFmt w:val="bullet"/>
+      <w:lvlText w:val=""/>
+      <w:lvlJc w:val="left"/>
+      <w:pPr>
+        <w:tabs>
+          <w:tab w:val="num" w:pos="4320"/>
+        </w:tabs>
+        <w:ind w:left="4320" w:hanging="360"/>
+      </w:pPr>
+      <w:rPr>
+        <w:rFonts w:ascii="Wingdings" w:hAnsi="Wingdings" w:hint="default"/>
+        <w:sz w:val="20"/>
+      </w:rPr>
+    </w:lvl>
+    <w:lvl w:ilvl="6" w:tentative="1">
+      <w:start w:val="1"/>
+      <w:numFmt w:val="bullet"/>
+      <w:lvlText w:val=""/>
+      <w:lvlJc w:val="left"/>
+      <w:pPr>
+        <w:tabs>
+          <w:tab w:val="num" w:pos="5040"/>
+        </w:tabs>
+        <w:ind w:left="5040" w:hanging="360"/>
+      </w:pPr>
+      <w:rPr>
+        <w:rFonts w:ascii="Wingdings" w:hAnsi="Wingdings" w:hint="default"/>
+        <w:sz w:val="20"/>
+      </w:rPr>
+    </w:lvl>
+    <w:lvl w:ilvl="7" w:tentative="1">
+      <w:start w:val="1"/>
+      <w:numFmt w:val="bullet"/>
+      <w:lvlText w:val=""/>
+      <w:lvlJc w:val="left"/>
+      <w:pPr>
+        <w:tabs>
+          <w:tab w:val="num" w:pos="5760"/>
+        </w:tabs>
+        <w:ind w:left="5760" w:hanging="360"/>
+      </w:pPr>
+      <w:rPr>
+        <w:rFonts w:ascii="Wingdings" w:hAnsi="Wingdings" w:hint="default"/>
+        <w:sz w:val="20"/>
+      </w:rPr>
+    </w:lvl>
+    <w:lvl w:ilvl="8" w:tentative="1">
+      <w:start w:val="1"/>
+      <w:numFmt w:val="bullet"/>
+      <w:lvlText w:val=""/>
+      <w:lvlJc w:val="left"/>
+      <w:pPr>
+        <w:tabs>
+          <w:tab w:val="num" w:pos="6480"/>
+        </w:tabs>
+        <w:ind w:left="6480" w:hanging="360"/>
+      </w:pPr>
+      <w:rPr>
+        <w:rFonts w:ascii="Wingdings" w:hAnsi="Wingdings" w:hint="default"/>
+        <w:sz w:val="20"/>
+      </w:rPr>
+    </w:lvl>
+  </w:abstractNum>
+  <w:abstractNum w:abstractNumId="17" w15:restartNumberingAfterBreak="0">
+    <w:nsid w:val="451914C0"/>
+    <w:multiLevelType w:val="multilevel"/>
+    <w:tmpl w:val="59209A94"/>
+    <w:lvl w:ilvl="0">
+      <w:start w:val="1"/>
+      <w:numFmt w:val="bullet"/>
+      <w:lvlText w:val=""/>
+      <w:lvlJc w:val="left"/>
+      <w:pPr>
+        <w:tabs>
+          <w:tab w:val="num" w:pos="720"/>
+        </w:tabs>
+        <w:ind w:left="720" w:hanging="360"/>
+      </w:pPr>
+      <w:rPr>
+        <w:rFonts w:ascii="Symbol" w:hAnsi="Symbol" w:hint="default"/>
+        <w:sz w:val="20"/>
+      </w:rPr>
+    </w:lvl>
+    <w:lvl w:ilvl="1" w:tentative="1">
+      <w:start w:val="1"/>
+      <w:numFmt w:val="bullet"/>
+      <w:lvlText w:val="o"/>
+      <w:lvlJc w:val="left"/>
+      <w:pPr>
+        <w:tabs>
+          <w:tab w:val="num" w:pos="1440"/>
+        </w:tabs>
+        <w:ind w:left="1440" w:hanging="360"/>
+      </w:pPr>
+      <w:rPr>
+        <w:rFonts w:ascii="Courier New" w:hAnsi="Courier New" w:hint="default"/>
+        <w:sz w:val="20"/>
+      </w:rPr>
+    </w:lvl>
+    <w:lvl w:ilvl="2" w:tentative="1">
+      <w:start w:val="1"/>
+      <w:numFmt w:val="bullet"/>
+      <w:lvlText w:val=""/>
+      <w:lvlJc w:val="left"/>
+      <w:pPr>
+        <w:tabs>
+          <w:tab w:val="num" w:pos="2160"/>
+        </w:tabs>
+        <w:ind w:left="2160" w:hanging="360"/>
+      </w:pPr>
+      <w:rPr>
+        <w:rFonts w:ascii="Wingdings" w:hAnsi="Wingdings" w:hint="default"/>
+        <w:sz w:val="20"/>
+      </w:rPr>
+    </w:lvl>
+    <w:lvl w:ilvl="3" w:tentative="1">
+      <w:start w:val="1"/>
+      <w:numFmt w:val="bullet"/>
+      <w:lvlText w:val=""/>
+      <w:lvlJc w:val="left"/>
+      <w:pPr>
+        <w:tabs>
+          <w:tab w:val="num" w:pos="2880"/>
+        </w:tabs>
+        <w:ind w:left="2880" w:hanging="360"/>
+      </w:pPr>
+      <w:rPr>
+        <w:rFonts w:ascii="Wingdings" w:hAnsi="Wingdings" w:hint="default"/>
+        <w:sz w:val="20"/>
+      </w:rPr>
+    </w:lvl>
+    <w:lvl w:ilvl="4" w:tentative="1">
+      <w:start w:val="1"/>
+      <w:numFmt w:val="bullet"/>
+      <w:lvlText w:val=""/>
+      <w:lvlJc w:val="left"/>
+      <w:pPr>
+        <w:tabs>
+          <w:tab w:val="num" w:pos="3600"/>
+        </w:tabs>
+        <w:ind w:left="3600" w:hanging="360"/>
+      </w:pPr>
+      <w:rPr>
+        <w:rFonts w:ascii="Wingdings" w:hAnsi="Wingdings" w:hint="default"/>
+        <w:sz w:val="20"/>
+      </w:rPr>
+    </w:lvl>
+    <w:lvl w:ilvl="5" w:tentative="1">
+      <w:start w:val="1"/>
+      <w:numFmt w:val="bullet"/>
+      <w:lvlText w:val=""/>
+      <w:lvlJc w:val="left"/>
+      <w:pPr>
+        <w:tabs>
+          <w:tab w:val="num" w:pos="4320"/>
+        </w:tabs>
+        <w:ind w:left="4320" w:hanging="360"/>
+      </w:pPr>
+      <w:rPr>
+        <w:rFonts w:ascii="Wingdings" w:hAnsi="Wingdings" w:hint="default"/>
+        <w:sz w:val="20"/>
+      </w:rPr>
+    </w:lvl>
+    <w:lvl w:ilvl="6" w:tentative="1">
+      <w:start w:val="1"/>
+      <w:numFmt w:val="bullet"/>
+      <w:lvlText w:val=""/>
+      <w:lvlJc w:val="left"/>
+      <w:pPr>
+        <w:tabs>
+          <w:tab w:val="num" w:pos="5040"/>
+        </w:tabs>
+        <w:ind w:left="5040" w:hanging="360"/>
+      </w:pPr>
+      <w:rPr>
+        <w:rFonts w:ascii="Wingdings" w:hAnsi="Wingdings" w:hint="default"/>
+        <w:sz w:val="20"/>
+      </w:rPr>
+    </w:lvl>
+    <w:lvl w:ilvl="7" w:tentative="1">
+      <w:start w:val="1"/>
+      <w:numFmt w:val="bullet"/>
+      <w:lvlText w:val=""/>
+      <w:lvlJc w:val="left"/>
+      <w:pPr>
+        <w:tabs>
+          <w:tab w:val="num" w:pos="5760"/>
+        </w:tabs>
+        <w:ind w:left="5760" w:hanging="360"/>
+      </w:pPr>
+      <w:rPr>
+        <w:rFonts w:ascii="Wingdings" w:hAnsi="Wingdings" w:hint="default"/>
+        <w:sz w:val="20"/>
+      </w:rPr>
+    </w:lvl>
+    <w:lvl w:ilvl="8" w:tentative="1">
+      <w:start w:val="1"/>
+      <w:numFmt w:val="bullet"/>
+      <w:lvlText w:val=""/>
+      <w:lvlJc w:val="left"/>
+      <w:pPr>
+        <w:tabs>
+          <w:tab w:val="num" w:pos="6480"/>
+        </w:tabs>
+        <w:ind w:left="6480" w:hanging="360"/>
+      </w:pPr>
+      <w:rPr>
+        <w:rFonts w:ascii="Wingdings" w:hAnsi="Wingdings" w:hint="default"/>
+        <w:sz w:val="20"/>
+      </w:rPr>
+    </w:lvl>
+  </w:abstractNum>
+  <w:abstractNum w:abstractNumId="18" w15:restartNumberingAfterBreak="0">
     <w:nsid w:val="47B53BB5"/>
     <w:multiLevelType w:val="multilevel"/>
     <w:tmpl w:val="7EBA45CE"/>
@@ -3912,7 +12210,7 @@
       </w:rPr>
     </w:lvl>
   </w:abstractNum>
-  <w:abstractNum w:abstractNumId="10" w15:restartNumberingAfterBreak="0">
+  <w:abstractNum w:abstractNumId="19" w15:restartNumberingAfterBreak="0">
     <w:nsid w:val="485C2A16"/>
     <w:multiLevelType w:val="multilevel"/>
     <w:tmpl w:val="AE80D52A"/>
@@ -4061,7 +12359,7 @@
       </w:rPr>
     </w:lvl>
   </w:abstractNum>
-  <w:abstractNum w:abstractNumId="11" w15:restartNumberingAfterBreak="0">
+  <w:abstractNum w:abstractNumId="20" w15:restartNumberingAfterBreak="0">
     <w:nsid w:val="48B04D8A"/>
     <w:multiLevelType w:val="multilevel"/>
     <w:tmpl w:val="E828EDDC"/>
@@ -4210,7 +12508,156 @@
       </w:rPr>
     </w:lvl>
   </w:abstractNum>
-  <w:abstractNum w:abstractNumId="12" w15:restartNumberingAfterBreak="0">
+  <w:abstractNum w:abstractNumId="21" w15:restartNumberingAfterBreak="0">
+    <w:nsid w:val="4C7905DF"/>
+    <w:multiLevelType w:val="multilevel"/>
+    <w:tmpl w:val="DD2EB060"/>
+    <w:lvl w:ilvl="0">
+      <w:start w:val="1"/>
+      <w:numFmt w:val="bullet"/>
+      <w:lvlText w:val=""/>
+      <w:lvlJc w:val="left"/>
+      <w:pPr>
+        <w:tabs>
+          <w:tab w:val="num" w:pos="720"/>
+        </w:tabs>
+        <w:ind w:left="720" w:hanging="360"/>
+      </w:pPr>
+      <w:rPr>
+        <w:rFonts w:ascii="Symbol" w:hAnsi="Symbol" w:hint="default"/>
+        <w:sz w:val="20"/>
+      </w:rPr>
+    </w:lvl>
+    <w:lvl w:ilvl="1" w:tentative="1">
+      <w:start w:val="1"/>
+      <w:numFmt w:val="bullet"/>
+      <w:lvlText w:val="o"/>
+      <w:lvlJc w:val="left"/>
+      <w:pPr>
+        <w:tabs>
+          <w:tab w:val="num" w:pos="1440"/>
+        </w:tabs>
+        <w:ind w:left="1440" w:hanging="360"/>
+      </w:pPr>
+      <w:rPr>
+        <w:rFonts w:ascii="Courier New" w:hAnsi="Courier New" w:hint="default"/>
+        <w:sz w:val="20"/>
+      </w:rPr>
+    </w:lvl>
+    <w:lvl w:ilvl="2" w:tentative="1">
+      <w:start w:val="1"/>
+      <w:numFmt w:val="bullet"/>
+      <w:lvlText w:val=""/>
+      <w:lvlJc w:val="left"/>
+      <w:pPr>
+        <w:tabs>
+          <w:tab w:val="num" w:pos="2160"/>
+        </w:tabs>
+        <w:ind w:left="2160" w:hanging="360"/>
+      </w:pPr>
+      <w:rPr>
+        <w:rFonts w:ascii="Wingdings" w:hAnsi="Wingdings" w:hint="default"/>
+        <w:sz w:val="20"/>
+      </w:rPr>
+    </w:lvl>
+    <w:lvl w:ilvl="3" w:tentative="1">
+      <w:start w:val="1"/>
+      <w:numFmt w:val="bullet"/>
+      <w:lvlText w:val=""/>
+      <w:lvlJc w:val="left"/>
+      <w:pPr>
+        <w:tabs>
+          <w:tab w:val="num" w:pos="2880"/>
+        </w:tabs>
+        <w:ind w:left="2880" w:hanging="360"/>
+      </w:pPr>
+      <w:rPr>
+        <w:rFonts w:ascii="Wingdings" w:hAnsi="Wingdings" w:hint="default"/>
+        <w:sz w:val="20"/>
+      </w:rPr>
+    </w:lvl>
+    <w:lvl w:ilvl="4" w:tentative="1">
+      <w:start w:val="1"/>
+      <w:numFmt w:val="bullet"/>
+      <w:lvlText w:val=""/>
+      <w:lvlJc w:val="left"/>
+      <w:pPr>
+        <w:tabs>
+          <w:tab w:val="num" w:pos="3600"/>
+        </w:tabs>
+        <w:ind w:left="3600" w:hanging="360"/>
+      </w:pPr>
+      <w:rPr>
+        <w:rFonts w:ascii="Wingdings" w:hAnsi="Wingdings" w:hint="default"/>
+        <w:sz w:val="20"/>
+      </w:rPr>
+    </w:lvl>
+    <w:lvl w:ilvl="5" w:tentative="1">
+      <w:start w:val="1"/>
+      <w:numFmt w:val="bullet"/>
+      <w:lvlText w:val=""/>
+      <w:lvlJc w:val="left"/>
+      <w:pPr>
+        <w:tabs>
+          <w:tab w:val="num" w:pos="4320"/>
+        </w:tabs>
+        <w:ind w:left="4320" w:hanging="360"/>
+      </w:pPr>
+      <w:rPr>
+        <w:rFonts w:ascii="Wingdings" w:hAnsi="Wingdings" w:hint="default"/>
+        <w:sz w:val="20"/>
+      </w:rPr>
+    </w:lvl>
+    <w:lvl w:ilvl="6" w:tentative="1">
+      <w:start w:val="1"/>
+      <w:numFmt w:val="bullet"/>
+      <w:lvlText w:val=""/>
+      <w:lvlJc w:val="left"/>
+      <w:pPr>
+        <w:tabs>
+          <w:tab w:val="num" w:pos="5040"/>
+        </w:tabs>
+        <w:ind w:left="5040" w:hanging="360"/>
+      </w:pPr>
+      <w:rPr>
+        <w:rFonts w:ascii="Wingdings" w:hAnsi="Wingdings" w:hint="default"/>
+        <w:sz w:val="20"/>
+      </w:rPr>
+    </w:lvl>
+    <w:lvl w:ilvl="7" w:tentative="1">
+      <w:start w:val="1"/>
+      <w:numFmt w:val="bullet"/>
+      <w:lvlText w:val=""/>
+      <w:lvlJc w:val="left"/>
+      <w:pPr>
+        <w:tabs>
+          <w:tab w:val="num" w:pos="5760"/>
+        </w:tabs>
+        <w:ind w:left="5760" w:hanging="360"/>
+      </w:pPr>
+      <w:rPr>
+        <w:rFonts w:ascii="Wingdings" w:hAnsi="Wingdings" w:hint="default"/>
+        <w:sz w:val="20"/>
+      </w:rPr>
+    </w:lvl>
+    <w:lvl w:ilvl="8" w:tentative="1">
+      <w:start w:val="1"/>
+      <w:numFmt w:val="bullet"/>
+      <w:lvlText w:val=""/>
+      <w:lvlJc w:val="left"/>
+      <w:pPr>
+        <w:tabs>
+          <w:tab w:val="num" w:pos="6480"/>
+        </w:tabs>
+        <w:ind w:left="6480" w:hanging="360"/>
+      </w:pPr>
+      <w:rPr>
+        <w:rFonts w:ascii="Wingdings" w:hAnsi="Wingdings" w:hint="default"/>
+        <w:sz w:val="20"/>
+      </w:rPr>
+    </w:lvl>
+  </w:abstractNum>
+  <w:abstractNum w:abstractNumId="22" w15:restartNumberingAfterBreak="0">
     <w:nsid w:val="50B33A08"/>
     <w:multiLevelType w:val="multilevel"/>
     <w:tmpl w:val="EECEFC9C"/>
@@ -4359,7 +12806,7 @@
       </w:rPr>
     </w:lvl>
   </w:abstractNum>
-  <w:abstractNum w:abstractNumId="13" w15:restartNumberingAfterBreak="0">
+  <w:abstractNum w:abstractNumId="23" w15:restartNumberingAfterBreak="0">
     <w:nsid w:val="52AD7465"/>
     <w:multiLevelType w:val="multilevel"/>
     <w:tmpl w:val="4E381EA6"/>
@@ -4508,7 +12955,571 @@
       </w:rPr>
     </w:lvl>
   </w:abstractNum>
-  <w:abstractNum w:abstractNumId="14" w15:restartNumberingAfterBreak="0">
+  <w:abstractNum w:abstractNumId="24" w15:restartNumberingAfterBreak="0">
+    <w:nsid w:val="532C129B"/>
+    <w:multiLevelType w:val="multilevel"/>
+    <w:tmpl w:val="CC544418"/>
+    <w:lvl w:ilvl="0">
+      <w:start w:val="1"/>
+      <w:numFmt w:val="bullet"/>
+      <w:lvlText w:val=""/>
+      <w:lvlJc w:val="left"/>
+      <w:pPr>
+        <w:tabs>
+          <w:tab w:val="num" w:pos="720"/>
+        </w:tabs>
+        <w:ind w:left="720" w:hanging="360"/>
+      </w:pPr>
+      <w:rPr>
+        <w:rFonts w:ascii="Symbol" w:hAnsi="Symbol" w:hint="default"/>
+        <w:sz w:val="20"/>
+      </w:rPr>
+    </w:lvl>
+    <w:lvl w:ilvl="1" w:tentative="1">
+      <w:start w:val="1"/>
+      <w:numFmt w:val="bullet"/>
+      <w:lvlText w:val="o"/>
+      <w:lvlJc w:val="left"/>
+      <w:pPr>
+        <w:tabs>
+          <w:tab w:val="num" w:pos="1440"/>
+        </w:tabs>
+        <w:ind w:left="1440" w:hanging="360"/>
+      </w:pPr>
+      <w:rPr>
+        <w:rFonts w:ascii="Courier New" w:hAnsi="Courier New" w:hint="default"/>
+        <w:sz w:val="20"/>
+      </w:rPr>
+    </w:lvl>
+    <w:lvl w:ilvl="2" w:tentative="1">
+      <w:start w:val="1"/>
+      <w:numFmt w:val="bullet"/>
+      <w:lvlText w:val=""/>
+      <w:lvlJc w:val="left"/>
+      <w:pPr>
+        <w:tabs>
+          <w:tab w:val="num" w:pos="2160"/>
+        </w:tabs>
+        <w:ind w:left="2160" w:hanging="360"/>
+      </w:pPr>
+      <w:rPr>
+        <w:rFonts w:ascii="Wingdings" w:hAnsi="Wingdings" w:hint="default"/>
+        <w:sz w:val="20"/>
+      </w:rPr>
+    </w:lvl>
+    <w:lvl w:ilvl="3" w:tentative="1">
+      <w:start w:val="1"/>
+      <w:numFmt w:val="bullet"/>
+      <w:lvlText w:val=""/>
+      <w:lvlJc w:val="left"/>
+      <w:pPr>
+        <w:tabs>
+          <w:tab w:val="num" w:pos="2880"/>
+        </w:tabs>
+        <w:ind w:left="2880" w:hanging="360"/>
+      </w:pPr>
+      <w:rPr>
+        <w:rFonts w:ascii="Wingdings" w:hAnsi="Wingdings" w:hint="default"/>
+        <w:sz w:val="20"/>
+      </w:rPr>
+    </w:lvl>
+    <w:lvl w:ilvl="4" w:tentative="1">
+      <w:start w:val="1"/>
+      <w:numFmt w:val="bullet"/>
+      <w:lvlText w:val=""/>
+      <w:lvlJc w:val="left"/>
+      <w:pPr>
+        <w:tabs>
+          <w:tab w:val="num" w:pos="3600"/>
+        </w:tabs>
+        <w:ind w:left="3600" w:hanging="360"/>
+      </w:pPr>
+      <w:rPr>
+        <w:rFonts w:ascii="Wingdings" w:hAnsi="Wingdings" w:hint="default"/>
+        <w:sz w:val="20"/>
+      </w:rPr>
+    </w:lvl>
+    <w:lvl w:ilvl="5" w:tentative="1">
+      <w:start w:val="1"/>
+      <w:numFmt w:val="bullet"/>
+      <w:lvlText w:val=""/>
+      <w:lvlJc w:val="left"/>
+      <w:pPr>
+        <w:tabs>
+          <w:tab w:val="num" w:pos="4320"/>
+        </w:tabs>
+        <w:ind w:left="4320" w:hanging="360"/>
+      </w:pPr>
+      <w:rPr>
+        <w:rFonts w:ascii="Wingdings" w:hAnsi="Wingdings" w:hint="default"/>
+        <w:sz w:val="20"/>
+      </w:rPr>
+    </w:lvl>
+    <w:lvl w:ilvl="6" w:tentative="1">
+      <w:start w:val="1"/>
+      <w:numFmt w:val="bullet"/>
+      <w:lvlText w:val=""/>
+      <w:lvlJc w:val="left"/>
+      <w:pPr>
+        <w:tabs>
+          <w:tab w:val="num" w:pos="5040"/>
+        </w:tabs>
+        <w:ind w:left="5040" w:hanging="360"/>
+      </w:pPr>
+      <w:rPr>
+        <w:rFonts w:ascii="Wingdings" w:hAnsi="Wingdings" w:hint="default"/>
+        <w:sz w:val="20"/>
+      </w:rPr>
+    </w:lvl>
+    <w:lvl w:ilvl="7" w:tentative="1">
+      <w:start w:val="1"/>
+      <w:numFmt w:val="bullet"/>
+      <w:lvlText w:val=""/>
+      <w:lvlJc w:val="left"/>
+      <w:pPr>
+        <w:tabs>
+          <w:tab w:val="num" w:pos="5760"/>
+        </w:tabs>
+        <w:ind w:left="5760" w:hanging="360"/>
+      </w:pPr>
+      <w:rPr>
+        <w:rFonts w:ascii="Wingdings" w:hAnsi="Wingdings" w:hint="default"/>
+        <w:sz w:val="20"/>
+      </w:rPr>
+    </w:lvl>
+    <w:lvl w:ilvl="8" w:tentative="1">
+      <w:start w:val="1"/>
+      <w:numFmt w:val="bullet"/>
+      <w:lvlText w:val=""/>
+      <w:lvlJc w:val="left"/>
+      <w:pPr>
+        <w:tabs>
+          <w:tab w:val="num" w:pos="6480"/>
+        </w:tabs>
+        <w:ind w:left="6480" w:hanging="360"/>
+      </w:pPr>
+      <w:rPr>
+        <w:rFonts w:ascii="Wingdings" w:hAnsi="Wingdings" w:hint="default"/>
+        <w:sz w:val="20"/>
+      </w:rPr>
+    </w:lvl>
+  </w:abstractNum>
+  <w:abstractNum w:abstractNumId="25" w15:restartNumberingAfterBreak="0">
+    <w:nsid w:val="58630585"/>
+    <w:multiLevelType w:val="multilevel"/>
+    <w:tmpl w:val="E7C4F386"/>
+    <w:lvl w:ilvl="0">
+      <w:start w:val="1"/>
+      <w:numFmt w:val="decimal"/>
+      <w:lvlText w:val="%1."/>
+      <w:lvlJc w:val="left"/>
+      <w:pPr>
+        <w:tabs>
+          <w:tab w:val="num" w:pos="720"/>
+        </w:tabs>
+        <w:ind w:left="720" w:hanging="360"/>
+      </w:pPr>
+    </w:lvl>
+    <w:lvl w:ilvl="1">
+      <w:start w:val="1"/>
+      <w:numFmt w:val="bullet"/>
+      <w:lvlText w:val="o"/>
+      <w:lvlJc w:val="left"/>
+      <w:pPr>
+        <w:tabs>
+          <w:tab w:val="num" w:pos="1440"/>
+        </w:tabs>
+        <w:ind w:left="1440" w:hanging="360"/>
+      </w:pPr>
+      <w:rPr>
+        <w:rFonts w:ascii="Courier New" w:hAnsi="Courier New" w:hint="default"/>
+        <w:sz w:val="20"/>
+      </w:rPr>
+    </w:lvl>
+    <w:lvl w:ilvl="2" w:tentative="1">
+      <w:start w:val="1"/>
+      <w:numFmt w:val="decimal"/>
+      <w:lvlText w:val="%3."/>
+      <w:lvlJc w:val="left"/>
+      <w:pPr>
+        <w:tabs>
+          <w:tab w:val="num" w:pos="2160"/>
+        </w:tabs>
+        <w:ind w:left="2160" w:hanging="360"/>
+      </w:pPr>
+    </w:lvl>
+    <w:lvl w:ilvl="3" w:tentative="1">
+      <w:start w:val="1"/>
+      <w:numFmt w:val="decimal"/>
+      <w:lvlText w:val="%4."/>
+      <w:lvlJc w:val="left"/>
+      <w:pPr>
+        <w:tabs>
+          <w:tab w:val="num" w:pos="2880"/>
+        </w:tabs>
+        <w:ind w:left="2880" w:hanging="360"/>
+      </w:pPr>
+    </w:lvl>
+    <w:lvl w:ilvl="4" w:tentative="1">
+      <w:start w:val="1"/>
+      <w:numFmt w:val="decimal"/>
+      <w:lvlText w:val="%5."/>
+      <w:lvlJc w:val="left"/>
+      <w:pPr>
+        <w:tabs>
+          <w:tab w:val="num" w:pos="3600"/>
+        </w:tabs>
+        <w:ind w:left="3600" w:hanging="360"/>
+      </w:pPr>
+    </w:lvl>
+    <w:lvl w:ilvl="5" w:tentative="1">
+      <w:start w:val="1"/>
+      <w:numFmt w:val="decimal"/>
+      <w:lvlText w:val="%6."/>
+      <w:lvlJc w:val="left"/>
+      <w:pPr>
+        <w:tabs>
+          <w:tab w:val="num" w:pos="4320"/>
+        </w:tabs>
+        <w:ind w:left="4320" w:hanging="360"/>
+      </w:pPr>
+    </w:lvl>
+    <w:lvl w:ilvl="6" w:tentative="1">
+      <w:start w:val="1"/>
+      <w:numFmt w:val="decimal"/>
+      <w:lvlText w:val="%7."/>
+      <w:lvlJc w:val="left"/>
+      <w:pPr>
+        <w:tabs>
+          <w:tab w:val="num" w:pos="5040"/>
+        </w:tabs>
+        <w:ind w:left="5040" w:hanging="360"/>
+      </w:pPr>
+    </w:lvl>
+    <w:lvl w:ilvl="7" w:tentative="1">
+      <w:start w:val="1"/>
+      <w:numFmt w:val="decimal"/>
+      <w:lvlText w:val="%8."/>
+      <w:lvlJc w:val="left"/>
+      <w:pPr>
+        <w:tabs>
+          <w:tab w:val="num" w:pos="5760"/>
+        </w:tabs>
+        <w:ind w:left="5760" w:hanging="360"/>
+      </w:pPr>
+    </w:lvl>
+    <w:lvl w:ilvl="8" w:tentative="1">
+      <w:start w:val="1"/>
+      <w:numFmt w:val="decimal"/>
+      <w:lvlText w:val="%9."/>
+      <w:lvlJc w:val="left"/>
+      <w:pPr>
+        <w:tabs>
+          <w:tab w:val="num" w:pos="6480"/>
+        </w:tabs>
+        <w:ind w:left="6480" w:hanging="360"/>
+      </w:pPr>
+    </w:lvl>
+  </w:abstractNum>
+  <w:abstractNum w:abstractNumId="26" w15:restartNumberingAfterBreak="0">
+    <w:nsid w:val="5AB066BC"/>
+    <w:multiLevelType w:val="multilevel"/>
+    <w:tmpl w:val="2056EF3E"/>
+    <w:lvl w:ilvl="0">
+      <w:start w:val="1"/>
+      <w:numFmt w:val="bullet"/>
+      <w:lvlText w:val=""/>
+      <w:lvlJc w:val="left"/>
+      <w:pPr>
+        <w:tabs>
+          <w:tab w:val="num" w:pos="720"/>
+        </w:tabs>
+        <w:ind w:left="720" w:hanging="360"/>
+      </w:pPr>
+      <w:rPr>
+        <w:rFonts w:ascii="Symbol" w:hAnsi="Symbol" w:hint="default"/>
+        <w:sz w:val="20"/>
+      </w:rPr>
+    </w:lvl>
+    <w:lvl w:ilvl="1">
+      <w:start w:val="1"/>
+      <w:numFmt w:val="bullet"/>
+      <w:lvlText w:val="o"/>
+      <w:lvlJc w:val="left"/>
+      <w:pPr>
+        <w:tabs>
+          <w:tab w:val="num" w:pos="1440"/>
+        </w:tabs>
+        <w:ind w:left="1440" w:hanging="360"/>
+      </w:pPr>
+      <w:rPr>
+        <w:rFonts w:ascii="Courier New" w:hAnsi="Courier New" w:hint="default"/>
+        <w:sz w:val="20"/>
+      </w:rPr>
+    </w:lvl>
+    <w:lvl w:ilvl="2" w:tentative="1">
+      <w:start w:val="1"/>
+      <w:numFmt w:val="bullet"/>
+      <w:lvlText w:val=""/>
+      <w:lvlJc w:val="left"/>
+      <w:pPr>
+        <w:tabs>
+          <w:tab w:val="num" w:pos="2160"/>
+        </w:tabs>
+        <w:ind w:left="2160" w:hanging="360"/>
+      </w:pPr>
+      <w:rPr>
+        <w:rFonts w:ascii="Wingdings" w:hAnsi="Wingdings" w:hint="default"/>
+        <w:sz w:val="20"/>
+      </w:rPr>
+    </w:lvl>
+    <w:lvl w:ilvl="3" w:tentative="1">
+      <w:start w:val="1"/>
+      <w:numFmt w:val="bullet"/>
+      <w:lvlText w:val=""/>
+      <w:lvlJc w:val="left"/>
+      <w:pPr>
+        <w:tabs>
+          <w:tab w:val="num" w:pos="2880"/>
+        </w:tabs>
+        <w:ind w:left="2880" w:hanging="360"/>
+      </w:pPr>
+      <w:rPr>
+        <w:rFonts w:ascii="Wingdings" w:hAnsi="Wingdings" w:hint="default"/>
+        <w:sz w:val="20"/>
+      </w:rPr>
+    </w:lvl>
+    <w:lvl w:ilvl="4" w:tentative="1">
+      <w:start w:val="1"/>
+      <w:numFmt w:val="bullet"/>
+      <w:lvlText w:val=""/>
+      <w:lvlJc w:val="left"/>
+      <w:pPr>
+        <w:tabs>
+          <w:tab w:val="num" w:pos="3600"/>
+        </w:tabs>
+        <w:ind w:left="3600" w:hanging="360"/>
+      </w:pPr>
+      <w:rPr>
+        <w:rFonts w:ascii="Wingdings" w:hAnsi="Wingdings" w:hint="default"/>
+        <w:sz w:val="20"/>
+      </w:rPr>
+    </w:lvl>
+    <w:lvl w:ilvl="5" w:tentative="1">
+      <w:start w:val="1"/>
+      <w:numFmt w:val="bullet"/>
+      <w:lvlText w:val=""/>
+      <w:lvlJc w:val="left"/>
+      <w:pPr>
+        <w:tabs>
+          <w:tab w:val="num" w:pos="4320"/>
+        </w:tabs>
+        <w:ind w:left="4320" w:hanging="360"/>
+      </w:pPr>
+      <w:rPr>
+        <w:rFonts w:ascii="Wingdings" w:hAnsi="Wingdings" w:hint="default"/>
+        <w:sz w:val="20"/>
+      </w:rPr>
+    </w:lvl>
+    <w:lvl w:ilvl="6" w:tentative="1">
+      <w:start w:val="1"/>
+      <w:numFmt w:val="bullet"/>
+      <w:lvlText w:val=""/>
+      <w:lvlJc w:val="left"/>
+      <w:pPr>
+        <w:tabs>
+          <w:tab w:val="num" w:pos="5040"/>
+        </w:tabs>
+        <w:ind w:left="5040" w:hanging="360"/>
+      </w:pPr>
+      <w:rPr>
+        <w:rFonts w:ascii="Wingdings" w:hAnsi="Wingdings" w:hint="default"/>
+        <w:sz w:val="20"/>
+      </w:rPr>
+    </w:lvl>
+    <w:lvl w:ilvl="7" w:tentative="1">
+      <w:start w:val="1"/>
+      <w:numFmt w:val="bullet"/>
+      <w:lvlText w:val=""/>
+      <w:lvlJc w:val="left"/>
+      <w:pPr>
+        <w:tabs>
+          <w:tab w:val="num" w:pos="5760"/>
+        </w:tabs>
+        <w:ind w:left="5760" w:hanging="360"/>
+      </w:pPr>
+      <w:rPr>
+        <w:rFonts w:ascii="Wingdings" w:hAnsi="Wingdings" w:hint="default"/>
+        <w:sz w:val="20"/>
+      </w:rPr>
+    </w:lvl>
+    <w:lvl w:ilvl="8" w:tentative="1">
+      <w:start w:val="1"/>
+      <w:numFmt w:val="bullet"/>
+      <w:lvlText w:val=""/>
+      <w:lvlJc w:val="left"/>
+      <w:pPr>
+        <w:tabs>
+          <w:tab w:val="num" w:pos="6480"/>
+        </w:tabs>
+        <w:ind w:left="6480" w:hanging="360"/>
+      </w:pPr>
+      <w:rPr>
+        <w:rFonts w:ascii="Wingdings" w:hAnsi="Wingdings" w:hint="default"/>
+        <w:sz w:val="20"/>
+      </w:rPr>
+    </w:lvl>
+  </w:abstractNum>
+  <w:abstractNum w:abstractNumId="27" w15:restartNumberingAfterBreak="0">
+    <w:nsid w:val="65581B0C"/>
+    <w:multiLevelType w:val="multilevel"/>
+    <w:tmpl w:val="93884468"/>
+    <w:lvl w:ilvl="0">
+      <w:start w:val="1"/>
+      <w:numFmt w:val="bullet"/>
+      <w:lvlText w:val=""/>
+      <w:lvlJc w:val="left"/>
+      <w:pPr>
+        <w:tabs>
+          <w:tab w:val="num" w:pos="720"/>
+        </w:tabs>
+        <w:ind w:left="720" w:hanging="360"/>
+      </w:pPr>
+      <w:rPr>
+        <w:rFonts w:ascii="Symbol" w:hAnsi="Symbol" w:hint="default"/>
+        <w:sz w:val="20"/>
+      </w:rPr>
+    </w:lvl>
+    <w:lvl w:ilvl="1" w:tentative="1">
+      <w:start w:val="1"/>
+      <w:numFmt w:val="bullet"/>
+      <w:lvlText w:val="o"/>
+      <w:lvlJc w:val="left"/>
+      <w:pPr>
+        <w:tabs>
+          <w:tab w:val="num" w:pos="1440"/>
+        </w:tabs>
+        <w:ind w:left="1440" w:hanging="360"/>
+      </w:pPr>
+      <w:rPr>
+        <w:rFonts w:ascii="Courier New" w:hAnsi="Courier New" w:hint="default"/>
+        <w:sz w:val="20"/>
+      </w:rPr>
+    </w:lvl>
+    <w:lvl w:ilvl="2" w:tentative="1">
+      <w:start w:val="1"/>
+      <w:numFmt w:val="bullet"/>
+      <w:lvlText w:val=""/>
+      <w:lvlJc w:val="left"/>
+      <w:pPr>
+        <w:tabs>
+          <w:tab w:val="num" w:pos="2160"/>
+        </w:tabs>
+        <w:ind w:left="2160" w:hanging="360"/>
+      </w:pPr>
+      <w:rPr>
+        <w:rFonts w:ascii="Wingdings" w:hAnsi="Wingdings" w:hint="default"/>
+        <w:sz w:val="20"/>
+      </w:rPr>
+    </w:lvl>
+    <w:lvl w:ilvl="3" w:tentative="1">
+      <w:start w:val="1"/>
+      <w:numFmt w:val="bullet"/>
+      <w:lvlText w:val=""/>
+      <w:lvlJc w:val="left"/>
+      <w:pPr>
+        <w:tabs>
+          <w:tab w:val="num" w:pos="2880"/>
+        </w:tabs>
+        <w:ind w:left="2880" w:hanging="360"/>
+      </w:pPr>
+      <w:rPr>
+        <w:rFonts w:ascii="Wingdings" w:hAnsi="Wingdings" w:hint="default"/>
+        <w:sz w:val="20"/>
+      </w:rPr>
+    </w:lvl>
+    <w:lvl w:ilvl="4" w:tentative="1">
+      <w:start w:val="1"/>
+      <w:numFmt w:val="bullet"/>
+      <w:lvlText w:val=""/>
+      <w:lvlJc w:val="left"/>
+      <w:pPr>
+        <w:tabs>
+          <w:tab w:val="num" w:pos="3600"/>
+        </w:tabs>
+        <w:ind w:left="3600" w:hanging="360"/>
+      </w:pPr>
+      <w:rPr>
+        <w:rFonts w:ascii="Wingdings" w:hAnsi="Wingdings" w:hint="default"/>
+        <w:sz w:val="20"/>
+      </w:rPr>
+    </w:lvl>
+    <w:lvl w:ilvl="5" w:tentative="1">
+      <w:start w:val="1"/>
+      <w:numFmt w:val="bullet"/>
+      <w:lvlText w:val=""/>
+      <w:lvlJc w:val="left"/>
+      <w:pPr>
+        <w:tabs>
+          <w:tab w:val="num" w:pos="4320"/>
+        </w:tabs>
+        <w:ind w:left="4320" w:hanging="360"/>
+      </w:pPr>
+      <w:rPr>
+        <w:rFonts w:ascii="Wingdings" w:hAnsi="Wingdings" w:hint="default"/>
+        <w:sz w:val="20"/>
+      </w:rPr>
+    </w:lvl>
+    <w:lvl w:ilvl="6" w:tentative="1">
+      <w:start w:val="1"/>
+      <w:numFmt w:val="bullet"/>
+      <w:lvlText w:val=""/>
+      <w:lvlJc w:val="left"/>
+      <w:pPr>
+        <w:tabs>
+          <w:tab w:val="num" w:pos="5040"/>
+        </w:tabs>
+        <w:ind w:left="5040" w:hanging="360"/>
+      </w:pPr>
+      <w:rPr>
+        <w:rFonts w:ascii="Wingdings" w:hAnsi="Wingdings" w:hint="default"/>
+        <w:sz w:val="20"/>
+      </w:rPr>
+    </w:lvl>
+    <w:lvl w:ilvl="7" w:tentative="1">
+      <w:start w:val="1"/>
+      <w:numFmt w:val="bullet"/>
+      <w:lvlText w:val=""/>
+      <w:lvlJc w:val="left"/>
+      <w:pPr>
+        <w:tabs>
+          <w:tab w:val="num" w:pos="5760"/>
+        </w:tabs>
+        <w:ind w:left="5760" w:hanging="360"/>
+      </w:pPr>
+      <w:rPr>
+        <w:rFonts w:ascii="Wingdings" w:hAnsi="Wingdings" w:hint="default"/>
+        <w:sz w:val="20"/>
+      </w:rPr>
+    </w:lvl>
+    <w:lvl w:ilvl="8" w:tentative="1">
+      <w:start w:val="1"/>
+      <w:numFmt w:val="bullet"/>
+      <w:lvlText w:val=""/>
+      <w:lvlJc w:val="left"/>
+      <w:pPr>
+        <w:tabs>
+          <w:tab w:val="num" w:pos="6480"/>
+        </w:tabs>
+        <w:ind w:left="6480" w:hanging="360"/>
+      </w:pPr>
+      <w:rPr>
+        <w:rFonts w:ascii="Wingdings" w:hAnsi="Wingdings" w:hint="default"/>
+        <w:sz w:val="20"/>
+      </w:rPr>
+    </w:lvl>
+  </w:abstractNum>
+  <w:abstractNum w:abstractNumId="28" w15:restartNumberingAfterBreak="0">
     <w:nsid w:val="6B753EEB"/>
     <w:multiLevelType w:val="multilevel"/>
     <w:tmpl w:val="0D26CF60"/>
@@ -4657,7 +13668,7 @@
       </w:rPr>
     </w:lvl>
   </w:abstractNum>
-  <w:abstractNum w:abstractNumId="15" w15:restartNumberingAfterBreak="0">
+  <w:abstractNum w:abstractNumId="29" w15:restartNumberingAfterBreak="0">
     <w:nsid w:val="6ED112BC"/>
     <w:multiLevelType w:val="multilevel"/>
     <w:tmpl w:val="B5E22E66"/>
@@ -4806,7 +13817,7 @@
       </w:rPr>
     </w:lvl>
   </w:abstractNum>
-  <w:abstractNum w:abstractNumId="16" w15:restartNumberingAfterBreak="0">
+  <w:abstractNum w:abstractNumId="30" w15:restartNumberingAfterBreak="0">
     <w:nsid w:val="726A21AC"/>
     <w:multiLevelType w:val="multilevel"/>
     <w:tmpl w:val="D706BF30"/>
@@ -4955,7 +13966,156 @@
       </w:rPr>
     </w:lvl>
   </w:abstractNum>
-  <w:abstractNum w:abstractNumId="17" w15:restartNumberingAfterBreak="0">
+  <w:abstractNum w:abstractNumId="31" w15:restartNumberingAfterBreak="0">
+    <w:nsid w:val="7A381193"/>
+    <w:multiLevelType w:val="multilevel"/>
+    <w:tmpl w:val="DFE87420"/>
+    <w:lvl w:ilvl="0">
+      <w:start w:val="1"/>
+      <w:numFmt w:val="bullet"/>
+      <w:lvlText w:val=""/>
+      <w:lvlJc w:val="left"/>
+      <w:pPr>
+        <w:tabs>
+          <w:tab w:val="num" w:pos="720"/>
+        </w:tabs>
+        <w:ind w:left="720" w:hanging="360"/>
+      </w:pPr>
+      <w:rPr>
+        <w:rFonts w:ascii="Symbol" w:hAnsi="Symbol" w:hint="default"/>
+        <w:sz w:val="20"/>
+      </w:rPr>
+    </w:lvl>
+    <w:lvl w:ilvl="1" w:tentative="1">
+      <w:start w:val="1"/>
+      <w:numFmt w:val="bullet"/>
+      <w:lvlText w:val="o"/>
+      <w:lvlJc w:val="left"/>
+      <w:pPr>
+        <w:tabs>
+          <w:tab w:val="num" w:pos="1440"/>
+        </w:tabs>
+        <w:ind w:left="1440" w:hanging="360"/>
+      </w:pPr>
+      <w:rPr>
+        <w:rFonts w:ascii="Courier New" w:hAnsi="Courier New" w:hint="default"/>
+        <w:sz w:val="20"/>
+      </w:rPr>
+    </w:lvl>
+    <w:lvl w:ilvl="2" w:tentative="1">
+      <w:start w:val="1"/>
+      <w:numFmt w:val="bullet"/>
+      <w:lvlText w:val=""/>
+      <w:lvlJc w:val="left"/>
+      <w:pPr>
+        <w:tabs>
+          <w:tab w:val="num" w:pos="2160"/>
+        </w:tabs>
+        <w:ind w:left="2160" w:hanging="360"/>
+      </w:pPr>
+      <w:rPr>
+        <w:rFonts w:ascii="Wingdings" w:hAnsi="Wingdings" w:hint="default"/>
+        <w:sz w:val="20"/>
+      </w:rPr>
+    </w:lvl>
+    <w:lvl w:ilvl="3" w:tentative="1">
+      <w:start w:val="1"/>
+      <w:numFmt w:val="bullet"/>
+      <w:lvlText w:val=""/>
+      <w:lvlJc w:val="left"/>
+      <w:pPr>
+        <w:tabs>
+          <w:tab w:val="num" w:pos="2880"/>
+        </w:tabs>
+        <w:ind w:left="2880" w:hanging="360"/>
+      </w:pPr>
+      <w:rPr>
+        <w:rFonts w:ascii="Wingdings" w:hAnsi="Wingdings" w:hint="default"/>
+        <w:sz w:val="20"/>
+      </w:rPr>
+    </w:lvl>
+    <w:lvl w:ilvl="4" w:tentative="1">
+      <w:start w:val="1"/>
+      <w:numFmt w:val="bullet"/>
+      <w:lvlText w:val=""/>
+      <w:lvlJc w:val="left"/>
+      <w:pPr>
+        <w:tabs>
+          <w:tab w:val="num" w:pos="3600"/>
+        </w:tabs>
+        <w:ind w:left="3600" w:hanging="360"/>
+      </w:pPr>
+      <w:rPr>
+        <w:rFonts w:ascii="Wingdings" w:hAnsi="Wingdings" w:hint="default"/>
+        <w:sz w:val="20"/>
+      </w:rPr>
+    </w:lvl>
+    <w:lvl w:ilvl="5" w:tentative="1">
+      <w:start w:val="1"/>
+      <w:numFmt w:val="bullet"/>
+      <w:lvlText w:val=""/>
+      <w:lvlJc w:val="left"/>
+      <w:pPr>
+        <w:tabs>
+          <w:tab w:val="num" w:pos="4320"/>
+        </w:tabs>
+        <w:ind w:left="4320" w:hanging="360"/>
+      </w:pPr>
+      <w:rPr>
+        <w:rFonts w:ascii="Wingdings" w:hAnsi="Wingdings" w:hint="default"/>
+        <w:sz w:val="20"/>
+      </w:rPr>
+    </w:lvl>
+    <w:lvl w:ilvl="6" w:tentative="1">
+      <w:start w:val="1"/>
+      <w:numFmt w:val="bullet"/>
+      <w:lvlText w:val=""/>
+      <w:lvlJc w:val="left"/>
+      <w:pPr>
+        <w:tabs>
+          <w:tab w:val="num" w:pos="5040"/>
+        </w:tabs>
+        <w:ind w:left="5040" w:hanging="360"/>
+      </w:pPr>
+      <w:rPr>
+        <w:rFonts w:ascii="Wingdings" w:hAnsi="Wingdings" w:hint="default"/>
+        <w:sz w:val="20"/>
+      </w:rPr>
+    </w:lvl>
+    <w:lvl w:ilvl="7" w:tentative="1">
+      <w:start w:val="1"/>
+      <w:numFmt w:val="bullet"/>
+      <w:lvlText w:val=""/>
+      <w:lvlJc w:val="left"/>
+      <w:pPr>
+        <w:tabs>
+          <w:tab w:val="num" w:pos="5760"/>
+        </w:tabs>
+        <w:ind w:left="5760" w:hanging="360"/>
+      </w:pPr>
+      <w:rPr>
+        <w:rFonts w:ascii="Wingdings" w:hAnsi="Wingdings" w:hint="default"/>
+        <w:sz w:val="20"/>
+      </w:rPr>
+    </w:lvl>
+    <w:lvl w:ilvl="8" w:tentative="1">
+      <w:start w:val="1"/>
+      <w:numFmt w:val="bullet"/>
+      <w:lvlText w:val=""/>
+      <w:lvlJc w:val="left"/>
+      <w:pPr>
+        <w:tabs>
+          <w:tab w:val="num" w:pos="6480"/>
+        </w:tabs>
+        <w:ind w:left="6480" w:hanging="360"/>
+      </w:pPr>
+      <w:rPr>
+        <w:rFonts w:ascii="Wingdings" w:hAnsi="Wingdings" w:hint="default"/>
+        <w:sz w:val="20"/>
+      </w:rPr>
+    </w:lvl>
+  </w:abstractNum>
+  <w:abstractNum w:abstractNumId="32" w15:restartNumberingAfterBreak="0">
     <w:nsid w:val="7AFD173F"/>
     <w:multiLevelType w:val="multilevel"/>
     <w:tmpl w:val="DD3851BC"/>
@@ -5104,7 +14264,7 @@
       </w:rPr>
     </w:lvl>
   </w:abstractNum>
-  <w:abstractNum w:abstractNumId="18" w15:restartNumberingAfterBreak="0">
+  <w:abstractNum w:abstractNumId="33" w15:restartNumberingAfterBreak="0">
     <w:nsid w:val="7BE97B8A"/>
     <w:multiLevelType w:val="multilevel"/>
     <w:tmpl w:val="4AECCFF8"/>
@@ -5217,7 +14377,7 @@
       </w:pPr>
     </w:lvl>
   </w:abstractNum>
-  <w:abstractNum w:abstractNumId="19" w15:restartNumberingAfterBreak="0">
+  <w:abstractNum w:abstractNumId="34" w15:restartNumberingAfterBreak="0">
     <w:nsid w:val="7ED62B73"/>
     <w:multiLevelType w:val="multilevel"/>
     <w:tmpl w:val="1B501EEA"/>
@@ -5373,58 +14533,103 @@
     <w:abstractNumId w:val="2"/>
   </w:num>
   <w:num w:numId="3" w16cid:durableId="1309628506">
-    <w:abstractNumId w:val="4"/>
+    <w:abstractNumId w:val="9"/>
   </w:num>
   <w:num w:numId="4" w16cid:durableId="853766409">
-    <w:abstractNumId w:val="9"/>
+    <w:abstractNumId w:val="18"/>
   </w:num>
   <w:num w:numId="5" w16cid:durableId="473328819">
-    <w:abstractNumId w:val="10"/>
+    <w:abstractNumId w:val="19"/>
   </w:num>
   <w:num w:numId="6" w16cid:durableId="1129206032">
-    <w:abstractNumId w:val="15"/>
+    <w:abstractNumId w:val="29"/>
   </w:num>
   <w:num w:numId="7" w16cid:durableId="364522773">
-    <w:abstractNumId w:val="6"/>
+    <w:abstractNumId w:val="11"/>
   </w:num>
   <w:num w:numId="8" w16cid:durableId="1801535415">
-    <w:abstractNumId w:val="8"/>
+    <w:abstractNumId w:val="15"/>
   </w:num>
   <w:num w:numId="9" w16cid:durableId="1146816520">
     <w:abstractNumId w:val="1"/>
   </w:num>
   <w:num w:numId="10" w16cid:durableId="1514419304">
-    <w:abstractNumId w:val="11"/>
+    <w:abstractNumId w:val="20"/>
   </w:num>
   <w:num w:numId="11" w16cid:durableId="1591544488">
-    <w:abstractNumId w:val="7"/>
+    <w:abstractNumId w:val="14"/>
   </w:num>
   <w:num w:numId="12" w16cid:durableId="1566186313">
-    <w:abstractNumId w:val="5"/>
+    <w:abstractNumId w:val="10"/>
   </w:num>
   <w:num w:numId="13" w16cid:durableId="2086610809">
-    <w:abstractNumId w:val="18"/>
+    <w:abstractNumId w:val="33"/>
   </w:num>
   <w:num w:numId="14" w16cid:durableId="163935554">
-    <w:abstractNumId w:val="14"/>
+    <w:abstractNumId w:val="28"/>
   </w:num>
   <w:num w:numId="15" w16cid:durableId="414061238">
-    <w:abstractNumId w:val="17"/>
+    <w:abstractNumId w:val="32"/>
   </w:num>
   <w:num w:numId="16" w16cid:durableId="1960840381">
     <w:abstractNumId w:val="3"/>
   </w:num>
   <w:num w:numId="17" w16cid:durableId="387538595">
+    <w:abstractNumId w:val="30"/>
+  </w:num>
+  <w:num w:numId="18" w16cid:durableId="516192181">
+    <w:abstractNumId w:val="23"/>
+  </w:num>
+  <w:num w:numId="19" w16cid:durableId="954167919">
+    <w:abstractNumId w:val="34"/>
+  </w:num>
+  <w:num w:numId="20" w16cid:durableId="1422221817">
+    <w:abstractNumId w:val="22"/>
+  </w:num>
+  <w:num w:numId="21" w16cid:durableId="1899317894">
+    <w:abstractNumId w:val="24"/>
+  </w:num>
+  <w:num w:numId="22" w16cid:durableId="17584263">
     <w:abstractNumId w:val="16"/>
   </w:num>
-  <w:num w:numId="18" w16cid:durableId="516192181">
+  <w:num w:numId="23" w16cid:durableId="2048332986">
+    <w:abstractNumId w:val="4"/>
+  </w:num>
+  <w:num w:numId="24" w16cid:durableId="85463114">
+    <w:abstractNumId w:val="25"/>
+  </w:num>
+  <w:num w:numId="25" w16cid:durableId="446003846">
+    <w:abstractNumId w:val="12"/>
+  </w:num>
+  <w:num w:numId="26" w16cid:durableId="1543664585">
     <w:abstractNumId w:val="13"/>
   </w:num>
-  <w:num w:numId="19" w16cid:durableId="954167919">
-    <w:abstractNumId w:val="19"/>
+  <w:num w:numId="27" w16cid:durableId="1992633325">
+    <w:abstractNumId w:val="8"/>
   </w:num>
-  <w:num w:numId="20" w16cid:durableId="1422221817">
-    <w:abstractNumId w:val="12"/>
+  <w:num w:numId="28" w16cid:durableId="1786121698">
+    <w:abstractNumId w:val="27"/>
+  </w:num>
+  <w:num w:numId="29" w16cid:durableId="1385593292">
+    <w:abstractNumId w:val="17"/>
+  </w:num>
+  <w:num w:numId="30" w16cid:durableId="2014993672">
+    <w:abstractNumId w:val="21"/>
+  </w:num>
+  <w:num w:numId="31" w16cid:durableId="1739398058">
+    <w:abstractNumId w:val="26"/>
+  </w:num>
+  <w:num w:numId="32" w16cid:durableId="907348482">
+    <w:abstractNumId w:val="5"/>
+  </w:num>
+  <w:num w:numId="33" w16cid:durableId="1078136643">
+    <w:abstractNumId w:val="7"/>
+  </w:num>
+  <w:num w:numId="34" w16cid:durableId="1498765587">
+    <w:abstractNumId w:val="6"/>
+  </w:num>
+  <w:num w:numId="35" w16cid:durableId="741637278">
+    <w:abstractNumId w:val="31"/>
   </w:num>
 </w:numbering>
 </file>
@@ -6395,10 +15600,19 @@
     <w:autoRedefine/>
     <w:uiPriority w:val="39"/>
     <w:unhideWhenUsed/>
-    <w:rsid w:val="00107103"/>
+    <w:rsid w:val="001D435B"/>
     <w:pPr>
+      <w:tabs>
+        <w:tab w:val="right" w:pos="9345"/>
+      </w:tabs>
       <w:spacing w:after="100"/>
+      <w:jc w:val="center"/>
     </w:pPr>
+    <w:rPr>
+      <w:sz w:val="28"/>
+      <w:szCs w:val="28"/>
+      <w:lang w:val="ru-RU"/>
+    </w:rPr>
   </w:style>
   <w:style w:type="paragraph" w:styleId="21">
     <w:name w:val="toc 2"/>
@@ -6407,11 +15621,38 @@
     <w:autoRedefine/>
     <w:uiPriority w:val="39"/>
     <w:unhideWhenUsed/>
-    <w:rsid w:val="00107103"/>
+    <w:rsid w:val="00BD0B0A"/>
     <w:pPr>
+      <w:tabs>
+        <w:tab w:val="right" w:leader="dot" w:pos="9345"/>
+      </w:tabs>
       <w:spacing w:after="100"/>
       <w:ind w:left="240"/>
     </w:pPr>
+    <w:rPr>
+      <w:noProof/>
+    </w:rPr>
+  </w:style>
+  <w:style w:type="paragraph" w:styleId="31">
+    <w:name w:val="toc 3"/>
+    <w:basedOn w:val="a"/>
+    <w:next w:val="a"/>
+    <w:autoRedefine/>
+    <w:uiPriority w:val="39"/>
+    <w:unhideWhenUsed/>
+    <w:rsid w:val="00CF7372"/>
+    <w:pPr>
+      <w:spacing w:after="100" w:line="259" w:lineRule="auto"/>
+      <w:ind w:left="440"/>
+    </w:pPr>
+    <w:rPr>
+      <w:rFonts w:eastAsiaTheme="minorEastAsia" w:cs="Times New Roman"/>
+      <w:kern w:val="0"/>
+      <w:sz w:val="22"/>
+      <w:szCs w:val="22"/>
+      <w:lang w:eastAsia="ru-UA"/>
+      <w14:ligatures w14:val="none"/>
+    </w:rPr>
   </w:style>
 </w:styles>
 </file>
